--- a/data/level.docx
+++ b/data/level.docx
@@ -314,8 +314,6 @@
       <w:pPr>
         <w:pStyle w:val="Body"/>
         <w:rPr>
-          <w:b w:val="1"/>
-          <w:bCs w:val="1"/>
           <w:sz w:val="28"/>
           <w:szCs w:val="28"/>
         </w:rPr>
@@ -341,20 +339,15 @@
         </w:rPr>
         <w:t>Laptop</w:t>
       </w:r>
-    </w:p>
-    <w:p>
-      <w:pPr>
-        <w:pStyle w:val="Body"/>
-        <w:numPr>
-          <w:ilvl w:val="2"/>
-          <w:numId w:val="2"/>
-        </w:numPr>
-        <w:rPr>
-          <w:sz w:val="28"/>
-          <w:szCs w:val="28"/>
-          <w:lang w:val="sv-SE"/>
-        </w:rPr>
-      </w:pPr>
+      <w:r>
+        <w:rPr>
+          <w:sz w:val="28"/>
+          <w:szCs w:val="28"/>
+          <w:rtl w:val="0"/>
+          <w:lang w:val="en-US"/>
+        </w:rPr>
+        <w:t xml:space="preserve"> and </w:t>
+      </w:r>
       <w:r>
         <w:rPr>
           <w:sz w:val="28"/>
@@ -2535,7 +2528,7 @@
           <w:rtl w:val="0"/>
           <w:lang w:val="en-US"/>
         </w:rPr>
-        <w:t xml:space="preserve"> (MacBook, Windows, Surface), </w:t>
+        <w:t xml:space="preserve"> (MacBook, Windows, Surface) and </w:t>
       </w:r>
       <w:r>
         <w:rPr>
@@ -2835,6 +2828,806 @@
     <w:p>
       <w:pPr>
         <w:pStyle w:val="Body"/>
+        <w:rPr>
+          <w:sz w:val="28"/>
+          <w:szCs w:val="28"/>
+        </w:rPr>
+      </w:pPr>
+    </w:p>
+    <w:p>
+      <w:pPr>
+        <w:pStyle w:val="Body"/>
+        <w:numPr>
+          <w:ilvl w:val="2"/>
+          <w:numId w:val="4"/>
+        </w:numPr>
+        <w:rPr>
+          <w:sz w:val="28"/>
+          <w:szCs w:val="28"/>
+          <w:lang w:val="en-US"/>
+        </w:rPr>
+      </w:pPr>
+      <w:r>
+        <w:rPr>
+          <w:sz w:val="28"/>
+          <w:szCs w:val="28"/>
+          <w:rtl w:val="0"/>
+          <w:lang w:val="en-US"/>
+        </w:rPr>
+        <w:t xml:space="preserve">Printer </w:t>
+      </w:r>
+    </w:p>
+    <w:p>
+      <w:pPr>
+        <w:pStyle w:val="Body"/>
+        <w:numPr>
+          <w:ilvl w:val="3"/>
+          <w:numId w:val="4"/>
+        </w:numPr>
+        <w:rPr>
+          <w:sz w:val="28"/>
+          <w:szCs w:val="28"/>
+          <w:lang w:val="en-US"/>
+        </w:rPr>
+      </w:pPr>
+      <w:r>
+        <w:rPr>
+          <w:sz w:val="28"/>
+          <w:szCs w:val="28"/>
+          <w:rtl w:val="0"/>
+          <w:lang w:val="en-US"/>
+        </w:rPr>
+        <w:t>Type of Printer (Laserjet</w:t>
+      </w:r>
+      <w:r>
+        <w:rPr>
+          <w:sz w:val="28"/>
+          <w:szCs w:val="28"/>
+          <w:rtl w:val="0"/>
+          <w:lang w:val="en-US"/>
+        </w:rPr>
+        <w:t>…</w:t>
+      </w:r>
+      <w:r>
+        <w:rPr>
+          <w:sz w:val="28"/>
+          <w:szCs w:val="28"/>
+          <w:rtl w:val="0"/>
+          <w:lang w:val="en-US"/>
+        </w:rPr>
+        <w:t>..)</w:t>
+      </w:r>
+    </w:p>
+    <w:p>
+      <w:pPr>
+        <w:pStyle w:val="Body"/>
+        <w:numPr>
+          <w:ilvl w:val="4"/>
+          <w:numId w:val="4"/>
+        </w:numPr>
+        <w:rPr>
+          <w:sz w:val="28"/>
+          <w:szCs w:val="28"/>
+          <w:lang w:val="en-US"/>
+        </w:rPr>
+      </w:pPr>
+      <w:r>
+        <w:rPr>
+          <w:sz w:val="28"/>
+          <w:szCs w:val="28"/>
+          <w:rtl w:val="0"/>
+          <w:lang w:val="en-US"/>
+        </w:rPr>
+        <w:t>Setup / Configuration / Driver Issues</w:t>
+      </w:r>
+    </w:p>
+    <w:p>
+      <w:pPr>
+        <w:pStyle w:val="Body"/>
+        <w:numPr>
+          <w:ilvl w:val="4"/>
+          <w:numId w:val="4"/>
+        </w:numPr>
+        <w:rPr>
+          <w:sz w:val="28"/>
+          <w:szCs w:val="28"/>
+          <w:lang w:val="en-US"/>
+        </w:rPr>
+      </w:pPr>
+      <w:r>
+        <w:rPr>
+          <w:sz w:val="28"/>
+          <w:szCs w:val="28"/>
+          <w:rtl w:val="0"/>
+          <w:lang w:val="en-US"/>
+        </w:rPr>
+        <w:t>Print Quality / Alignment / Unable to Print</w:t>
+      </w:r>
+    </w:p>
+    <w:p>
+      <w:pPr>
+        <w:pStyle w:val="Body"/>
+        <w:numPr>
+          <w:ilvl w:val="4"/>
+          <w:numId w:val="4"/>
+        </w:numPr>
+        <w:rPr>
+          <w:sz w:val="28"/>
+          <w:szCs w:val="28"/>
+        </w:rPr>
+      </w:pPr>
+      <w:r>
+        <w:rPr>
+          <w:sz w:val="28"/>
+          <w:szCs w:val="28"/>
+          <w:rtl w:val="0"/>
+        </w:rPr>
+        <w:t>Paper Jam / Paper Handling</w:t>
+      </w:r>
+    </w:p>
+    <w:p>
+      <w:pPr>
+        <w:pStyle w:val="Body"/>
+        <w:numPr>
+          <w:ilvl w:val="4"/>
+          <w:numId w:val="4"/>
+        </w:numPr>
+        <w:rPr>
+          <w:sz w:val="28"/>
+          <w:szCs w:val="28"/>
+          <w:lang w:val="en-US"/>
+        </w:rPr>
+      </w:pPr>
+      <w:r>
+        <w:rPr>
+          <w:sz w:val="28"/>
+          <w:szCs w:val="28"/>
+          <w:rtl w:val="0"/>
+          <w:lang w:val="en-US"/>
+        </w:rPr>
+        <w:t>Network / Connectivity Issues</w:t>
+      </w:r>
+    </w:p>
+    <w:p>
+      <w:pPr>
+        <w:pStyle w:val="Body"/>
+        <w:numPr>
+          <w:ilvl w:val="4"/>
+          <w:numId w:val="4"/>
+        </w:numPr>
+        <w:rPr>
+          <w:sz w:val="28"/>
+          <w:szCs w:val="28"/>
+          <w:lang w:val="en-US"/>
+        </w:rPr>
+      </w:pPr>
+      <w:r>
+        <w:rPr>
+          <w:sz w:val="28"/>
+          <w:szCs w:val="28"/>
+          <w:rtl w:val="0"/>
+          <w:lang w:val="en-US"/>
+        </w:rPr>
+        <w:t>Hardware Failure (Internal Components)</w:t>
+      </w:r>
+    </w:p>
+    <w:p>
+      <w:pPr>
+        <w:pStyle w:val="Body"/>
+        <w:numPr>
+          <w:ilvl w:val="4"/>
+          <w:numId w:val="4"/>
+        </w:numPr>
+        <w:rPr>
+          <w:sz w:val="28"/>
+          <w:szCs w:val="28"/>
+          <w:lang w:val="en-US"/>
+        </w:rPr>
+      </w:pPr>
+      <w:r>
+        <w:rPr>
+          <w:sz w:val="28"/>
+          <w:szCs w:val="28"/>
+          <w:rtl w:val="0"/>
+          <w:lang w:val="en-US"/>
+        </w:rPr>
+        <w:t>Not Powering On / Printer Dead</w:t>
+      </w:r>
+    </w:p>
+    <w:p>
+      <w:pPr>
+        <w:pStyle w:val="Body"/>
+        <w:numPr>
+          <w:ilvl w:val="4"/>
+          <w:numId w:val="4"/>
+        </w:numPr>
+        <w:rPr>
+          <w:sz w:val="28"/>
+          <w:szCs w:val="28"/>
+          <w:lang w:val="en-US"/>
+        </w:rPr>
+      </w:pPr>
+      <w:r>
+        <w:rPr>
+          <w:sz w:val="28"/>
+          <w:szCs w:val="28"/>
+          <w:rtl w:val="0"/>
+          <w:lang w:val="en-US"/>
+        </w:rPr>
+        <w:t>Consumables (Toner / Ribbon / Drum / Cartridge)</w:t>
+      </w:r>
+    </w:p>
+    <w:p>
+      <w:pPr>
+        <w:pStyle w:val="Body"/>
+        <w:numPr>
+          <w:ilvl w:val="4"/>
+          <w:numId w:val="4"/>
+        </w:numPr>
+        <w:rPr>
+          <w:sz w:val="28"/>
+          <w:szCs w:val="28"/>
+          <w:lang w:val="en-US"/>
+        </w:rPr>
+      </w:pPr>
+      <w:r>
+        <w:rPr>
+          <w:sz w:val="28"/>
+          <w:szCs w:val="28"/>
+          <w:rtl w:val="0"/>
+          <w:lang w:val="en-US"/>
+        </w:rPr>
+        <w:t>Something else</w:t>
+      </w:r>
+    </w:p>
+    <w:p>
+      <w:pPr>
+        <w:pStyle w:val="Body"/>
+        <w:rPr>
+          <w:sz w:val="28"/>
+          <w:szCs w:val="28"/>
+        </w:rPr>
+      </w:pPr>
+    </w:p>
+    <w:p>
+      <w:pPr>
+        <w:pStyle w:val="Body"/>
+        <w:numPr>
+          <w:ilvl w:val="2"/>
+          <w:numId w:val="4"/>
+        </w:numPr>
+        <w:rPr>
+          <w:sz w:val="28"/>
+          <w:szCs w:val="28"/>
+          <w:lang w:val="en-US"/>
+        </w:rPr>
+      </w:pPr>
+      <w:r>
+        <w:rPr>
+          <w:sz w:val="28"/>
+          <w:szCs w:val="28"/>
+          <w:rtl w:val="0"/>
+          <w:lang w:val="en-US"/>
+        </w:rPr>
+        <w:t xml:space="preserve">Biometric Devices </w:t>
+      </w:r>
+    </w:p>
+    <w:p>
+      <w:pPr>
+        <w:pStyle w:val="Body"/>
+        <w:numPr>
+          <w:ilvl w:val="3"/>
+          <w:numId w:val="4"/>
+        </w:numPr>
+        <w:rPr>
+          <w:sz w:val="28"/>
+          <w:szCs w:val="28"/>
+          <w:lang w:val="en-US"/>
+        </w:rPr>
+      </w:pPr>
+      <w:r>
+        <w:rPr>
+          <w:sz w:val="28"/>
+          <w:szCs w:val="28"/>
+          <w:rtl w:val="0"/>
+          <w:lang w:val="en-US"/>
+        </w:rPr>
+        <w:t>Type of Biometric Devices(Biometric 2FA</w:t>
+      </w:r>
+      <w:r>
+        <w:rPr>
+          <w:sz w:val="28"/>
+          <w:szCs w:val="28"/>
+          <w:rtl w:val="0"/>
+          <w:lang w:val="en-US"/>
+        </w:rPr>
+        <w:t>…</w:t>
+      </w:r>
+      <w:r>
+        <w:rPr>
+          <w:sz w:val="28"/>
+          <w:szCs w:val="28"/>
+          <w:rtl w:val="0"/>
+          <w:lang w:val="en-US"/>
+        </w:rPr>
+        <w:t>.)</w:t>
+      </w:r>
+    </w:p>
+    <w:p>
+      <w:pPr>
+        <w:pStyle w:val="Body"/>
+        <w:numPr>
+          <w:ilvl w:val="4"/>
+          <w:numId w:val="4"/>
+        </w:numPr>
+        <w:rPr>
+          <w:sz w:val="28"/>
+          <w:szCs w:val="28"/>
+          <w:lang w:val="en-US"/>
+        </w:rPr>
+      </w:pPr>
+      <w:r>
+        <w:rPr>
+          <w:sz w:val="28"/>
+          <w:szCs w:val="28"/>
+          <w:rtl w:val="0"/>
+          <w:lang w:val="en-US"/>
+        </w:rPr>
+        <w:t>Login / Authentication Issues</w:t>
+      </w:r>
+    </w:p>
+    <w:p>
+      <w:pPr>
+        <w:pStyle w:val="Body"/>
+        <w:numPr>
+          <w:ilvl w:val="4"/>
+          <w:numId w:val="4"/>
+        </w:numPr>
+        <w:rPr>
+          <w:sz w:val="28"/>
+          <w:szCs w:val="28"/>
+          <w:lang w:val="en-US"/>
+        </w:rPr>
+      </w:pPr>
+      <w:r>
+        <w:rPr>
+          <w:sz w:val="28"/>
+          <w:szCs w:val="28"/>
+          <w:rtl w:val="0"/>
+          <w:lang w:val="en-US"/>
+        </w:rPr>
+        <w:t>URL / Access related Issues</w:t>
+      </w:r>
+    </w:p>
+    <w:p>
+      <w:pPr>
+        <w:pStyle w:val="Body"/>
+        <w:numPr>
+          <w:ilvl w:val="4"/>
+          <w:numId w:val="4"/>
+        </w:numPr>
+        <w:rPr>
+          <w:sz w:val="28"/>
+          <w:szCs w:val="28"/>
+          <w:lang w:val="en-US"/>
+        </w:rPr>
+      </w:pPr>
+      <w:r>
+        <w:rPr>
+          <w:sz w:val="28"/>
+          <w:szCs w:val="28"/>
+          <w:rtl w:val="0"/>
+          <w:lang w:val="en-US"/>
+        </w:rPr>
+        <w:t>Device not working</w:t>
+      </w:r>
+    </w:p>
+    <w:p>
+      <w:pPr>
+        <w:pStyle w:val="Body"/>
+        <w:numPr>
+          <w:ilvl w:val="4"/>
+          <w:numId w:val="4"/>
+        </w:numPr>
+        <w:rPr>
+          <w:sz w:val="28"/>
+          <w:szCs w:val="28"/>
+          <w:lang w:val="en-US"/>
+        </w:rPr>
+      </w:pPr>
+      <w:r>
+        <w:rPr>
+          <w:sz w:val="28"/>
+          <w:szCs w:val="28"/>
+          <w:rtl w:val="0"/>
+          <w:lang w:val="en-US"/>
+        </w:rPr>
+        <w:t>Configuration Issues</w:t>
+      </w:r>
+    </w:p>
+    <w:p>
+      <w:pPr>
+        <w:pStyle w:val="Body"/>
+        <w:numPr>
+          <w:ilvl w:val="4"/>
+          <w:numId w:val="4"/>
+        </w:numPr>
+        <w:rPr>
+          <w:sz w:val="28"/>
+          <w:szCs w:val="28"/>
+          <w:lang w:val="en-US"/>
+        </w:rPr>
+      </w:pPr>
+      <w:r>
+        <w:rPr>
+          <w:sz w:val="28"/>
+          <w:szCs w:val="28"/>
+          <w:rtl w:val="0"/>
+          <w:lang w:val="en-US"/>
+        </w:rPr>
+        <w:t>RD Service / Driver Issues</w:t>
+      </w:r>
+    </w:p>
+    <w:p>
+      <w:pPr>
+        <w:pStyle w:val="Body"/>
+        <w:numPr>
+          <w:ilvl w:val="4"/>
+          <w:numId w:val="4"/>
+        </w:numPr>
+        <w:rPr>
+          <w:sz w:val="28"/>
+          <w:szCs w:val="28"/>
+          <w:lang w:val="en-US"/>
+        </w:rPr>
+      </w:pPr>
+      <w:r>
+        <w:rPr>
+          <w:sz w:val="28"/>
+          <w:szCs w:val="28"/>
+          <w:rtl w:val="0"/>
+          <w:lang w:val="en-US"/>
+        </w:rPr>
+        <w:t>Something else</w:t>
+      </w:r>
+    </w:p>
+    <w:p>
+      <w:pPr>
+        <w:pStyle w:val="Body"/>
+        <w:rPr>
+          <w:sz w:val="28"/>
+          <w:szCs w:val="28"/>
+        </w:rPr>
+      </w:pPr>
+    </w:p>
+    <w:p>
+      <w:pPr>
+        <w:pStyle w:val="Body"/>
+        <w:numPr>
+          <w:ilvl w:val="2"/>
+          <w:numId w:val="4"/>
+        </w:numPr>
+        <w:rPr>
+          <w:sz w:val="28"/>
+          <w:szCs w:val="28"/>
+          <w:lang w:val="en-US"/>
+        </w:rPr>
+      </w:pPr>
+      <w:r>
+        <w:rPr>
+          <w:sz w:val="28"/>
+          <w:szCs w:val="28"/>
+          <w:rtl w:val="0"/>
+          <w:lang w:val="en-US"/>
+        </w:rPr>
+        <w:t xml:space="preserve">Scanning Devices </w:t>
+      </w:r>
+    </w:p>
+    <w:p>
+      <w:pPr>
+        <w:pStyle w:val="Body"/>
+        <w:numPr>
+          <w:ilvl w:val="3"/>
+          <w:numId w:val="4"/>
+        </w:numPr>
+        <w:rPr>
+          <w:sz w:val="28"/>
+          <w:szCs w:val="28"/>
+          <w:lang w:val="en-US"/>
+        </w:rPr>
+      </w:pPr>
+      <w:r>
+        <w:rPr>
+          <w:sz w:val="28"/>
+          <w:szCs w:val="28"/>
+          <w:rtl w:val="0"/>
+          <w:lang w:val="en-US"/>
+        </w:rPr>
+        <w:t>Type of Scanning Devices(Document Scanner</w:t>
+      </w:r>
+      <w:r>
+        <w:rPr>
+          <w:sz w:val="28"/>
+          <w:szCs w:val="28"/>
+          <w:rtl w:val="0"/>
+          <w:lang w:val="en-US"/>
+        </w:rPr>
+        <w:t>…</w:t>
+      </w:r>
+      <w:r>
+        <w:rPr>
+          <w:sz w:val="28"/>
+          <w:szCs w:val="28"/>
+          <w:rtl w:val="0"/>
+          <w:lang w:val="en-US"/>
+        </w:rPr>
+        <w:t>..)</w:t>
+      </w:r>
+    </w:p>
+    <w:p>
+      <w:pPr>
+        <w:pStyle w:val="Body"/>
+        <w:numPr>
+          <w:ilvl w:val="4"/>
+          <w:numId w:val="4"/>
+        </w:numPr>
+        <w:rPr>
+          <w:sz w:val="28"/>
+          <w:szCs w:val="28"/>
+          <w:lang w:val="en-US"/>
+        </w:rPr>
+      </w:pPr>
+      <w:r>
+        <w:rPr>
+          <w:sz w:val="28"/>
+          <w:szCs w:val="28"/>
+          <w:rtl w:val="0"/>
+          <w:lang w:val="en-US"/>
+        </w:rPr>
+        <w:t>Login / Authentication Issues</w:t>
+      </w:r>
+    </w:p>
+    <w:p>
+      <w:pPr>
+        <w:pStyle w:val="Body"/>
+        <w:numPr>
+          <w:ilvl w:val="4"/>
+          <w:numId w:val="4"/>
+        </w:numPr>
+        <w:rPr>
+          <w:sz w:val="28"/>
+          <w:szCs w:val="28"/>
+          <w:lang w:val="en-US"/>
+        </w:rPr>
+      </w:pPr>
+      <w:r>
+        <w:rPr>
+          <w:sz w:val="28"/>
+          <w:szCs w:val="28"/>
+          <w:rtl w:val="0"/>
+          <w:lang w:val="en-US"/>
+        </w:rPr>
+        <w:t>URL / Access related Issues</w:t>
+      </w:r>
+    </w:p>
+    <w:p>
+      <w:pPr>
+        <w:pStyle w:val="Body"/>
+        <w:numPr>
+          <w:ilvl w:val="4"/>
+          <w:numId w:val="4"/>
+        </w:numPr>
+        <w:rPr>
+          <w:sz w:val="28"/>
+          <w:szCs w:val="28"/>
+          <w:lang w:val="en-US"/>
+        </w:rPr>
+      </w:pPr>
+      <w:r>
+        <w:rPr>
+          <w:sz w:val="28"/>
+          <w:szCs w:val="28"/>
+          <w:rtl w:val="0"/>
+          <w:lang w:val="en-US"/>
+        </w:rPr>
+        <w:t>Device not working</w:t>
+      </w:r>
+    </w:p>
+    <w:p>
+      <w:pPr>
+        <w:pStyle w:val="Body"/>
+        <w:numPr>
+          <w:ilvl w:val="4"/>
+          <w:numId w:val="4"/>
+        </w:numPr>
+        <w:rPr>
+          <w:sz w:val="28"/>
+          <w:szCs w:val="28"/>
+          <w:lang w:val="en-US"/>
+        </w:rPr>
+      </w:pPr>
+      <w:r>
+        <w:rPr>
+          <w:sz w:val="28"/>
+          <w:szCs w:val="28"/>
+          <w:rtl w:val="0"/>
+          <w:lang w:val="en-US"/>
+        </w:rPr>
+        <w:t>Configuration Issues</w:t>
+      </w:r>
+    </w:p>
+    <w:p>
+      <w:pPr>
+        <w:pStyle w:val="Body"/>
+        <w:numPr>
+          <w:ilvl w:val="4"/>
+          <w:numId w:val="4"/>
+        </w:numPr>
+        <w:rPr>
+          <w:sz w:val="28"/>
+          <w:szCs w:val="28"/>
+          <w:lang w:val="en-US"/>
+        </w:rPr>
+      </w:pPr>
+      <w:r>
+        <w:rPr>
+          <w:sz w:val="28"/>
+          <w:szCs w:val="28"/>
+          <w:rtl w:val="0"/>
+          <w:lang w:val="en-US"/>
+        </w:rPr>
+        <w:t>RD Service / Driver Issues</w:t>
+      </w:r>
+    </w:p>
+    <w:p>
+      <w:pPr>
+        <w:pStyle w:val="Body"/>
+        <w:numPr>
+          <w:ilvl w:val="4"/>
+          <w:numId w:val="4"/>
+        </w:numPr>
+        <w:rPr>
+          <w:sz w:val="28"/>
+          <w:szCs w:val="28"/>
+          <w:lang w:val="en-US"/>
+        </w:rPr>
+      </w:pPr>
+      <w:r>
+        <w:rPr>
+          <w:sz w:val="28"/>
+          <w:szCs w:val="28"/>
+          <w:rtl w:val="0"/>
+          <w:lang w:val="en-US"/>
+        </w:rPr>
+        <w:t>Something else</w:t>
+      </w:r>
+    </w:p>
+    <w:p>
+      <w:pPr>
+        <w:pStyle w:val="Body"/>
+        <w:rPr>
+          <w:sz w:val="28"/>
+          <w:szCs w:val="28"/>
+        </w:rPr>
+      </w:pPr>
+    </w:p>
+    <w:p>
+      <w:pPr>
+        <w:pStyle w:val="Body"/>
+        <w:numPr>
+          <w:ilvl w:val="2"/>
+          <w:numId w:val="4"/>
+        </w:numPr>
+        <w:rPr>
+          <w:sz w:val="28"/>
+          <w:szCs w:val="28"/>
+          <w:lang w:val="en-US"/>
+        </w:rPr>
+      </w:pPr>
+      <w:r>
+        <w:rPr>
+          <w:sz w:val="28"/>
+          <w:szCs w:val="28"/>
+          <w:rtl w:val="0"/>
+          <w:lang w:val="en-US"/>
+        </w:rPr>
+        <w:t>Others</w:t>
+      </w:r>
+    </w:p>
+    <w:p>
+      <w:pPr>
+        <w:pStyle w:val="Body"/>
+        <w:numPr>
+          <w:ilvl w:val="3"/>
+          <w:numId w:val="4"/>
+        </w:numPr>
+        <w:rPr>
+          <w:sz w:val="28"/>
+          <w:szCs w:val="28"/>
+          <w:lang w:val="en-US"/>
+        </w:rPr>
+      </w:pPr>
+      <w:r>
+        <w:rPr>
+          <w:sz w:val="28"/>
+          <w:szCs w:val="28"/>
+          <w:rtl w:val="0"/>
+          <w:lang w:val="en-US"/>
+        </w:rPr>
+        <w:t>iPad/Mobile</w:t>
+      </w:r>
+    </w:p>
+    <w:p>
+      <w:pPr>
+        <w:pStyle w:val="Body"/>
+        <w:rPr>
+          <w:sz w:val="28"/>
+          <w:szCs w:val="28"/>
+        </w:rPr>
+      </w:pPr>
+    </w:p>
+    <w:p>
+      <w:pPr>
+        <w:pStyle w:val="Body"/>
+        <w:rPr>
+          <w:sz w:val="28"/>
+          <w:szCs w:val="28"/>
+        </w:rPr>
+      </w:pPr>
+    </w:p>
+    <w:p>
+      <w:pPr>
+        <w:pStyle w:val="Body"/>
+        <w:rPr>
+          <w:sz w:val="28"/>
+          <w:szCs w:val="28"/>
+        </w:rPr>
+      </w:pPr>
+    </w:p>
+    <w:p>
+      <w:pPr>
+        <w:pStyle w:val="Body"/>
+        <w:rPr>
+          <w:sz w:val="28"/>
+          <w:szCs w:val="28"/>
+        </w:rPr>
+      </w:pPr>
+    </w:p>
+    <w:p>
+      <w:pPr>
+        <w:pStyle w:val="Body"/>
+        <w:rPr>
+          <w:sz w:val="28"/>
+          <w:szCs w:val="28"/>
+        </w:rPr>
+      </w:pPr>
+    </w:p>
+    <w:p>
+      <w:pPr>
+        <w:pStyle w:val="Body"/>
+        <w:numPr>
+          <w:ilvl w:val="0"/>
+          <w:numId w:val="1"/>
+        </w:numPr>
+        <w:rPr>
+          <w:sz w:val="28"/>
+          <w:szCs w:val="28"/>
+          <w:lang w:val="en-US"/>
+        </w:rPr>
+      </w:pPr>
+      <w:r>
+        <w:rPr>
+          <w:sz w:val="28"/>
+          <w:szCs w:val="28"/>
+          <w:rtl w:val="0"/>
+          <w:lang w:val="en-US"/>
+        </w:rPr>
+        <w:t>Software &amp; Application</w:t>
+      </w:r>
+    </w:p>
+    <w:p>
+      <w:pPr>
+        <w:pStyle w:val="Body"/>
         <w:numPr>
           <w:ilvl w:val="1"/>
           <w:numId w:val="1"/>
@@ -2842,17 +3635,897 @@
         <w:rPr>
           <w:sz w:val="28"/>
           <w:szCs w:val="28"/>
-          <w:lang w:val="en-US"/>
-        </w:rPr>
-      </w:pPr>
-      <w:r>
-        <w:rPr>
-          <w:sz w:val="28"/>
-          <w:szCs w:val="28"/>
-          <w:rtl w:val="0"/>
-          <w:lang w:val="en-US"/>
-        </w:rPr>
-        <w:t>Printer, Scanner, Biometric Devices, Others</w:t>
+          <w:lang w:val="it-IT"/>
+        </w:rPr>
+      </w:pPr>
+      <w:r>
+        <w:rPr>
+          <w:sz w:val="28"/>
+          <w:szCs w:val="28"/>
+          <w:rtl w:val="0"/>
+          <w:lang w:val="it-IT"/>
+        </w:rPr>
+        <w:t>Microsoft/O</w:t>
+      </w:r>
+      <w:r>
+        <w:rPr>
+          <w:sz w:val="28"/>
+          <w:szCs w:val="28"/>
+          <w:rtl w:val="0"/>
+        </w:rPr>
+        <w:t>ﬃ</w:t>
+      </w:r>
+      <w:r>
+        <w:rPr>
+          <w:sz w:val="28"/>
+          <w:szCs w:val="28"/>
+          <w:rtl w:val="0"/>
+          <w:lang w:val="en-US"/>
+        </w:rPr>
+        <w:t>ce 365 Softwares</w:t>
+      </w:r>
+      <w:r>
+        <w:rPr>
+          <w:sz w:val="28"/>
+          <w:szCs w:val="28"/>
+          <w:rtl w:val="0"/>
+          <w:lang w:val="en-US"/>
+        </w:rPr>
+        <w:t xml:space="preserve"> (</w:t>
+      </w:r>
+      <w:r>
+        <w:rPr>
+          <w:sz w:val="28"/>
+          <w:szCs w:val="28"/>
+          <w:rtl w:val="0"/>
+          <w:lang w:val="it-IT"/>
+        </w:rPr>
+        <w:t>Microsoft Edge</w:t>
+      </w:r>
+      <w:r>
+        <w:rPr>
+          <w:sz w:val="28"/>
+          <w:szCs w:val="28"/>
+          <w:rtl w:val="0"/>
+          <w:lang w:val="en-US"/>
+        </w:rPr>
+        <w:t>…</w:t>
+      </w:r>
+      <w:r>
+        <w:rPr>
+          <w:sz w:val="28"/>
+          <w:szCs w:val="28"/>
+          <w:rtl w:val="0"/>
+          <w:lang w:val="en-US"/>
+        </w:rPr>
+        <w:t>.)</w:t>
+      </w:r>
+    </w:p>
+    <w:p>
+      <w:pPr>
+        <w:pStyle w:val="Body"/>
+        <w:numPr>
+          <w:ilvl w:val="3"/>
+          <w:numId w:val="1"/>
+        </w:numPr>
+        <w:rPr>
+          <w:sz w:val="28"/>
+          <w:szCs w:val="28"/>
+          <w:lang w:val="en-US"/>
+        </w:rPr>
+      </w:pPr>
+      <w:r>
+        <w:rPr>
+          <w:sz w:val="28"/>
+          <w:szCs w:val="28"/>
+          <w:rtl w:val="0"/>
+          <w:lang w:val="en-US"/>
+        </w:rPr>
+        <w:t>Application not working</w:t>
+      </w:r>
+    </w:p>
+    <w:p>
+      <w:pPr>
+        <w:pStyle w:val="Body"/>
+        <w:numPr>
+          <w:ilvl w:val="3"/>
+          <w:numId w:val="1"/>
+        </w:numPr>
+        <w:rPr>
+          <w:sz w:val="28"/>
+          <w:szCs w:val="28"/>
+          <w:lang w:val="it-IT"/>
+        </w:rPr>
+      </w:pPr>
+      <w:r>
+        <w:rPr>
+          <w:sz w:val="28"/>
+          <w:szCs w:val="28"/>
+          <w:rtl w:val="0"/>
+          <w:lang w:val="it-IT"/>
+        </w:rPr>
+        <w:t>Login / Access</w:t>
+      </w:r>
+    </w:p>
+    <w:p>
+      <w:pPr>
+        <w:pStyle w:val="Body"/>
+        <w:numPr>
+          <w:ilvl w:val="3"/>
+          <w:numId w:val="1"/>
+        </w:numPr>
+        <w:rPr>
+          <w:sz w:val="28"/>
+          <w:szCs w:val="28"/>
+          <w:lang w:val="en-US"/>
+        </w:rPr>
+      </w:pPr>
+      <w:r>
+        <w:rPr>
+          <w:sz w:val="28"/>
+          <w:szCs w:val="28"/>
+          <w:rtl w:val="0"/>
+          <w:lang w:val="en-US"/>
+        </w:rPr>
+        <w:t>Functionality / Performance</w:t>
+      </w:r>
+    </w:p>
+    <w:p>
+      <w:pPr>
+        <w:pStyle w:val="Body"/>
+        <w:numPr>
+          <w:ilvl w:val="3"/>
+          <w:numId w:val="1"/>
+        </w:numPr>
+        <w:rPr>
+          <w:sz w:val="28"/>
+          <w:szCs w:val="28"/>
+          <w:lang w:val="en-US"/>
+        </w:rPr>
+      </w:pPr>
+      <w:r>
+        <w:rPr>
+          <w:sz w:val="28"/>
+          <w:szCs w:val="28"/>
+          <w:rtl w:val="0"/>
+          <w:lang w:val="en-US"/>
+        </w:rPr>
+        <w:t>Configuration / Setup / Installation</w:t>
+      </w:r>
+    </w:p>
+    <w:p>
+      <w:pPr>
+        <w:pStyle w:val="Body"/>
+        <w:numPr>
+          <w:ilvl w:val="3"/>
+          <w:numId w:val="1"/>
+        </w:numPr>
+        <w:rPr>
+          <w:sz w:val="28"/>
+          <w:szCs w:val="28"/>
+          <w:lang w:val="en-US"/>
+        </w:rPr>
+      </w:pPr>
+      <w:r>
+        <w:rPr>
+          <w:sz w:val="28"/>
+          <w:szCs w:val="28"/>
+          <w:rtl w:val="0"/>
+          <w:lang w:val="en-US"/>
+        </w:rPr>
+        <w:t>Connection / Network</w:t>
+      </w:r>
+    </w:p>
+    <w:p>
+      <w:pPr>
+        <w:pStyle w:val="Body"/>
+        <w:numPr>
+          <w:ilvl w:val="3"/>
+          <w:numId w:val="1"/>
+        </w:numPr>
+        <w:rPr>
+          <w:sz w:val="28"/>
+          <w:szCs w:val="28"/>
+          <w:lang w:val="en-US"/>
+        </w:rPr>
+      </w:pPr>
+      <w:r>
+        <w:rPr>
+          <w:sz w:val="28"/>
+          <w:szCs w:val="28"/>
+          <w:rtl w:val="0"/>
+          <w:lang w:val="en-US"/>
+        </w:rPr>
+        <w:t>Something else</w:t>
+      </w:r>
+    </w:p>
+    <w:p>
+      <w:pPr>
+        <w:pStyle w:val="Body"/>
+        <w:numPr>
+          <w:ilvl w:val="3"/>
+          <w:numId w:val="1"/>
+        </w:numPr>
+        <w:rPr>
+          <w:sz w:val="28"/>
+          <w:szCs w:val="28"/>
+          <w:lang w:val="de-DE"/>
+        </w:rPr>
+      </w:pPr>
+      <w:r>
+        <w:rPr>
+          <w:sz w:val="28"/>
+          <w:szCs w:val="28"/>
+          <w:rtl w:val="0"/>
+          <w:lang w:val="de-DE"/>
+        </w:rPr>
+        <w:t>Cache / Browser</w:t>
+      </w:r>
+    </w:p>
+    <w:p>
+      <w:pPr>
+        <w:pStyle w:val="Body"/>
+        <w:numPr>
+          <w:ilvl w:val="3"/>
+          <w:numId w:val="1"/>
+        </w:numPr>
+        <w:rPr>
+          <w:sz w:val="28"/>
+          <w:szCs w:val="28"/>
+        </w:rPr>
+      </w:pPr>
+      <w:r>
+        <w:rPr>
+          <w:sz w:val="28"/>
+          <w:szCs w:val="28"/>
+          <w:rtl w:val="0"/>
+        </w:rPr>
+        <w:t>Audio / Video</w:t>
+      </w:r>
+    </w:p>
+    <w:p>
+      <w:pPr>
+        <w:pStyle w:val="Body"/>
+        <w:numPr>
+          <w:ilvl w:val="3"/>
+          <w:numId w:val="1"/>
+        </w:numPr>
+        <w:rPr>
+          <w:sz w:val="28"/>
+          <w:szCs w:val="28"/>
+          <w:lang w:val="en-US"/>
+        </w:rPr>
+      </w:pPr>
+      <w:r>
+        <w:rPr>
+          <w:sz w:val="28"/>
+          <w:szCs w:val="28"/>
+          <w:rtl w:val="0"/>
+          <w:lang w:val="en-US"/>
+        </w:rPr>
+        <w:t>Email / Mailbox</w:t>
+      </w:r>
+    </w:p>
+    <w:p>
+      <w:pPr>
+        <w:pStyle w:val="Body"/>
+        <w:numPr>
+          <w:ilvl w:val="3"/>
+          <w:numId w:val="1"/>
+        </w:numPr>
+        <w:rPr>
+          <w:sz w:val="28"/>
+          <w:szCs w:val="28"/>
+          <w:lang w:val="it-IT"/>
+        </w:rPr>
+      </w:pPr>
+      <w:r>
+        <w:rPr>
+          <w:sz w:val="28"/>
+          <w:szCs w:val="28"/>
+          <w:rtl w:val="0"/>
+          <w:lang w:val="it-IT"/>
+        </w:rPr>
+        <w:t>Archive / Storage</w:t>
+      </w:r>
+    </w:p>
+    <w:p>
+      <w:pPr>
+        <w:pStyle w:val="Body"/>
+        <w:numPr>
+          <w:ilvl w:val="3"/>
+          <w:numId w:val="1"/>
+        </w:numPr>
+        <w:rPr>
+          <w:sz w:val="28"/>
+          <w:szCs w:val="28"/>
+          <w:lang w:val="en-US"/>
+        </w:rPr>
+      </w:pPr>
+      <w:r>
+        <w:rPr>
+          <w:sz w:val="28"/>
+          <w:szCs w:val="28"/>
+          <w:rtl w:val="0"/>
+          <w:lang w:val="en-US"/>
+        </w:rPr>
+        <w:t>Storage / Sync</w:t>
+      </w:r>
+    </w:p>
+    <w:p>
+      <w:pPr>
+        <w:pStyle w:val="Body"/>
+        <w:numPr>
+          <w:ilvl w:val="3"/>
+          <w:numId w:val="1"/>
+        </w:numPr>
+        <w:rPr>
+          <w:sz w:val="28"/>
+          <w:szCs w:val="28"/>
+          <w:lang w:val="en-US"/>
+        </w:rPr>
+      </w:pPr>
+      <w:r>
+        <w:rPr>
+          <w:sz w:val="28"/>
+          <w:szCs w:val="28"/>
+          <w:rtl w:val="0"/>
+          <w:lang w:val="en-US"/>
+        </w:rPr>
+        <w:t>File Upload / Download</w:t>
+      </w:r>
+    </w:p>
+    <w:p>
+      <w:pPr>
+        <w:pStyle w:val="Body"/>
+        <w:numPr>
+          <w:ilvl w:val="3"/>
+          <w:numId w:val="1"/>
+        </w:numPr>
+        <w:rPr>
+          <w:sz w:val="28"/>
+          <w:szCs w:val="28"/>
+        </w:rPr>
+      </w:pPr>
+      <w:r>
+        <w:rPr>
+          <w:sz w:val="28"/>
+          <w:szCs w:val="28"/>
+          <w:rtl w:val="0"/>
+        </w:rPr>
+        <w:t>SMS / OTP</w:t>
+      </w:r>
+    </w:p>
+    <w:p>
+      <w:pPr>
+        <w:pStyle w:val="Body"/>
+        <w:numPr>
+          <w:ilvl w:val="3"/>
+          <w:numId w:val="1"/>
+        </w:numPr>
+        <w:rPr>
+          <w:sz w:val="28"/>
+          <w:szCs w:val="28"/>
+          <w:lang w:val="en-US"/>
+        </w:rPr>
+      </w:pPr>
+      <w:r>
+        <w:rPr>
+          <w:sz w:val="28"/>
+          <w:szCs w:val="28"/>
+          <w:rtl w:val="0"/>
+          <w:lang w:val="en-US"/>
+        </w:rPr>
+        <w:t>License Requests</w:t>
+      </w:r>
+    </w:p>
+    <w:p>
+      <w:pPr>
+        <w:pStyle w:val="Body"/>
+        <w:rPr>
+          <w:sz w:val="28"/>
+          <w:szCs w:val="28"/>
+        </w:rPr>
+      </w:pPr>
+    </w:p>
+    <w:p>
+      <w:pPr>
+        <w:pStyle w:val="Body"/>
+        <w:numPr>
+          <w:ilvl w:val="1"/>
+          <w:numId w:val="1"/>
+        </w:numPr>
+        <w:rPr>
+          <w:sz w:val="28"/>
+          <w:szCs w:val="28"/>
+          <w:lang w:val="en-US"/>
+        </w:rPr>
+      </w:pPr>
+      <w:r>
+        <w:rPr>
+          <w:sz w:val="28"/>
+          <w:szCs w:val="28"/>
+          <w:rtl w:val="0"/>
+          <w:lang w:val="en-US"/>
+        </w:rPr>
+        <w:t>Business Web Applications</w:t>
+      </w:r>
+      <w:r>
+        <w:rPr>
+          <w:sz w:val="28"/>
+          <w:szCs w:val="28"/>
+          <w:rtl w:val="0"/>
+          <w:lang w:val="en-US"/>
+        </w:rPr>
+        <w:t xml:space="preserve"> (</w:t>
+      </w:r>
+      <w:r>
+        <w:rPr>
+          <w:sz w:val="28"/>
+          <w:szCs w:val="28"/>
+          <w:rtl w:val="0"/>
+        </w:rPr>
+        <w:t>PLS - Retail Loan Origination</w:t>
+      </w:r>
+      <w:r>
+        <w:rPr>
+          <w:sz w:val="28"/>
+          <w:szCs w:val="28"/>
+          <w:rtl w:val="0"/>
+          <w:lang w:val="en-US"/>
+        </w:rPr>
+        <w:t>…</w:t>
+      </w:r>
+      <w:r>
+        <w:rPr>
+          <w:sz w:val="28"/>
+          <w:szCs w:val="28"/>
+          <w:rtl w:val="0"/>
+          <w:lang w:val="en-US"/>
+        </w:rPr>
+        <w:t>)</w:t>
+      </w:r>
+    </w:p>
+    <w:p>
+      <w:pPr>
+        <w:pStyle w:val="Body"/>
+        <w:numPr>
+          <w:ilvl w:val="3"/>
+          <w:numId w:val="1"/>
+        </w:numPr>
+        <w:rPr>
+          <w:sz w:val="28"/>
+          <w:szCs w:val="28"/>
+          <w:lang w:val="it-IT"/>
+        </w:rPr>
+      </w:pPr>
+      <w:r>
+        <w:rPr>
+          <w:sz w:val="28"/>
+          <w:szCs w:val="28"/>
+          <w:rtl w:val="0"/>
+          <w:lang w:val="it-IT"/>
+        </w:rPr>
+        <w:t>Login /Access</w:t>
+      </w:r>
+    </w:p>
+    <w:p>
+      <w:pPr>
+        <w:pStyle w:val="Body"/>
+        <w:numPr>
+          <w:ilvl w:val="3"/>
+          <w:numId w:val="1"/>
+        </w:numPr>
+        <w:rPr>
+          <w:sz w:val="28"/>
+          <w:szCs w:val="28"/>
+          <w:lang w:val="en-US"/>
+        </w:rPr>
+      </w:pPr>
+      <w:r>
+        <w:rPr>
+          <w:sz w:val="28"/>
+          <w:szCs w:val="28"/>
+          <w:rtl w:val="0"/>
+          <w:lang w:val="en-US"/>
+        </w:rPr>
+        <w:t>Application</w:t>
+      </w:r>
+      <w:r>
+        <w:rPr>
+          <w:sz w:val="28"/>
+          <w:szCs w:val="28"/>
+          <w:rtl w:val="0"/>
+          <w:lang w:val="en-US"/>
+        </w:rPr>
+        <w:t xml:space="preserve"> </w:t>
+      </w:r>
+      <w:r>
+        <w:rPr>
+          <w:sz w:val="28"/>
+          <w:szCs w:val="28"/>
+          <w:rtl w:val="0"/>
+          <w:lang w:val="en-US"/>
+        </w:rPr>
+        <w:t>not</w:t>
+      </w:r>
+      <w:r>
+        <w:rPr>
+          <w:sz w:val="28"/>
+          <w:szCs w:val="28"/>
+          <w:rtl w:val="0"/>
+          <w:lang w:val="en-US"/>
+        </w:rPr>
+        <w:t xml:space="preserve"> </w:t>
+      </w:r>
+      <w:r>
+        <w:rPr>
+          <w:sz w:val="28"/>
+          <w:szCs w:val="28"/>
+          <w:rtl w:val="0"/>
+          <w:lang w:val="en-US"/>
+        </w:rPr>
+        <w:t>working</w:t>
+      </w:r>
+    </w:p>
+    <w:p>
+      <w:pPr>
+        <w:pStyle w:val="Body"/>
+        <w:numPr>
+          <w:ilvl w:val="3"/>
+          <w:numId w:val="1"/>
+        </w:numPr>
+        <w:rPr>
+          <w:sz w:val="28"/>
+          <w:szCs w:val="28"/>
+          <w:lang w:val="en-US"/>
+        </w:rPr>
+      </w:pPr>
+      <w:r>
+        <w:rPr>
+          <w:sz w:val="28"/>
+          <w:szCs w:val="28"/>
+          <w:rtl w:val="0"/>
+          <w:lang w:val="en-US"/>
+        </w:rPr>
+        <w:t>Functionality/Performance</w:t>
+      </w:r>
+    </w:p>
+    <w:p>
+      <w:pPr>
+        <w:pStyle w:val="Body"/>
+        <w:numPr>
+          <w:ilvl w:val="3"/>
+          <w:numId w:val="1"/>
+        </w:numPr>
+        <w:rPr>
+          <w:sz w:val="28"/>
+          <w:szCs w:val="28"/>
+          <w:lang w:val="en-US"/>
+        </w:rPr>
+      </w:pPr>
+      <w:r>
+        <w:rPr>
+          <w:sz w:val="28"/>
+          <w:szCs w:val="28"/>
+          <w:rtl w:val="0"/>
+          <w:lang w:val="en-US"/>
+        </w:rPr>
+        <w:t>Something else</w:t>
+      </w:r>
+    </w:p>
+    <w:p>
+      <w:pPr>
+        <w:pStyle w:val="Body"/>
+        <w:rPr>
+          <w:sz w:val="28"/>
+          <w:szCs w:val="28"/>
+        </w:rPr>
+      </w:pPr>
+    </w:p>
+    <w:p>
+      <w:pPr>
+        <w:pStyle w:val="Body"/>
+        <w:rPr>
+          <w:sz w:val="28"/>
+          <w:szCs w:val="28"/>
+        </w:rPr>
+      </w:pPr>
+    </w:p>
+    <w:p>
+      <w:pPr>
+        <w:pStyle w:val="Body"/>
+        <w:numPr>
+          <w:ilvl w:val="1"/>
+          <w:numId w:val="1"/>
+        </w:numPr>
+        <w:rPr>
+          <w:sz w:val="28"/>
+          <w:szCs w:val="28"/>
+          <w:lang w:val="en-US"/>
+        </w:rPr>
+      </w:pPr>
+      <w:r>
+        <w:rPr>
+          <w:sz w:val="28"/>
+          <w:szCs w:val="28"/>
+          <w:rtl w:val="0"/>
+          <w:lang w:val="en-US"/>
+        </w:rPr>
+        <w:t>Other Software (</w:t>
+      </w:r>
+      <w:r>
+        <w:rPr>
+          <w:sz w:val="28"/>
+          <w:szCs w:val="28"/>
+          <w:rtl w:val="0"/>
+        </w:rPr>
+        <w:t>ZScaler</w:t>
+      </w:r>
+      <w:r>
+        <w:rPr>
+          <w:sz w:val="28"/>
+          <w:szCs w:val="28"/>
+          <w:rtl w:val="0"/>
+          <w:lang w:val="en-US"/>
+        </w:rPr>
+        <w:t>…</w:t>
+      </w:r>
+      <w:r>
+        <w:rPr>
+          <w:sz w:val="28"/>
+          <w:szCs w:val="28"/>
+          <w:rtl w:val="0"/>
+          <w:lang w:val="en-US"/>
+        </w:rPr>
+        <w:t>)</w:t>
+      </w:r>
+    </w:p>
+    <w:p>
+      <w:pPr>
+        <w:pStyle w:val="Body"/>
+        <w:numPr>
+          <w:ilvl w:val="3"/>
+          <w:numId w:val="1"/>
+        </w:numPr>
+        <w:rPr>
+          <w:sz w:val="28"/>
+          <w:szCs w:val="28"/>
+          <w:lang w:val="it-IT"/>
+        </w:rPr>
+      </w:pPr>
+      <w:r>
+        <w:rPr>
+          <w:sz w:val="28"/>
+          <w:szCs w:val="28"/>
+          <w:rtl w:val="0"/>
+          <w:lang w:val="it-IT"/>
+        </w:rPr>
+        <w:t>Login /Access</w:t>
+      </w:r>
+    </w:p>
+    <w:p>
+      <w:pPr>
+        <w:pStyle w:val="Body"/>
+        <w:numPr>
+          <w:ilvl w:val="3"/>
+          <w:numId w:val="1"/>
+        </w:numPr>
+        <w:rPr>
+          <w:sz w:val="28"/>
+          <w:szCs w:val="28"/>
+          <w:lang w:val="en-US"/>
+        </w:rPr>
+      </w:pPr>
+      <w:r>
+        <w:rPr>
+          <w:sz w:val="28"/>
+          <w:szCs w:val="28"/>
+          <w:rtl w:val="0"/>
+          <w:lang w:val="en-US"/>
+        </w:rPr>
+        <w:t>Application</w:t>
+      </w:r>
+      <w:r>
+        <w:rPr>
+          <w:sz w:val="28"/>
+          <w:szCs w:val="28"/>
+          <w:rtl w:val="0"/>
+          <w:lang w:val="en-US"/>
+        </w:rPr>
+        <w:t xml:space="preserve"> </w:t>
+      </w:r>
+      <w:r>
+        <w:rPr>
+          <w:sz w:val="28"/>
+          <w:szCs w:val="28"/>
+          <w:rtl w:val="0"/>
+          <w:lang w:val="en-US"/>
+        </w:rPr>
+        <w:t>not</w:t>
+      </w:r>
+      <w:r>
+        <w:rPr>
+          <w:sz w:val="28"/>
+          <w:szCs w:val="28"/>
+          <w:rtl w:val="0"/>
+          <w:lang w:val="en-US"/>
+        </w:rPr>
+        <w:t xml:space="preserve"> </w:t>
+      </w:r>
+      <w:r>
+        <w:rPr>
+          <w:sz w:val="28"/>
+          <w:szCs w:val="28"/>
+          <w:rtl w:val="0"/>
+          <w:lang w:val="en-US"/>
+        </w:rPr>
+        <w:t>working</w:t>
+      </w:r>
+    </w:p>
+    <w:p>
+      <w:pPr>
+        <w:pStyle w:val="Body"/>
+        <w:numPr>
+          <w:ilvl w:val="3"/>
+          <w:numId w:val="1"/>
+        </w:numPr>
+        <w:rPr>
+          <w:sz w:val="28"/>
+          <w:szCs w:val="28"/>
+          <w:lang w:val="en-US"/>
+        </w:rPr>
+      </w:pPr>
+      <w:r>
+        <w:rPr>
+          <w:sz w:val="28"/>
+          <w:szCs w:val="28"/>
+          <w:rtl w:val="0"/>
+          <w:lang w:val="en-US"/>
+        </w:rPr>
+        <w:t>Functionality/Performance</w:t>
+      </w:r>
+    </w:p>
+    <w:p>
+      <w:pPr>
+        <w:pStyle w:val="Body"/>
+        <w:numPr>
+          <w:ilvl w:val="3"/>
+          <w:numId w:val="1"/>
+        </w:numPr>
+        <w:rPr>
+          <w:sz w:val="28"/>
+          <w:szCs w:val="28"/>
+          <w:lang w:val="en-US"/>
+        </w:rPr>
+      </w:pPr>
+      <w:r>
+        <w:rPr>
+          <w:sz w:val="28"/>
+          <w:szCs w:val="28"/>
+          <w:rtl w:val="0"/>
+          <w:lang w:val="en-US"/>
+        </w:rPr>
+        <w:t>Setup /Installation</w:t>
+      </w:r>
+    </w:p>
+    <w:p>
+      <w:pPr>
+        <w:pStyle w:val="Body"/>
+        <w:numPr>
+          <w:ilvl w:val="3"/>
+          <w:numId w:val="1"/>
+        </w:numPr>
+        <w:rPr>
+          <w:sz w:val="28"/>
+          <w:szCs w:val="28"/>
+          <w:lang w:val="en-US"/>
+        </w:rPr>
+      </w:pPr>
+      <w:r>
+        <w:rPr>
+          <w:sz w:val="28"/>
+          <w:szCs w:val="28"/>
+          <w:rtl w:val="0"/>
+          <w:lang w:val="en-US"/>
+        </w:rPr>
+        <w:t>Connection/ Network</w:t>
+      </w:r>
+    </w:p>
+    <w:p>
+      <w:pPr>
+        <w:pStyle w:val="Body"/>
+        <w:numPr>
+          <w:ilvl w:val="3"/>
+          <w:numId w:val="1"/>
+        </w:numPr>
+        <w:rPr>
+          <w:sz w:val="28"/>
+          <w:szCs w:val="28"/>
+          <w:lang w:val="en-US"/>
+        </w:rPr>
+      </w:pPr>
+      <w:r>
+        <w:rPr>
+          <w:sz w:val="28"/>
+          <w:szCs w:val="28"/>
+          <w:rtl w:val="0"/>
+          <w:lang w:val="en-US"/>
+        </w:rPr>
+        <w:t>Something else</w:t>
+      </w:r>
+    </w:p>
+    <w:p>
+      <w:pPr>
+        <w:pStyle w:val="Body"/>
+        <w:rPr>
+          <w:sz w:val="28"/>
+          <w:szCs w:val="28"/>
+        </w:rPr>
+      </w:pPr>
+    </w:p>
+    <w:p>
+      <w:pPr>
+        <w:pStyle w:val="Body"/>
+        <w:rPr>
+          <w:sz w:val="28"/>
+          <w:szCs w:val="28"/>
+        </w:rPr>
+      </w:pPr>
+    </w:p>
+    <w:p>
+      <w:pPr>
+        <w:pStyle w:val="Body"/>
+        <w:numPr>
+          <w:ilvl w:val="0"/>
+          <w:numId w:val="1"/>
+        </w:numPr>
+        <w:rPr>
+          <w:sz w:val="28"/>
+          <w:szCs w:val="28"/>
+          <w:lang w:val="en-US"/>
+        </w:rPr>
+      </w:pPr>
+      <w:r>
+        <w:rPr>
+          <w:sz w:val="28"/>
+          <w:szCs w:val="28"/>
+          <w:rtl w:val="0"/>
+          <w:lang w:val="en-US"/>
+        </w:rPr>
+        <w:t>Bank Infrastructure &amp; Network</w:t>
+      </w:r>
+    </w:p>
+    <w:p>
+      <w:pPr>
+        <w:pStyle w:val="Body"/>
+        <w:numPr>
+          <w:ilvl w:val="1"/>
+          <w:numId w:val="1"/>
+        </w:numPr>
+        <w:rPr>
+          <w:sz w:val="28"/>
+          <w:szCs w:val="28"/>
+          <w:lang w:val="it-IT"/>
+        </w:rPr>
+      </w:pPr>
+      <w:r>
+        <w:rPr>
+          <w:sz w:val="28"/>
+          <w:szCs w:val="28"/>
+          <w:rtl w:val="0"/>
+          <w:lang w:val="it-IT"/>
+        </w:rPr>
+        <w:t>Branch</w:t>
+      </w:r>
+      <w:r>
+        <w:rPr>
+          <w:sz w:val="28"/>
+          <w:szCs w:val="28"/>
+          <w:rtl w:val="0"/>
+          <w:lang w:val="en-US"/>
+        </w:rPr>
+        <w:t xml:space="preserve"> </w:t>
       </w:r>
     </w:p>
     <w:p>
@@ -2875,7 +4548,99 @@
           <w:rtl w:val="0"/>
           <w:lang w:val="en-US"/>
         </w:rPr>
-        <w:t xml:space="preserve">Printer </w:t>
+        <w:t>Network &amp; Connectivity</w:t>
+      </w:r>
+    </w:p>
+    <w:p>
+      <w:pPr>
+        <w:pStyle w:val="Body"/>
+        <w:numPr>
+          <w:ilvl w:val="3"/>
+          <w:numId w:val="5"/>
+        </w:numPr>
+        <w:rPr>
+          <w:sz w:val="28"/>
+          <w:szCs w:val="28"/>
+          <w:lang w:val="de-DE"/>
+        </w:rPr>
+      </w:pPr>
+      <w:r>
+        <w:rPr>
+          <w:sz w:val="28"/>
+          <w:szCs w:val="28"/>
+          <w:rtl w:val="0"/>
+          <w:lang w:val="de-DE"/>
+        </w:rPr>
+        <w:t>LAN /Wireless</w:t>
+      </w:r>
+    </w:p>
+    <w:p>
+      <w:pPr>
+        <w:pStyle w:val="Body"/>
+        <w:numPr>
+          <w:ilvl w:val="3"/>
+          <w:numId w:val="5"/>
+        </w:numPr>
+        <w:rPr>
+          <w:sz w:val="28"/>
+          <w:szCs w:val="28"/>
+          <w:lang w:val="en-US"/>
+        </w:rPr>
+      </w:pPr>
+      <w:r>
+        <w:rPr>
+          <w:sz w:val="28"/>
+          <w:szCs w:val="28"/>
+          <w:rtl w:val="0"/>
+          <w:lang w:val="en-US"/>
+        </w:rPr>
+        <w:t>Slow /Performance</w:t>
+      </w:r>
+    </w:p>
+    <w:p>
+      <w:pPr>
+        <w:pStyle w:val="Body"/>
+        <w:numPr>
+          <w:ilvl w:val="3"/>
+          <w:numId w:val="5"/>
+        </w:numPr>
+        <w:rPr>
+          <w:sz w:val="28"/>
+          <w:szCs w:val="28"/>
+          <w:lang w:val="en-US"/>
+        </w:rPr>
+      </w:pPr>
+      <w:r>
+        <w:rPr>
+          <w:sz w:val="28"/>
+          <w:szCs w:val="28"/>
+          <w:rtl w:val="0"/>
+          <w:lang w:val="en-US"/>
+        </w:rPr>
+        <w:t>Connectivity Down</w:t>
+      </w:r>
+    </w:p>
+    <w:p>
+      <w:pPr>
+        <w:pStyle w:val="Body"/>
+        <w:numPr>
+          <w:ilvl w:val="2"/>
+          <w:numId w:val="4"/>
+        </w:numPr>
+        <w:rPr>
+          <w:sz w:val="28"/>
+          <w:szCs w:val="28"/>
+          <w:lang w:val="en-US"/>
+        </w:rPr>
+      </w:pPr>
+      <w:r>
+        <w:rPr>
+          <w:sz w:val="28"/>
+          <w:szCs w:val="28"/>
+          <w:rtl w:val="0"/>
+          <w:lang w:val="en-US"/>
+        </w:rPr>
+        <w:t>Infrastructure /Server / Power</w:t>
       </w:r>
     </w:p>
     <w:p>
@@ -2898,239 +4663,7 @@
           <w:rtl w:val="0"/>
           <w:lang w:val="en-US"/>
         </w:rPr>
-        <w:t>Type of Printer (Laserjet</w:t>
-      </w:r>
-      <w:r>
-        <w:rPr>
-          <w:sz w:val="28"/>
-          <w:szCs w:val="28"/>
-          <w:rtl w:val="0"/>
-          <w:lang w:val="en-US"/>
-        </w:rPr>
-        <w:t>…</w:t>
-      </w:r>
-      <w:r>
-        <w:rPr>
-          <w:sz w:val="28"/>
-          <w:szCs w:val="28"/>
-          <w:rtl w:val="0"/>
-          <w:lang w:val="en-US"/>
-        </w:rPr>
-        <w:t>..)</w:t>
-      </w:r>
-    </w:p>
-    <w:p>
-      <w:pPr>
-        <w:pStyle w:val="Body"/>
-        <w:numPr>
-          <w:ilvl w:val="4"/>
-          <w:numId w:val="4"/>
-        </w:numPr>
-        <w:rPr>
-          <w:sz w:val="28"/>
-          <w:szCs w:val="28"/>
-          <w:lang w:val="en-US"/>
-        </w:rPr>
-      </w:pPr>
-      <w:r>
-        <w:rPr>
-          <w:sz w:val="28"/>
-          <w:szCs w:val="28"/>
-          <w:rtl w:val="0"/>
-          <w:lang w:val="en-US"/>
-        </w:rPr>
-        <w:t>Setup / Configuration / Driver Issues</w:t>
-      </w:r>
-    </w:p>
-    <w:p>
-      <w:pPr>
-        <w:pStyle w:val="Body"/>
-        <w:numPr>
-          <w:ilvl w:val="4"/>
-          <w:numId w:val="4"/>
-        </w:numPr>
-        <w:rPr>
-          <w:sz w:val="28"/>
-          <w:szCs w:val="28"/>
-          <w:lang w:val="en-US"/>
-        </w:rPr>
-      </w:pPr>
-      <w:r>
-        <w:rPr>
-          <w:sz w:val="28"/>
-          <w:szCs w:val="28"/>
-          <w:rtl w:val="0"/>
-          <w:lang w:val="en-US"/>
-        </w:rPr>
-        <w:t>Print Quality / Alignment / Unable to Print</w:t>
-      </w:r>
-    </w:p>
-    <w:p>
-      <w:pPr>
-        <w:pStyle w:val="Body"/>
-        <w:numPr>
-          <w:ilvl w:val="4"/>
-          <w:numId w:val="4"/>
-        </w:numPr>
-        <w:rPr>
-          <w:sz w:val="28"/>
-          <w:szCs w:val="28"/>
-        </w:rPr>
-      </w:pPr>
-      <w:r>
-        <w:rPr>
-          <w:sz w:val="28"/>
-          <w:szCs w:val="28"/>
-          <w:rtl w:val="0"/>
-        </w:rPr>
-        <w:t>Paper Jam / Paper Handling</w:t>
-      </w:r>
-    </w:p>
-    <w:p>
-      <w:pPr>
-        <w:pStyle w:val="Body"/>
-        <w:numPr>
-          <w:ilvl w:val="4"/>
-          <w:numId w:val="4"/>
-        </w:numPr>
-        <w:rPr>
-          <w:sz w:val="28"/>
-          <w:szCs w:val="28"/>
-          <w:lang w:val="en-US"/>
-        </w:rPr>
-      </w:pPr>
-      <w:r>
-        <w:rPr>
-          <w:sz w:val="28"/>
-          <w:szCs w:val="28"/>
-          <w:rtl w:val="0"/>
-          <w:lang w:val="en-US"/>
-        </w:rPr>
-        <w:t>Network / Connectivity Issues</w:t>
-      </w:r>
-    </w:p>
-    <w:p>
-      <w:pPr>
-        <w:pStyle w:val="Body"/>
-        <w:numPr>
-          <w:ilvl w:val="4"/>
-          <w:numId w:val="4"/>
-        </w:numPr>
-        <w:rPr>
-          <w:sz w:val="28"/>
-          <w:szCs w:val="28"/>
-          <w:lang w:val="en-US"/>
-        </w:rPr>
-      </w:pPr>
-      <w:r>
-        <w:rPr>
-          <w:sz w:val="28"/>
-          <w:szCs w:val="28"/>
-          <w:rtl w:val="0"/>
-          <w:lang w:val="en-US"/>
-        </w:rPr>
-        <w:t>Hardware Failure (Internal Components)</w:t>
-      </w:r>
-    </w:p>
-    <w:p>
-      <w:pPr>
-        <w:pStyle w:val="Body"/>
-        <w:numPr>
-          <w:ilvl w:val="4"/>
-          <w:numId w:val="4"/>
-        </w:numPr>
-        <w:rPr>
-          <w:sz w:val="28"/>
-          <w:szCs w:val="28"/>
-          <w:lang w:val="en-US"/>
-        </w:rPr>
-      </w:pPr>
-      <w:r>
-        <w:rPr>
-          <w:sz w:val="28"/>
-          <w:szCs w:val="28"/>
-          <w:rtl w:val="0"/>
-          <w:lang w:val="en-US"/>
-        </w:rPr>
-        <w:t>Not Powering On / Printer Dead</w:t>
-      </w:r>
-    </w:p>
-    <w:p>
-      <w:pPr>
-        <w:pStyle w:val="Body"/>
-        <w:numPr>
-          <w:ilvl w:val="4"/>
-          <w:numId w:val="4"/>
-        </w:numPr>
-        <w:rPr>
-          <w:sz w:val="28"/>
-          <w:szCs w:val="28"/>
-          <w:lang w:val="en-US"/>
-        </w:rPr>
-      </w:pPr>
-      <w:r>
-        <w:rPr>
-          <w:sz w:val="28"/>
-          <w:szCs w:val="28"/>
-          <w:rtl w:val="0"/>
-          <w:lang w:val="en-US"/>
-        </w:rPr>
-        <w:t>Consumables (Toner / Ribbon / Drum / Cartridge)</w:t>
-      </w:r>
-    </w:p>
-    <w:p>
-      <w:pPr>
-        <w:pStyle w:val="Body"/>
-        <w:numPr>
-          <w:ilvl w:val="4"/>
-          <w:numId w:val="4"/>
-        </w:numPr>
-        <w:rPr>
-          <w:sz w:val="28"/>
-          <w:szCs w:val="28"/>
-          <w:lang w:val="en-US"/>
-        </w:rPr>
-      </w:pPr>
-      <w:r>
-        <w:rPr>
-          <w:sz w:val="28"/>
-          <w:szCs w:val="28"/>
-          <w:rtl w:val="0"/>
-          <w:lang w:val="en-US"/>
-        </w:rPr>
-        <w:t>Something else</w:t>
-      </w:r>
-    </w:p>
-    <w:p>
-      <w:pPr>
-        <w:pStyle w:val="Body"/>
-        <w:rPr>
-          <w:sz w:val="28"/>
-          <w:szCs w:val="28"/>
-        </w:rPr>
-      </w:pPr>
-    </w:p>
-    <w:p>
-      <w:pPr>
-        <w:pStyle w:val="Body"/>
-        <w:numPr>
-          <w:ilvl w:val="2"/>
-          <w:numId w:val="4"/>
-        </w:numPr>
-        <w:rPr>
-          <w:sz w:val="28"/>
-          <w:szCs w:val="28"/>
-          <w:lang w:val="en-US"/>
-        </w:rPr>
-      </w:pPr>
-      <w:r>
-        <w:rPr>
-          <w:sz w:val="28"/>
-          <w:szCs w:val="28"/>
-          <w:rtl w:val="0"/>
-          <w:lang w:val="en-US"/>
-        </w:rPr>
-        <w:t xml:space="preserve">Biometric Devices </w:t>
+        <w:t>Power / Electricals</w:t>
       </w:r>
     </w:p>
     <w:p>
@@ -3143,205 +4676,15 @@
         <w:rPr>
           <w:sz w:val="28"/>
           <w:szCs w:val="28"/>
-          <w:lang w:val="en-US"/>
-        </w:rPr>
-      </w:pPr>
-      <w:r>
-        <w:rPr>
-          <w:sz w:val="28"/>
-          <w:szCs w:val="28"/>
-          <w:rtl w:val="0"/>
-          <w:lang w:val="en-US"/>
-        </w:rPr>
-        <w:t>Type of Biometric Devices(Biometric 2FA</w:t>
-      </w:r>
-      <w:r>
-        <w:rPr>
-          <w:sz w:val="28"/>
-          <w:szCs w:val="28"/>
-          <w:rtl w:val="0"/>
-          <w:lang w:val="en-US"/>
-        </w:rPr>
-        <w:t>…</w:t>
-      </w:r>
-      <w:r>
-        <w:rPr>
-          <w:sz w:val="28"/>
-          <w:szCs w:val="28"/>
-          <w:rtl w:val="0"/>
-          <w:lang w:val="en-US"/>
-        </w:rPr>
-        <w:t>.)</w:t>
-      </w:r>
-    </w:p>
-    <w:p>
-      <w:pPr>
-        <w:pStyle w:val="Body"/>
-        <w:numPr>
-          <w:ilvl w:val="4"/>
-          <w:numId w:val="4"/>
-        </w:numPr>
-        <w:rPr>
-          <w:sz w:val="28"/>
-          <w:szCs w:val="28"/>
-          <w:lang w:val="en-US"/>
-        </w:rPr>
-      </w:pPr>
-      <w:r>
-        <w:rPr>
-          <w:sz w:val="28"/>
-          <w:szCs w:val="28"/>
-          <w:rtl w:val="0"/>
-          <w:lang w:val="en-US"/>
-        </w:rPr>
-        <w:t>Login / Authentication Issues</w:t>
-      </w:r>
-    </w:p>
-    <w:p>
-      <w:pPr>
-        <w:pStyle w:val="Body"/>
-        <w:numPr>
-          <w:ilvl w:val="4"/>
-          <w:numId w:val="4"/>
-        </w:numPr>
-        <w:rPr>
-          <w:sz w:val="28"/>
-          <w:szCs w:val="28"/>
-          <w:lang w:val="en-US"/>
-        </w:rPr>
-      </w:pPr>
-      <w:r>
-        <w:rPr>
-          <w:sz w:val="28"/>
-          <w:szCs w:val="28"/>
-          <w:rtl w:val="0"/>
-          <w:lang w:val="en-US"/>
-        </w:rPr>
-        <w:t>URL / Access related Issues</w:t>
-      </w:r>
-    </w:p>
-    <w:p>
-      <w:pPr>
-        <w:pStyle w:val="Body"/>
-        <w:numPr>
-          <w:ilvl w:val="4"/>
-          <w:numId w:val="4"/>
-        </w:numPr>
-        <w:rPr>
-          <w:sz w:val="28"/>
-          <w:szCs w:val="28"/>
-          <w:lang w:val="en-US"/>
-        </w:rPr>
-      </w:pPr>
-      <w:r>
-        <w:rPr>
-          <w:sz w:val="28"/>
-          <w:szCs w:val="28"/>
-          <w:rtl w:val="0"/>
-          <w:lang w:val="en-US"/>
-        </w:rPr>
-        <w:t>Device not working</w:t>
-      </w:r>
-    </w:p>
-    <w:p>
-      <w:pPr>
-        <w:pStyle w:val="Body"/>
-        <w:numPr>
-          <w:ilvl w:val="4"/>
-          <w:numId w:val="4"/>
-        </w:numPr>
-        <w:rPr>
-          <w:sz w:val="28"/>
-          <w:szCs w:val="28"/>
-          <w:lang w:val="en-US"/>
-        </w:rPr>
-      </w:pPr>
-      <w:r>
-        <w:rPr>
-          <w:sz w:val="28"/>
-          <w:szCs w:val="28"/>
-          <w:rtl w:val="0"/>
-          <w:lang w:val="en-US"/>
-        </w:rPr>
-        <w:t>Configuration Issues</w:t>
-      </w:r>
-    </w:p>
-    <w:p>
-      <w:pPr>
-        <w:pStyle w:val="Body"/>
-        <w:numPr>
-          <w:ilvl w:val="4"/>
-          <w:numId w:val="4"/>
-        </w:numPr>
-        <w:rPr>
-          <w:sz w:val="28"/>
-          <w:szCs w:val="28"/>
-          <w:lang w:val="en-US"/>
-        </w:rPr>
-      </w:pPr>
-      <w:r>
-        <w:rPr>
-          <w:sz w:val="28"/>
-          <w:szCs w:val="28"/>
-          <w:rtl w:val="0"/>
-          <w:lang w:val="en-US"/>
-        </w:rPr>
-        <w:t>RD Service / Driver Issues</w:t>
-      </w:r>
-    </w:p>
-    <w:p>
-      <w:pPr>
-        <w:pStyle w:val="Body"/>
-        <w:numPr>
-          <w:ilvl w:val="4"/>
-          <w:numId w:val="4"/>
-        </w:numPr>
-        <w:rPr>
-          <w:sz w:val="28"/>
-          <w:szCs w:val="28"/>
-          <w:lang w:val="en-US"/>
-        </w:rPr>
-      </w:pPr>
-      <w:r>
-        <w:rPr>
-          <w:sz w:val="28"/>
-          <w:szCs w:val="28"/>
-          <w:rtl w:val="0"/>
-          <w:lang w:val="en-US"/>
-        </w:rPr>
-        <w:t>Something else</w:t>
-      </w:r>
-    </w:p>
-    <w:p>
-      <w:pPr>
-        <w:pStyle w:val="Body"/>
-        <w:rPr>
-          <w:sz w:val="28"/>
-          <w:szCs w:val="28"/>
-        </w:rPr>
-      </w:pPr>
-    </w:p>
-    <w:p>
-      <w:pPr>
-        <w:pStyle w:val="Body"/>
-        <w:numPr>
-          <w:ilvl w:val="2"/>
-          <w:numId w:val="4"/>
-        </w:numPr>
-        <w:rPr>
-          <w:sz w:val="28"/>
-          <w:szCs w:val="28"/>
-          <w:lang w:val="en-US"/>
-        </w:rPr>
-      </w:pPr>
-      <w:r>
-        <w:rPr>
-          <w:sz w:val="28"/>
-          <w:szCs w:val="28"/>
-          <w:rtl w:val="0"/>
-          <w:lang w:val="en-US"/>
-        </w:rPr>
-        <w:t xml:space="preserve">Scanning Devices </w:t>
+        </w:rPr>
+      </w:pPr>
+      <w:r>
+        <w:rPr>
+          <w:sz w:val="28"/>
+          <w:szCs w:val="28"/>
+          <w:rtl w:val="0"/>
+        </w:rPr>
+        <w:t>Server</w:t>
       </w:r>
     </w:p>
     <w:p>
@@ -3364,195 +4707,7 @@
           <w:rtl w:val="0"/>
           <w:lang w:val="en-US"/>
         </w:rPr>
-        <w:t>Type of Scanning Devices(Document Scanner</w:t>
-      </w:r>
-      <w:r>
-        <w:rPr>
-          <w:sz w:val="28"/>
-          <w:szCs w:val="28"/>
-          <w:rtl w:val="0"/>
-          <w:lang w:val="en-US"/>
-        </w:rPr>
-        <w:t>…</w:t>
-      </w:r>
-      <w:r>
-        <w:rPr>
-          <w:sz w:val="28"/>
-          <w:szCs w:val="28"/>
-          <w:rtl w:val="0"/>
-          <w:lang w:val="en-US"/>
-        </w:rPr>
-        <w:t>..)</w:t>
-      </w:r>
-    </w:p>
-    <w:p>
-      <w:pPr>
-        <w:pStyle w:val="Body"/>
-        <w:numPr>
-          <w:ilvl w:val="4"/>
-          <w:numId w:val="4"/>
-        </w:numPr>
-        <w:rPr>
-          <w:sz w:val="28"/>
-          <w:szCs w:val="28"/>
-          <w:lang w:val="en-US"/>
-        </w:rPr>
-      </w:pPr>
-      <w:r>
-        <w:rPr>
-          <w:sz w:val="28"/>
-          <w:szCs w:val="28"/>
-          <w:rtl w:val="0"/>
-          <w:lang w:val="en-US"/>
-        </w:rPr>
-        <w:t>Login / Authentication Issues</w:t>
-      </w:r>
-    </w:p>
-    <w:p>
-      <w:pPr>
-        <w:pStyle w:val="Body"/>
-        <w:numPr>
-          <w:ilvl w:val="4"/>
-          <w:numId w:val="4"/>
-        </w:numPr>
-        <w:rPr>
-          <w:sz w:val="28"/>
-          <w:szCs w:val="28"/>
-          <w:lang w:val="en-US"/>
-        </w:rPr>
-      </w:pPr>
-      <w:r>
-        <w:rPr>
-          <w:sz w:val="28"/>
-          <w:szCs w:val="28"/>
-          <w:rtl w:val="0"/>
-          <w:lang w:val="en-US"/>
-        </w:rPr>
-        <w:t>URL / Access related Issues</w:t>
-      </w:r>
-    </w:p>
-    <w:p>
-      <w:pPr>
-        <w:pStyle w:val="Body"/>
-        <w:numPr>
-          <w:ilvl w:val="4"/>
-          <w:numId w:val="4"/>
-        </w:numPr>
-        <w:rPr>
-          <w:sz w:val="28"/>
-          <w:szCs w:val="28"/>
-          <w:lang w:val="en-US"/>
-        </w:rPr>
-      </w:pPr>
-      <w:r>
-        <w:rPr>
-          <w:sz w:val="28"/>
-          <w:szCs w:val="28"/>
-          <w:rtl w:val="0"/>
-          <w:lang w:val="en-US"/>
-        </w:rPr>
-        <w:t>Device not working</w:t>
-      </w:r>
-    </w:p>
-    <w:p>
-      <w:pPr>
-        <w:pStyle w:val="Body"/>
-        <w:numPr>
-          <w:ilvl w:val="4"/>
-          <w:numId w:val="4"/>
-        </w:numPr>
-        <w:rPr>
-          <w:sz w:val="28"/>
-          <w:szCs w:val="28"/>
-          <w:lang w:val="en-US"/>
-        </w:rPr>
-      </w:pPr>
-      <w:r>
-        <w:rPr>
-          <w:sz w:val="28"/>
-          <w:szCs w:val="28"/>
-          <w:rtl w:val="0"/>
-          <w:lang w:val="en-US"/>
-        </w:rPr>
-        <w:t>Configuration Issues</w:t>
-      </w:r>
-    </w:p>
-    <w:p>
-      <w:pPr>
-        <w:pStyle w:val="Body"/>
-        <w:numPr>
-          <w:ilvl w:val="4"/>
-          <w:numId w:val="4"/>
-        </w:numPr>
-        <w:rPr>
-          <w:sz w:val="28"/>
-          <w:szCs w:val="28"/>
-          <w:lang w:val="en-US"/>
-        </w:rPr>
-      </w:pPr>
-      <w:r>
-        <w:rPr>
-          <w:sz w:val="28"/>
-          <w:szCs w:val="28"/>
-          <w:rtl w:val="0"/>
-          <w:lang w:val="en-US"/>
-        </w:rPr>
-        <w:t>RD Service / Driver Issues</w:t>
-      </w:r>
-    </w:p>
-    <w:p>
-      <w:pPr>
-        <w:pStyle w:val="Body"/>
-        <w:numPr>
-          <w:ilvl w:val="4"/>
-          <w:numId w:val="4"/>
-        </w:numPr>
-        <w:rPr>
-          <w:sz w:val="28"/>
-          <w:szCs w:val="28"/>
-          <w:lang w:val="en-US"/>
-        </w:rPr>
-      </w:pPr>
-      <w:r>
-        <w:rPr>
-          <w:sz w:val="28"/>
-          <w:szCs w:val="28"/>
-          <w:rtl w:val="0"/>
-          <w:lang w:val="en-US"/>
-        </w:rPr>
-        <w:t>Something else</w:t>
-      </w:r>
-    </w:p>
-    <w:p>
-      <w:pPr>
-        <w:pStyle w:val="Body"/>
-        <w:rPr>
-          <w:sz w:val="28"/>
-          <w:szCs w:val="28"/>
-        </w:rPr>
-      </w:pPr>
-    </w:p>
-    <w:p>
-      <w:pPr>
-        <w:pStyle w:val="Body"/>
-        <w:numPr>
-          <w:ilvl w:val="2"/>
-          <w:numId w:val="4"/>
-        </w:numPr>
-        <w:rPr>
-          <w:sz w:val="28"/>
-          <w:szCs w:val="28"/>
-          <w:lang w:val="en-US"/>
-        </w:rPr>
-      </w:pPr>
-      <w:r>
-        <w:rPr>
-          <w:sz w:val="28"/>
-          <w:szCs w:val="28"/>
-          <w:rtl w:val="0"/>
-          <w:lang w:val="en-US"/>
-        </w:rPr>
-        <w:t>Others</w:t>
+        <w:t>Rack</w:t>
       </w:r>
     </w:p>
     <w:p>
@@ -3575,134 +4730,318 @@
           <w:rtl w:val="0"/>
           <w:lang w:val="en-US"/>
         </w:rPr>
-        <w:t>iPad/Mobile</w:t>
-      </w:r>
-    </w:p>
-    <w:p>
-      <w:pPr>
-        <w:pStyle w:val="Body"/>
-        <w:rPr>
-          <w:sz w:val="28"/>
-          <w:szCs w:val="28"/>
-        </w:rPr>
-      </w:pPr>
-    </w:p>
-    <w:p>
-      <w:pPr>
-        <w:pStyle w:val="Body"/>
-        <w:rPr>
-          <w:sz w:val="28"/>
-          <w:szCs w:val="28"/>
-        </w:rPr>
-      </w:pPr>
-    </w:p>
-    <w:p>
-      <w:pPr>
-        <w:pStyle w:val="Body"/>
-        <w:rPr>
-          <w:sz w:val="28"/>
-          <w:szCs w:val="28"/>
-        </w:rPr>
-      </w:pPr>
-    </w:p>
-    <w:p>
-      <w:pPr>
-        <w:pStyle w:val="Body"/>
-        <w:rPr>
-          <w:sz w:val="28"/>
-          <w:szCs w:val="28"/>
-        </w:rPr>
-      </w:pPr>
-    </w:p>
-    <w:p>
-      <w:pPr>
-        <w:pStyle w:val="Body"/>
-        <w:rPr>
-          <w:sz w:val="28"/>
-          <w:szCs w:val="28"/>
-        </w:rPr>
-      </w:pPr>
-    </w:p>
-    <w:p>
-      <w:pPr>
-        <w:pStyle w:val="Body"/>
-        <w:rPr>
-          <w:sz w:val="28"/>
-          <w:szCs w:val="28"/>
-        </w:rPr>
-      </w:pPr>
-    </w:p>
-    <w:p>
-      <w:pPr>
-        <w:pStyle w:val="Body"/>
-        <w:rPr>
-          <w:sz w:val="28"/>
-          <w:szCs w:val="28"/>
-        </w:rPr>
-      </w:pPr>
-    </w:p>
-    <w:p>
-      <w:pPr>
-        <w:pStyle w:val="Body"/>
-        <w:rPr>
-          <w:sz w:val="28"/>
-          <w:szCs w:val="28"/>
-        </w:rPr>
-      </w:pPr>
-    </w:p>
-    <w:p>
-      <w:pPr>
-        <w:pStyle w:val="Body"/>
-        <w:rPr>
-          <w:sz w:val="28"/>
-          <w:szCs w:val="28"/>
-        </w:rPr>
-      </w:pPr>
-    </w:p>
-    <w:p>
-      <w:pPr>
-        <w:pStyle w:val="Body"/>
-        <w:rPr>
-          <w:sz w:val="28"/>
-          <w:szCs w:val="28"/>
-        </w:rPr>
-      </w:pPr>
-    </w:p>
-    <w:p>
-      <w:pPr>
-        <w:pStyle w:val="Body"/>
-        <w:rPr>
-          <w:sz w:val="28"/>
-          <w:szCs w:val="28"/>
-        </w:rPr>
-      </w:pPr>
-    </w:p>
-    <w:p>
-      <w:pPr>
-        <w:pStyle w:val="Body"/>
-        <w:rPr>
-          <w:sz w:val="28"/>
-          <w:szCs w:val="28"/>
-        </w:rPr>
-      </w:pPr>
-    </w:p>
-    <w:p>
-      <w:pPr>
-        <w:pStyle w:val="Body"/>
-        <w:rPr>
-          <w:sz w:val="28"/>
-          <w:szCs w:val="28"/>
-        </w:rPr>
-      </w:pPr>
-    </w:p>
-    <w:p>
-      <w:pPr>
-        <w:pStyle w:val="Body"/>
-        <w:rPr>
-          <w:sz w:val="24"/>
-          <w:szCs w:val="24"/>
-        </w:rPr>
-      </w:pPr>
+        <w:t>Something else</w:t>
+      </w:r>
+    </w:p>
+    <w:p>
+      <w:pPr>
+        <w:pStyle w:val="Body"/>
+        <w:numPr>
+          <w:ilvl w:val="2"/>
+          <w:numId w:val="4"/>
+        </w:numPr>
+        <w:rPr>
+          <w:sz w:val="28"/>
+          <w:szCs w:val="28"/>
+          <w:lang w:val="en-US"/>
+        </w:rPr>
+      </w:pPr>
+      <w:r>
+        <w:rPr>
+          <w:sz w:val="28"/>
+          <w:szCs w:val="28"/>
+          <w:rtl w:val="0"/>
+          <w:lang w:val="en-US"/>
+        </w:rPr>
+        <w:t>Branch Down</w:t>
+      </w:r>
+    </w:p>
+    <w:p>
+      <w:pPr>
+        <w:pStyle w:val="Body"/>
+        <w:numPr>
+          <w:ilvl w:val="3"/>
+          <w:numId w:val="4"/>
+        </w:numPr>
+        <w:rPr>
+          <w:sz w:val="28"/>
+          <w:szCs w:val="28"/>
+          <w:lang w:val="en-US"/>
+        </w:rPr>
+      </w:pPr>
+      <w:r>
+        <w:rPr>
+          <w:sz w:val="28"/>
+          <w:szCs w:val="28"/>
+          <w:rtl w:val="0"/>
+          <w:lang w:val="en-US"/>
+        </w:rPr>
+        <w:t>Fire /Electrical</w:t>
+      </w:r>
+      <w:r>
+        <w:rPr>
+          <w:sz w:val="28"/>
+          <w:szCs w:val="28"/>
+          <w:rtl w:val="0"/>
+          <w:lang w:val="en-US"/>
+        </w:rPr>
+        <w:t xml:space="preserve"> </w:t>
+      </w:r>
+      <w:r>
+        <w:rPr>
+          <w:sz w:val="28"/>
+          <w:szCs w:val="28"/>
+          <w:rtl w:val="0"/>
+          <w:lang w:val="es-ES_tradnl"/>
+        </w:rPr>
+        <w:t>Incident</w:t>
+      </w:r>
+    </w:p>
+    <w:p>
+      <w:pPr>
+        <w:pStyle w:val="Body"/>
+        <w:numPr>
+          <w:ilvl w:val="3"/>
+          <w:numId w:val="4"/>
+        </w:numPr>
+        <w:rPr>
+          <w:sz w:val="28"/>
+          <w:szCs w:val="28"/>
+          <w:lang w:val="nl-NL"/>
+        </w:rPr>
+      </w:pPr>
+      <w:r>
+        <w:rPr>
+          <w:sz w:val="28"/>
+          <w:szCs w:val="28"/>
+          <w:rtl w:val="0"/>
+          <w:lang w:val="nl-NL"/>
+        </w:rPr>
+        <w:t>Flood /Waterlogging</w:t>
+      </w:r>
+    </w:p>
+    <w:p>
+      <w:pPr>
+        <w:pStyle w:val="Body"/>
+        <w:numPr>
+          <w:ilvl w:val="3"/>
+          <w:numId w:val="4"/>
+        </w:numPr>
+        <w:rPr>
+          <w:sz w:val="28"/>
+          <w:szCs w:val="28"/>
+          <w:lang w:val="en-US"/>
+        </w:rPr>
+      </w:pPr>
+      <w:r>
+        <w:rPr>
+          <w:sz w:val="28"/>
+          <w:szCs w:val="28"/>
+          <w:rtl w:val="0"/>
+          <w:lang w:val="en-US"/>
+        </w:rPr>
+        <w:t>Something else</w:t>
+      </w:r>
+    </w:p>
+    <w:p>
+      <w:pPr>
+        <w:pStyle w:val="Body"/>
+        <w:rPr>
+          <w:sz w:val="28"/>
+          <w:szCs w:val="28"/>
+        </w:rPr>
+      </w:pPr>
+    </w:p>
+    <w:p>
+      <w:pPr>
+        <w:pStyle w:val="Body"/>
+        <w:numPr>
+          <w:ilvl w:val="1"/>
+          <w:numId w:val="1"/>
+        </w:numPr>
+        <w:rPr>
+          <w:sz w:val="28"/>
+          <w:szCs w:val="28"/>
+        </w:rPr>
+      </w:pPr>
+      <w:r>
+        <w:rPr>
+          <w:sz w:val="28"/>
+          <w:szCs w:val="28"/>
+          <w:rtl w:val="0"/>
+        </w:rPr>
+        <w:t>ATM/Kiosk</w:t>
+      </w:r>
+    </w:p>
+    <w:p>
+      <w:pPr>
+        <w:pStyle w:val="Body"/>
+        <w:numPr>
+          <w:ilvl w:val="2"/>
+          <w:numId w:val="4"/>
+        </w:numPr>
+        <w:rPr>
+          <w:sz w:val="28"/>
+          <w:szCs w:val="28"/>
+          <w:lang w:val="en-US"/>
+        </w:rPr>
+      </w:pPr>
+      <w:r>
+        <w:rPr>
+          <w:sz w:val="28"/>
+          <w:szCs w:val="28"/>
+          <w:rtl w:val="0"/>
+          <w:lang w:val="en-US"/>
+        </w:rPr>
+        <w:t>Network &amp; Connectivity</w:t>
+      </w:r>
+    </w:p>
+    <w:p>
+      <w:pPr>
+        <w:pStyle w:val="Body"/>
+        <w:numPr>
+          <w:ilvl w:val="3"/>
+          <w:numId w:val="4"/>
+        </w:numPr>
+        <w:rPr>
+          <w:sz w:val="28"/>
+          <w:szCs w:val="28"/>
+          <w:lang w:val="en-US"/>
+        </w:rPr>
+      </w:pPr>
+      <w:r>
+        <w:rPr>
+          <w:sz w:val="28"/>
+          <w:szCs w:val="28"/>
+          <w:rtl w:val="0"/>
+          <w:lang w:val="en-US"/>
+        </w:rPr>
+        <w:t>Link /Access</w:t>
+      </w:r>
+    </w:p>
+    <w:p>
+      <w:pPr>
+        <w:pStyle w:val="Body"/>
+        <w:numPr>
+          <w:ilvl w:val="3"/>
+          <w:numId w:val="4"/>
+        </w:numPr>
+        <w:rPr>
+          <w:sz w:val="28"/>
+          <w:szCs w:val="28"/>
+          <w:lang w:val="en-US"/>
+        </w:rPr>
+      </w:pPr>
+      <w:r>
+        <w:rPr>
+          <w:sz w:val="28"/>
+          <w:szCs w:val="28"/>
+          <w:rtl w:val="0"/>
+          <w:lang w:val="en-US"/>
+        </w:rPr>
+        <w:t>Something else</w:t>
+      </w:r>
+    </w:p>
+    <w:p>
+      <w:pPr>
+        <w:pStyle w:val="Body"/>
+        <w:numPr>
+          <w:ilvl w:val="2"/>
+          <w:numId w:val="4"/>
+        </w:numPr>
+        <w:rPr>
+          <w:sz w:val="28"/>
+          <w:szCs w:val="28"/>
+          <w:lang w:val="en-US"/>
+        </w:rPr>
+      </w:pPr>
+      <w:r>
+        <w:rPr>
+          <w:sz w:val="28"/>
+          <w:szCs w:val="28"/>
+          <w:rtl w:val="0"/>
+          <w:lang w:val="en-US"/>
+        </w:rPr>
+        <w:t>Infrastructure/ Power</w:t>
+      </w:r>
+    </w:p>
+    <w:p>
+      <w:pPr>
+        <w:pStyle w:val="Body"/>
+        <w:numPr>
+          <w:ilvl w:val="3"/>
+          <w:numId w:val="4"/>
+        </w:numPr>
+        <w:rPr>
+          <w:sz w:val="28"/>
+          <w:szCs w:val="28"/>
+          <w:lang w:val="en-US"/>
+        </w:rPr>
+      </w:pPr>
+      <w:r>
+        <w:rPr>
+          <w:sz w:val="28"/>
+          <w:szCs w:val="28"/>
+          <w:rtl w:val="0"/>
+          <w:lang w:val="en-US"/>
+        </w:rPr>
+        <w:t>Power /Electric</w:t>
+      </w:r>
+    </w:p>
+    <w:p>
+      <w:pPr>
+        <w:pStyle w:val="Body"/>
+        <w:numPr>
+          <w:ilvl w:val="3"/>
+          <w:numId w:val="4"/>
+        </w:numPr>
+        <w:rPr>
+          <w:sz w:val="28"/>
+          <w:szCs w:val="28"/>
+          <w:lang w:val="en-US"/>
+        </w:rPr>
+      </w:pPr>
+      <w:r>
+        <w:rPr>
+          <w:sz w:val="28"/>
+          <w:szCs w:val="28"/>
+          <w:rtl w:val="0"/>
+          <w:lang w:val="en-US"/>
+        </w:rPr>
+        <w:t>Not Working</w:t>
+      </w:r>
+    </w:p>
+    <w:p>
+      <w:pPr>
+        <w:pStyle w:val="Body"/>
+        <w:numPr>
+          <w:ilvl w:val="3"/>
+          <w:numId w:val="4"/>
+        </w:numPr>
+        <w:rPr>
+          <w:sz w:val="28"/>
+          <w:szCs w:val="28"/>
+          <w:lang w:val="en-US"/>
+        </w:rPr>
+      </w:pPr>
+      <w:r>
+        <w:rPr>
+          <w:sz w:val="28"/>
+          <w:szCs w:val="28"/>
+          <w:rtl w:val="0"/>
+          <w:lang w:val="en-US"/>
+        </w:rPr>
+        <w:t>Something els</w:t>
+      </w:r>
+      <w:r>
+        <w:rPr>
+          <w:sz w:val="28"/>
+          <w:szCs w:val="28"/>
+          <w:rtl w:val="0"/>
+          <w:lang w:val="en-US"/>
+        </w:rPr>
+        <w:t>e</w:t>
+      </w:r>
     </w:p>
     <w:p>
       <w:pPr>
@@ -3719,6 +5058,15 @@
         </w:rPr>
         <w:tab/>
       </w:r>
+    </w:p>
+    <w:p>
+      <w:pPr>
+        <w:pStyle w:val="Body"/>
+        <w:rPr>
+          <w:sz w:val="28"/>
+          <w:szCs w:val="28"/>
+        </w:rPr>
+      </w:pPr>
     </w:p>
     <w:p>
       <w:pPr>
@@ -3975,16 +5323,20 @@
         <w:pStyle w:val="Body"/>
         <w:numPr>
           <w:ilvl w:val="0"/>
-          <w:numId w:val="1"/>
-        </w:numPr>
-        <w:rPr>
-          <w:sz w:val="28"/>
-          <w:szCs w:val="28"/>
-          <w:lang w:val="en-US"/>
-        </w:rPr>
-      </w:pPr>
-      <w:r>
-        <w:rPr>
+          <w:numId w:val="2"/>
+        </w:numPr>
+        <w:rPr>
+          <w:b w:val="1"/>
+          <w:bCs w:val="1"/>
+          <w:sz w:val="28"/>
+          <w:szCs w:val="28"/>
+          <w:lang w:val="en-US"/>
+        </w:rPr>
+      </w:pPr>
+      <w:r>
+        <w:rPr>
+          <w:b w:val="1"/>
+          <w:bCs w:val="1"/>
           <w:sz w:val="28"/>
           <w:szCs w:val="28"/>
           <w:rtl w:val="0"/>
@@ -4006,62 +5358,1156 @@
       <w:pPr>
         <w:pStyle w:val="Body"/>
         <w:numPr>
+          <w:ilvl w:val="2"/>
+          <w:numId w:val="2"/>
+        </w:numPr>
+        <w:rPr>
+          <w:sz w:val="28"/>
+          <w:szCs w:val="28"/>
+        </w:rPr>
+      </w:pPr>
+      <w:r>
+        <w:rPr>
+          <w:sz w:val="28"/>
+          <w:szCs w:val="28"/>
+          <w:rtl w:val="0"/>
+        </w:rPr>
+        <w:t>Laptop</w:t>
+      </w:r>
+      <w:r>
+        <w:rPr>
+          <w:sz w:val="28"/>
+          <w:szCs w:val="28"/>
+          <w:rtl w:val="0"/>
+          <w:lang w:val="en-US"/>
+        </w:rPr>
+        <w:t xml:space="preserve"> and </w:t>
+      </w:r>
+      <w:r>
+        <w:rPr>
+          <w:sz w:val="28"/>
+          <w:szCs w:val="28"/>
+          <w:rtl w:val="0"/>
+          <w:lang w:val="sv-SE"/>
+        </w:rPr>
+        <w:t>Desktop</w:t>
+      </w:r>
+    </w:p>
+    <w:p>
+      <w:pPr>
+        <w:pStyle w:val="Body"/>
+        <w:numPr>
+          <w:ilvl w:val="2"/>
+          <w:numId w:val="2"/>
+        </w:numPr>
+        <w:rPr>
+          <w:sz w:val="28"/>
+          <w:szCs w:val="28"/>
+          <w:lang w:val="en-US"/>
+        </w:rPr>
+      </w:pPr>
+      <w:r>
+        <w:rPr>
+          <w:sz w:val="28"/>
+          <w:szCs w:val="28"/>
+          <w:rtl w:val="0"/>
+          <w:lang w:val="en-US"/>
+        </w:rPr>
+        <w:t xml:space="preserve">Printer </w:t>
+      </w:r>
+    </w:p>
+    <w:p>
+      <w:pPr>
+        <w:pStyle w:val="Body"/>
+        <w:numPr>
+          <w:ilvl w:val="3"/>
+          <w:numId w:val="2"/>
+        </w:numPr>
+        <w:rPr>
+          <w:sz w:val="28"/>
+          <w:szCs w:val="28"/>
+        </w:rPr>
+      </w:pPr>
+      <w:r>
+        <w:rPr>
+          <w:sz w:val="28"/>
+          <w:szCs w:val="28"/>
+          <w:rtl w:val="0"/>
+        </w:rPr>
+        <w:t>Laserjet Printer</w:t>
+      </w:r>
+    </w:p>
+    <w:p>
+      <w:pPr>
+        <w:pStyle w:val="Body"/>
+        <w:numPr>
+          <w:ilvl w:val="3"/>
+          <w:numId w:val="2"/>
+        </w:numPr>
+        <w:rPr>
+          <w:sz w:val="28"/>
+          <w:szCs w:val="28"/>
+          <w:lang w:val="de-DE"/>
+        </w:rPr>
+      </w:pPr>
+      <w:r>
+        <w:rPr>
+          <w:sz w:val="28"/>
+          <w:szCs w:val="28"/>
+          <w:rtl w:val="0"/>
+          <w:lang w:val="de-DE"/>
+        </w:rPr>
+        <w:t xml:space="preserve">Passbook-Printer </w:t>
+      </w:r>
+    </w:p>
+    <w:p>
+      <w:pPr>
+        <w:pStyle w:val="Body"/>
+        <w:numPr>
+          <w:ilvl w:val="3"/>
+          <w:numId w:val="2"/>
+        </w:numPr>
+        <w:rPr>
+          <w:sz w:val="28"/>
+          <w:szCs w:val="28"/>
+          <w:lang w:val="en-US"/>
+        </w:rPr>
+      </w:pPr>
+      <w:r>
+        <w:rPr>
+          <w:sz w:val="28"/>
+          <w:szCs w:val="28"/>
+          <w:rtl w:val="0"/>
+          <w:lang w:val="en-US"/>
+        </w:rPr>
+        <w:t>Xerox - MFP</w:t>
+      </w:r>
+    </w:p>
+    <w:p>
+      <w:pPr>
+        <w:pStyle w:val="Body"/>
+        <w:numPr>
+          <w:ilvl w:val="3"/>
+          <w:numId w:val="2"/>
+        </w:numPr>
+        <w:rPr>
+          <w:sz w:val="28"/>
+          <w:szCs w:val="28"/>
+          <w:lang w:val="en-US"/>
+        </w:rPr>
+      </w:pPr>
+      <w:r>
+        <w:rPr>
+          <w:sz w:val="28"/>
+          <w:szCs w:val="28"/>
+          <w:rtl w:val="0"/>
+          <w:lang w:val="en-US"/>
+        </w:rPr>
+        <w:t>Others</w:t>
+      </w:r>
+    </w:p>
+    <w:p>
+      <w:pPr>
+        <w:pStyle w:val="Body"/>
+        <w:numPr>
+          <w:ilvl w:val="4"/>
+          <w:numId w:val="2"/>
+        </w:numPr>
+        <w:rPr>
+          <w:sz w:val="28"/>
+          <w:szCs w:val="28"/>
+          <w:lang w:val="en-US"/>
+        </w:rPr>
+      </w:pPr>
+      <w:r>
+        <w:rPr>
+          <w:sz w:val="28"/>
+          <w:szCs w:val="28"/>
+          <w:rtl w:val="0"/>
+          <w:lang w:val="en-US"/>
+        </w:rPr>
+        <w:t>DDMC</w:t>
+      </w:r>
+      <w:r>
+        <w:rPr>
+          <w:sz w:val="28"/>
+          <w:szCs w:val="28"/>
+          <w:rtl w:val="0"/>
+          <w:lang w:val="en-US"/>
+        </w:rPr>
+        <w:t xml:space="preserve"> </w:t>
+      </w:r>
+      <w:r>
+        <w:rPr>
+          <w:sz w:val="28"/>
+          <w:szCs w:val="28"/>
+          <w:rtl w:val="0"/>
+          <w:lang w:val="en-US"/>
+        </w:rPr>
+        <w:t>- Printer</w:t>
+      </w:r>
+    </w:p>
+    <w:p>
+      <w:pPr>
+        <w:pStyle w:val="Body"/>
+        <w:numPr>
+          <w:ilvl w:val="4"/>
+          <w:numId w:val="2"/>
+        </w:numPr>
+        <w:rPr>
+          <w:sz w:val="28"/>
+          <w:szCs w:val="28"/>
+          <w:lang w:val="en-US"/>
+        </w:rPr>
+      </w:pPr>
+      <w:r>
+        <w:rPr>
+          <w:sz w:val="28"/>
+          <w:szCs w:val="28"/>
+          <w:rtl w:val="0"/>
+          <w:lang w:val="en-US"/>
+        </w:rPr>
+        <w:t>Statement -</w:t>
+      </w:r>
+      <w:r>
+        <w:rPr>
+          <w:sz w:val="28"/>
+          <w:szCs w:val="28"/>
+          <w:rtl w:val="0"/>
+          <w:lang w:val="en-US"/>
+        </w:rPr>
+        <w:t xml:space="preserve"> </w:t>
+      </w:r>
+      <w:r>
+        <w:rPr>
+          <w:sz w:val="28"/>
+          <w:szCs w:val="28"/>
+          <w:rtl w:val="0"/>
+        </w:rPr>
+        <w:t>Printer</w:t>
+      </w:r>
+    </w:p>
+    <w:p>
+      <w:pPr>
+        <w:pStyle w:val="Body"/>
+        <w:numPr>
+          <w:ilvl w:val="4"/>
+          <w:numId w:val="2"/>
+        </w:numPr>
+        <w:rPr>
+          <w:sz w:val="28"/>
+          <w:szCs w:val="28"/>
+          <w:lang w:val="en-US"/>
+        </w:rPr>
+      </w:pPr>
+      <w:r>
+        <w:rPr>
+          <w:sz w:val="28"/>
+          <w:szCs w:val="28"/>
+          <w:rtl w:val="0"/>
+          <w:lang w:val="en-US"/>
+        </w:rPr>
+        <w:t>Barcode - Printer</w:t>
+      </w:r>
+    </w:p>
+    <w:p>
+      <w:pPr>
+        <w:pStyle w:val="Body"/>
+        <w:numPr>
+          <w:ilvl w:val="4"/>
+          <w:numId w:val="2"/>
+        </w:numPr>
+        <w:rPr>
+          <w:sz w:val="28"/>
+          <w:szCs w:val="28"/>
+          <w:lang w:val="de-DE"/>
+        </w:rPr>
+      </w:pPr>
+      <w:r>
+        <w:rPr>
+          <w:sz w:val="28"/>
+          <w:szCs w:val="28"/>
+          <w:rtl w:val="0"/>
+          <w:lang w:val="de-DE"/>
+        </w:rPr>
+        <w:t>Passboo</w:t>
+      </w:r>
+      <w:r>
+        <w:rPr>
+          <w:sz w:val="28"/>
+          <w:szCs w:val="28"/>
+          <w:rtl w:val="0"/>
+          <w:lang w:val="en-US"/>
+        </w:rPr>
+        <w:t xml:space="preserve">k - </w:t>
+      </w:r>
+      <w:r>
+        <w:rPr>
+          <w:sz w:val="28"/>
+          <w:szCs w:val="28"/>
+          <w:rtl w:val="0"/>
+        </w:rPr>
+        <w:t>Kiosk</w:t>
+      </w:r>
+    </w:p>
+    <w:p>
+      <w:pPr>
+        <w:pStyle w:val="Body"/>
+        <w:numPr>
+          <w:ilvl w:val="4"/>
+          <w:numId w:val="2"/>
+        </w:numPr>
+        <w:rPr>
+          <w:sz w:val="28"/>
+          <w:szCs w:val="28"/>
+          <w:lang w:val="de-DE"/>
+        </w:rPr>
+      </w:pPr>
+      <w:r>
+        <w:rPr>
+          <w:sz w:val="28"/>
+          <w:szCs w:val="28"/>
+          <w:rtl w:val="0"/>
+          <w:lang w:val="de-DE"/>
+        </w:rPr>
+        <w:t>Line Printer</w:t>
+      </w:r>
+    </w:p>
+    <w:p>
+      <w:pPr>
+        <w:pStyle w:val="Body"/>
+        <w:numPr>
+          <w:ilvl w:val="4"/>
+          <w:numId w:val="2"/>
+        </w:numPr>
+        <w:rPr>
+          <w:sz w:val="28"/>
+          <w:szCs w:val="28"/>
+        </w:rPr>
+      </w:pPr>
+      <w:r>
+        <w:rPr>
+          <w:sz w:val="28"/>
+          <w:szCs w:val="28"/>
+          <w:rtl w:val="0"/>
+        </w:rPr>
+        <w:t>Print Server</w:t>
+      </w:r>
+    </w:p>
+    <w:p>
+      <w:pPr>
+        <w:pStyle w:val="Body"/>
+        <w:numPr>
+          <w:ilvl w:val="4"/>
+          <w:numId w:val="2"/>
+        </w:numPr>
+        <w:rPr>
+          <w:sz w:val="28"/>
+          <w:szCs w:val="28"/>
+        </w:rPr>
+      </w:pPr>
+      <w:r>
+        <w:rPr>
+          <w:sz w:val="28"/>
+          <w:szCs w:val="28"/>
+          <w:rtl w:val="0"/>
+        </w:rPr>
+        <w:t>WEPSOL- MFP(eHL)</w:t>
+      </w:r>
+    </w:p>
+    <w:p>
+      <w:pPr>
+        <w:pStyle w:val="Body"/>
+        <w:numPr>
+          <w:ilvl w:val="4"/>
+          <w:numId w:val="2"/>
+        </w:numPr>
+        <w:rPr>
+          <w:sz w:val="28"/>
+          <w:szCs w:val="28"/>
+          <w:lang w:val="de-DE"/>
+        </w:rPr>
+      </w:pPr>
+      <w:r>
+        <w:rPr>
+          <w:sz w:val="28"/>
+          <w:szCs w:val="28"/>
+          <w:rtl w:val="0"/>
+          <w:lang w:val="de-DE"/>
+        </w:rPr>
+        <w:t>TeamComputer -MFP (eHL)</w:t>
+      </w:r>
+    </w:p>
+    <w:p>
+      <w:pPr>
+        <w:pStyle w:val="Body"/>
+        <w:numPr>
+          <w:ilvl w:val="4"/>
+          <w:numId w:val="2"/>
+        </w:numPr>
+        <w:rPr>
+          <w:sz w:val="28"/>
+          <w:szCs w:val="28"/>
+        </w:rPr>
+      </w:pPr>
+      <w:r>
+        <w:rPr>
+          <w:sz w:val="28"/>
+          <w:szCs w:val="28"/>
+          <w:rtl w:val="0"/>
+        </w:rPr>
+        <w:t>Pin Printer</w:t>
+      </w:r>
+    </w:p>
+    <w:p>
+      <w:pPr>
+        <w:pStyle w:val="Body"/>
+        <w:numPr>
+          <w:ilvl w:val="4"/>
+          <w:numId w:val="2"/>
+        </w:numPr>
+        <w:rPr>
+          <w:sz w:val="28"/>
+          <w:szCs w:val="28"/>
+          <w:lang w:val="en-US"/>
+        </w:rPr>
+      </w:pPr>
+      <w:r>
+        <w:rPr>
+          <w:sz w:val="28"/>
+          <w:szCs w:val="28"/>
+          <w:rtl w:val="0"/>
+          <w:lang w:val="en-US"/>
+        </w:rPr>
+        <w:t>Others</w:t>
+      </w:r>
+    </w:p>
+    <w:p>
+      <w:pPr>
+        <w:pStyle w:val="Body"/>
+        <w:rPr>
+          <w:sz w:val="28"/>
+          <w:szCs w:val="28"/>
+        </w:rPr>
+      </w:pPr>
+    </w:p>
+    <w:p>
+      <w:pPr>
+        <w:pStyle w:val="Body"/>
+        <w:numPr>
+          <w:ilvl w:val="2"/>
+          <w:numId w:val="2"/>
+        </w:numPr>
+        <w:rPr>
+          <w:sz w:val="28"/>
+          <w:szCs w:val="28"/>
+          <w:lang w:val="en-US"/>
+        </w:rPr>
+      </w:pPr>
+      <w:r>
+        <w:rPr>
+          <w:sz w:val="28"/>
+          <w:szCs w:val="28"/>
+          <w:rtl w:val="0"/>
+          <w:lang w:val="en-US"/>
+        </w:rPr>
+        <w:t>Scanning Device</w:t>
+      </w:r>
+    </w:p>
+    <w:p>
+      <w:pPr>
+        <w:pStyle w:val="Body"/>
+        <w:numPr>
+          <w:ilvl w:val="3"/>
+          <w:numId w:val="2"/>
+        </w:numPr>
+        <w:rPr>
+          <w:sz w:val="28"/>
+          <w:szCs w:val="28"/>
+        </w:rPr>
+      </w:pPr>
+      <w:r>
+        <w:rPr>
+          <w:sz w:val="28"/>
+          <w:szCs w:val="28"/>
+          <w:rtl w:val="0"/>
+        </w:rPr>
+        <w:t>Documen</w:t>
+      </w:r>
+      <w:r>
+        <w:rPr>
+          <w:sz w:val="28"/>
+          <w:szCs w:val="28"/>
+          <w:rtl w:val="0"/>
+          <w:lang w:val="en-US"/>
+        </w:rPr>
+        <w:t xml:space="preserve">t </w:t>
+      </w:r>
+      <w:r>
+        <w:rPr>
+          <w:sz w:val="28"/>
+          <w:szCs w:val="28"/>
+          <w:rtl w:val="0"/>
+          <w:lang w:val="en-US"/>
+        </w:rPr>
+        <w:t>Scanner</w:t>
+      </w:r>
+    </w:p>
+    <w:p>
+      <w:pPr>
+        <w:pStyle w:val="Body"/>
+        <w:numPr>
+          <w:ilvl w:val="3"/>
+          <w:numId w:val="2"/>
+        </w:numPr>
+        <w:rPr>
+          <w:sz w:val="28"/>
+          <w:szCs w:val="28"/>
+          <w:lang w:val="en-US"/>
+        </w:rPr>
+      </w:pPr>
+      <w:r>
+        <w:rPr>
+          <w:sz w:val="28"/>
+          <w:szCs w:val="28"/>
+          <w:rtl w:val="0"/>
+          <w:lang w:val="en-US"/>
+        </w:rPr>
+        <w:t>CTS Scanner</w:t>
+      </w:r>
+    </w:p>
+    <w:p>
+      <w:pPr>
+        <w:pStyle w:val="Body"/>
+        <w:numPr>
+          <w:ilvl w:val="3"/>
+          <w:numId w:val="2"/>
+        </w:numPr>
+        <w:rPr>
+          <w:sz w:val="28"/>
+          <w:szCs w:val="28"/>
+          <w:lang w:val="it-IT"/>
+        </w:rPr>
+      </w:pPr>
+      <w:r>
+        <w:rPr>
+          <w:sz w:val="28"/>
+          <w:szCs w:val="28"/>
+          <w:rtl w:val="0"/>
+          <w:lang w:val="it-IT"/>
+        </w:rPr>
+        <w:t>BarcodeScanner</w:t>
+      </w:r>
+    </w:p>
+    <w:p>
+      <w:pPr>
+        <w:pStyle w:val="Body"/>
+        <w:numPr>
+          <w:ilvl w:val="2"/>
+          <w:numId w:val="2"/>
+        </w:numPr>
+        <w:rPr>
+          <w:sz w:val="28"/>
+          <w:szCs w:val="28"/>
+          <w:lang w:val="en-US"/>
+        </w:rPr>
+      </w:pPr>
+      <w:r>
+        <w:rPr>
+          <w:sz w:val="28"/>
+          <w:szCs w:val="28"/>
+          <w:rtl w:val="0"/>
+          <w:lang w:val="en-US"/>
+        </w:rPr>
+        <w:t>Biometric</w:t>
+      </w:r>
+    </w:p>
+    <w:p>
+      <w:pPr>
+        <w:pStyle w:val="Body"/>
+        <w:numPr>
+          <w:ilvl w:val="3"/>
+          <w:numId w:val="2"/>
+        </w:numPr>
+        <w:rPr>
+          <w:sz w:val="28"/>
+          <w:szCs w:val="28"/>
+          <w:lang w:val="en-US"/>
+        </w:rPr>
+      </w:pPr>
+      <w:r>
+        <w:rPr>
+          <w:sz w:val="28"/>
+          <w:szCs w:val="28"/>
+          <w:rtl w:val="0"/>
+          <w:lang w:val="en-US"/>
+        </w:rPr>
+        <w:t>Biometric 2FA for FC</w:t>
+      </w:r>
+    </w:p>
+    <w:p>
+      <w:pPr>
+        <w:pStyle w:val="Body"/>
+        <w:numPr>
+          <w:ilvl w:val="3"/>
+          <w:numId w:val="2"/>
+        </w:numPr>
+        <w:rPr>
+          <w:sz w:val="28"/>
+          <w:szCs w:val="28"/>
+          <w:lang w:val="en-US"/>
+        </w:rPr>
+      </w:pPr>
+      <w:r>
+        <w:rPr>
+          <w:sz w:val="28"/>
+          <w:szCs w:val="28"/>
+          <w:rtl w:val="0"/>
+          <w:lang w:val="en-US"/>
+        </w:rPr>
+        <w:t>Biometric Scanner</w:t>
+      </w:r>
+    </w:p>
+    <w:p>
+      <w:pPr>
+        <w:pStyle w:val="Body"/>
+        <w:numPr>
+          <w:ilvl w:val="3"/>
+          <w:numId w:val="2"/>
+        </w:numPr>
+        <w:rPr>
+          <w:sz w:val="28"/>
+          <w:szCs w:val="28"/>
+          <w:lang w:val="en-US"/>
+        </w:rPr>
+      </w:pPr>
+      <w:r>
+        <w:rPr>
+          <w:sz w:val="28"/>
+          <w:szCs w:val="28"/>
+          <w:rtl w:val="0"/>
+          <w:lang w:val="en-US"/>
+        </w:rPr>
+        <w:t>Biometric for eKYC</w:t>
+      </w:r>
+    </w:p>
+    <w:p>
+      <w:pPr>
+        <w:pStyle w:val="Body"/>
+        <w:numPr>
+          <w:ilvl w:val="3"/>
+          <w:numId w:val="2"/>
+        </w:numPr>
+        <w:rPr>
+          <w:sz w:val="28"/>
+          <w:szCs w:val="28"/>
+          <w:lang w:val="en-US"/>
+        </w:rPr>
+      </w:pPr>
+      <w:r>
+        <w:rPr>
+          <w:sz w:val="28"/>
+          <w:szCs w:val="28"/>
+          <w:rtl w:val="0"/>
+          <w:lang w:val="en-US"/>
+        </w:rPr>
+        <w:t>Biometric 2FA Registration - Project</w:t>
+      </w:r>
+    </w:p>
+    <w:p>
+      <w:pPr>
+        <w:pStyle w:val="Body"/>
+        <w:rPr>
+          <w:sz w:val="28"/>
+          <w:szCs w:val="28"/>
+        </w:rPr>
+      </w:pPr>
+    </w:p>
+    <w:p>
+      <w:pPr>
+        <w:pStyle w:val="Body"/>
+        <w:numPr>
+          <w:ilvl w:val="2"/>
+          <w:numId w:val="2"/>
+        </w:numPr>
+        <w:rPr>
+          <w:sz w:val="28"/>
+          <w:szCs w:val="28"/>
+          <w:lang w:val="en-US"/>
+        </w:rPr>
+      </w:pPr>
+      <w:r>
+        <w:rPr>
+          <w:sz w:val="28"/>
+          <w:szCs w:val="28"/>
+          <w:rtl w:val="0"/>
+          <w:lang w:val="en-US"/>
+        </w:rPr>
+        <w:t>Others</w:t>
+      </w:r>
+    </w:p>
+    <w:p>
+      <w:pPr>
+        <w:pStyle w:val="Body"/>
+        <w:numPr>
+          <w:ilvl w:val="3"/>
+          <w:numId w:val="2"/>
+        </w:numPr>
+        <w:rPr>
+          <w:sz w:val="28"/>
+          <w:szCs w:val="28"/>
+          <w:lang w:val="en-US"/>
+        </w:rPr>
+      </w:pPr>
+      <w:r>
+        <w:rPr>
+          <w:sz w:val="28"/>
+          <w:szCs w:val="28"/>
+          <w:rtl w:val="0"/>
+          <w:lang w:val="en-US"/>
+        </w:rPr>
+        <w:t>Mobile</w:t>
+      </w:r>
+    </w:p>
+    <w:p>
+      <w:pPr>
+        <w:pStyle w:val="Body"/>
+        <w:numPr>
+          <w:ilvl w:val="3"/>
+          <w:numId w:val="2"/>
+        </w:numPr>
+        <w:rPr>
+          <w:sz w:val="28"/>
+          <w:szCs w:val="28"/>
+          <w:lang w:val="en-US"/>
+        </w:rPr>
+      </w:pPr>
+      <w:r>
+        <w:rPr>
+          <w:sz w:val="28"/>
+          <w:szCs w:val="28"/>
+          <w:rtl w:val="0"/>
+          <w:lang w:val="en-US"/>
+        </w:rPr>
+        <w:t>iPad</w:t>
+      </w:r>
+    </w:p>
+    <w:p>
+      <w:pPr>
+        <w:pStyle w:val="Body"/>
+        <w:numPr>
+          <w:ilvl w:val="3"/>
+          <w:numId w:val="2"/>
+        </w:numPr>
+        <w:rPr>
+          <w:sz w:val="28"/>
+          <w:szCs w:val="28"/>
+          <w:lang w:val="en-US"/>
+        </w:rPr>
+      </w:pPr>
+      <w:r>
+        <w:rPr>
+          <w:sz w:val="28"/>
+          <w:szCs w:val="28"/>
+          <w:rtl w:val="0"/>
+          <w:lang w:val="en-US"/>
+        </w:rPr>
+        <w:t>Tablet</w:t>
+      </w:r>
+    </w:p>
+    <w:p>
+      <w:pPr>
+        <w:pStyle w:val="Body"/>
+        <w:rPr>
+          <w:sz w:val="28"/>
+          <w:szCs w:val="28"/>
+        </w:rPr>
+      </w:pPr>
+    </w:p>
+    <w:p>
+      <w:pPr>
+        <w:pStyle w:val="Body"/>
+        <w:numPr>
+          <w:ilvl w:val="2"/>
+          <w:numId w:val="6"/>
+        </w:numPr>
+        <w:rPr>
+          <w:sz w:val="28"/>
+          <w:szCs w:val="28"/>
+          <w:lang w:val="en-US"/>
+        </w:rPr>
+      </w:pPr>
+      <w:r>
+        <w:rPr>
+          <w:sz w:val="28"/>
+          <w:szCs w:val="28"/>
+          <w:rtl w:val="0"/>
+          <w:lang w:val="en-US"/>
+        </w:rPr>
+        <w:t xml:space="preserve">New Device </w:t>
+      </w:r>
+    </w:p>
+    <w:p>
+      <w:pPr>
+        <w:pStyle w:val="Body"/>
+        <w:rPr>
+          <w:sz w:val="28"/>
+          <w:szCs w:val="28"/>
+        </w:rPr>
+      </w:pPr>
+    </w:p>
+    <w:p>
+      <w:pPr>
+        <w:pStyle w:val="Body"/>
+        <w:rPr>
+          <w:sz w:val="28"/>
+          <w:szCs w:val="28"/>
+        </w:rPr>
+      </w:pPr>
+    </w:p>
+    <w:p>
+      <w:pPr>
+        <w:pStyle w:val="Body"/>
+        <w:numPr>
+          <w:ilvl w:val="0"/>
+          <w:numId w:val="2"/>
+        </w:numPr>
+        <w:rPr>
+          <w:b w:val="1"/>
+          <w:bCs w:val="1"/>
+          <w:sz w:val="28"/>
+          <w:szCs w:val="28"/>
+          <w:lang w:val="en-US"/>
+        </w:rPr>
+      </w:pPr>
+      <w:r>
+        <w:rPr>
+          <w:b w:val="1"/>
+          <w:bCs w:val="1"/>
+          <w:sz w:val="28"/>
+          <w:szCs w:val="28"/>
+          <w:rtl w:val="0"/>
+          <w:lang w:val="en-US"/>
+        </w:rPr>
+        <w:t>Software &amp; Application</w:t>
+      </w:r>
+    </w:p>
+    <w:p>
+      <w:pPr>
+        <w:pStyle w:val="Body"/>
+        <w:rPr>
+          <w:sz w:val="28"/>
+          <w:szCs w:val="28"/>
+        </w:rPr>
+      </w:pPr>
+    </w:p>
+    <w:p>
+      <w:pPr>
+        <w:pStyle w:val="Body"/>
+        <w:numPr>
           <w:ilvl w:val="1"/>
-          <w:numId w:val="5"/>
-        </w:numPr>
-        <w:rPr>
-          <w:sz w:val="28"/>
-          <w:szCs w:val="28"/>
-          <w:lang w:val="en-US"/>
-        </w:rPr>
-      </w:pPr>
-      <w:r>
-        <w:rPr>
-          <w:sz w:val="28"/>
-          <w:szCs w:val="28"/>
-          <w:rtl w:val="0"/>
-          <w:lang w:val="en-US"/>
-        </w:rPr>
-        <w:t xml:space="preserve">Mapped Device </w:t>
-      </w:r>
-    </w:p>
-    <w:p>
-      <w:pPr>
-        <w:pStyle w:val="Body"/>
-        <w:numPr>
-          <w:ilvl w:val="2"/>
-          <w:numId w:val="5"/>
-        </w:numPr>
-        <w:rPr>
-          <w:sz w:val="28"/>
-          <w:szCs w:val="28"/>
-        </w:rPr>
-      </w:pPr>
-      <w:r>
-        <w:rPr>
-          <w:sz w:val="28"/>
-          <w:szCs w:val="28"/>
-          <w:rtl w:val="0"/>
-        </w:rPr>
-        <w:t>Laptop</w:t>
-      </w:r>
-      <w:r>
-        <w:rPr>
-          <w:sz w:val="28"/>
-          <w:szCs w:val="28"/>
-          <w:rtl w:val="0"/>
-          <w:lang w:val="en-US"/>
-        </w:rPr>
-        <w:t xml:space="preserve"> (MacBook, Windows, Surface), </w:t>
-      </w:r>
-      <w:r>
-        <w:rPr>
-          <w:sz w:val="28"/>
-          <w:szCs w:val="28"/>
-          <w:rtl w:val="0"/>
-          <w:lang w:val="sv-SE"/>
-        </w:rPr>
-        <w:t>Desktop</w:t>
+          <w:numId w:val="3"/>
+        </w:numPr>
+        <w:rPr>
+          <w:sz w:val="28"/>
+          <w:szCs w:val="28"/>
+          <w:lang w:val="it-IT"/>
+        </w:rPr>
+      </w:pPr>
+      <w:r>
+        <w:rPr>
+          <w:sz w:val="28"/>
+          <w:szCs w:val="28"/>
+          <w:rtl w:val="0"/>
+          <w:lang w:val="it-IT"/>
+        </w:rPr>
+        <w:t>Microsoft/O</w:t>
+      </w:r>
+      <w:r>
+        <w:rPr>
+          <w:sz w:val="28"/>
+          <w:szCs w:val="28"/>
+          <w:rtl w:val="0"/>
+        </w:rPr>
+        <w:t>ﬃ</w:t>
+      </w:r>
+      <w:r>
+        <w:rPr>
+          <w:sz w:val="28"/>
+          <w:szCs w:val="28"/>
+          <w:rtl w:val="0"/>
+          <w:lang w:val="en-US"/>
+        </w:rPr>
+        <w:t>ce 365 Softwares</w:t>
+      </w:r>
+    </w:p>
+    <w:p>
+      <w:pPr>
+        <w:pStyle w:val="Body"/>
+        <w:numPr>
+          <w:ilvl w:val="2"/>
+          <w:numId w:val="3"/>
+        </w:numPr>
+        <w:rPr>
+          <w:sz w:val="28"/>
+          <w:szCs w:val="28"/>
+          <w:lang w:val="it-IT"/>
+        </w:rPr>
+      </w:pPr>
+      <w:r>
+        <w:rPr>
+          <w:sz w:val="28"/>
+          <w:szCs w:val="28"/>
+          <w:rtl w:val="0"/>
+          <w:lang w:val="it-IT"/>
+        </w:rPr>
+        <w:t>Microsoft Edge</w:t>
+      </w:r>
+    </w:p>
+    <w:p>
+      <w:pPr>
+        <w:pStyle w:val="Body"/>
+        <w:numPr>
+          <w:ilvl w:val="2"/>
+          <w:numId w:val="3"/>
+        </w:numPr>
+        <w:rPr>
+          <w:sz w:val="28"/>
+          <w:szCs w:val="28"/>
+          <w:lang w:val="en-US"/>
+        </w:rPr>
+      </w:pPr>
+      <w:r>
+        <w:rPr>
+          <w:sz w:val="28"/>
+          <w:szCs w:val="28"/>
+          <w:rtl w:val="0"/>
+          <w:lang w:val="en-US"/>
+        </w:rPr>
+        <w:t>Microsoft Outlook</w:t>
+      </w:r>
+    </w:p>
+    <w:p>
+      <w:pPr>
+        <w:pStyle w:val="Body"/>
+        <w:numPr>
+          <w:ilvl w:val="2"/>
+          <w:numId w:val="3"/>
+        </w:numPr>
+        <w:rPr>
+          <w:sz w:val="28"/>
+          <w:szCs w:val="28"/>
+          <w:lang w:val="de-DE"/>
+        </w:rPr>
+      </w:pPr>
+      <w:r>
+        <w:rPr>
+          <w:sz w:val="28"/>
+          <w:szCs w:val="28"/>
+          <w:rtl w:val="0"/>
+          <w:lang w:val="de-DE"/>
+        </w:rPr>
+        <w:t>Microsoft Teams</w:t>
+      </w:r>
+    </w:p>
+    <w:p>
+      <w:pPr>
+        <w:pStyle w:val="Body"/>
+        <w:numPr>
+          <w:ilvl w:val="2"/>
+          <w:numId w:val="3"/>
+        </w:numPr>
+        <w:rPr>
+          <w:sz w:val="28"/>
+          <w:szCs w:val="28"/>
+          <w:lang w:val="it-IT"/>
+        </w:rPr>
+      </w:pPr>
+      <w:r>
+        <w:rPr>
+          <w:sz w:val="28"/>
+          <w:szCs w:val="28"/>
+          <w:rtl w:val="0"/>
+          <w:lang w:val="it-IT"/>
+        </w:rPr>
+        <w:t>Microsoft O</w:t>
+      </w:r>
+      <w:r>
+        <w:rPr>
+          <w:sz w:val="28"/>
+          <w:szCs w:val="28"/>
+          <w:rtl w:val="0"/>
+        </w:rPr>
+        <w:t>ﬃ</w:t>
+      </w:r>
+      <w:r>
+        <w:rPr>
+          <w:sz w:val="28"/>
+          <w:szCs w:val="28"/>
+          <w:rtl w:val="0"/>
+        </w:rPr>
+        <w:t>ce</w:t>
+      </w:r>
+    </w:p>
+    <w:p>
+      <w:pPr>
+        <w:pStyle w:val="Body"/>
+        <w:numPr>
+          <w:ilvl w:val="2"/>
+          <w:numId w:val="3"/>
+        </w:numPr>
+        <w:rPr>
+          <w:sz w:val="28"/>
+          <w:szCs w:val="28"/>
+          <w:lang w:val="it-IT"/>
+        </w:rPr>
+      </w:pPr>
+      <w:r>
+        <w:rPr>
+          <w:sz w:val="28"/>
+          <w:szCs w:val="28"/>
+          <w:rtl w:val="0"/>
+          <w:lang w:val="it-IT"/>
+        </w:rPr>
+        <w:t>Microsoft OneDrive</w:t>
+      </w:r>
+    </w:p>
+    <w:p>
+      <w:pPr>
+        <w:pStyle w:val="Body"/>
+        <w:numPr>
+          <w:ilvl w:val="2"/>
+          <w:numId w:val="3"/>
+        </w:numPr>
+        <w:rPr>
+          <w:sz w:val="28"/>
+          <w:szCs w:val="28"/>
+          <w:lang w:val="it-IT"/>
+        </w:rPr>
+      </w:pPr>
+      <w:r>
+        <w:rPr>
+          <w:sz w:val="28"/>
+          <w:szCs w:val="28"/>
+          <w:rtl w:val="0"/>
+          <w:lang w:val="it-IT"/>
+        </w:rPr>
+        <w:t>Microsoft MFA</w:t>
+      </w:r>
+    </w:p>
+    <w:p>
+      <w:pPr>
+        <w:pStyle w:val="Body"/>
+        <w:numPr>
+          <w:ilvl w:val="2"/>
+          <w:numId w:val="3"/>
+        </w:numPr>
+        <w:rPr>
+          <w:sz w:val="28"/>
+          <w:szCs w:val="28"/>
+          <w:lang w:val="pt-PT"/>
+        </w:rPr>
+      </w:pPr>
+      <w:r>
+        <w:rPr>
+          <w:sz w:val="28"/>
+          <w:szCs w:val="28"/>
+          <w:rtl w:val="0"/>
+          <w:lang w:val="pt-PT"/>
+        </w:rPr>
+        <w:t>Microsoft Sharepoint</w:t>
+      </w:r>
+    </w:p>
+    <w:p>
+      <w:pPr>
+        <w:pStyle w:val="Body"/>
+        <w:numPr>
+          <w:ilvl w:val="2"/>
+          <w:numId w:val="3"/>
+        </w:numPr>
+        <w:rPr>
+          <w:sz w:val="28"/>
+          <w:szCs w:val="28"/>
+          <w:lang w:val="en-US"/>
+        </w:rPr>
+      </w:pPr>
+      <w:r>
+        <w:rPr>
+          <w:sz w:val="28"/>
+          <w:szCs w:val="28"/>
+          <w:rtl w:val="0"/>
+          <w:lang w:val="en-US"/>
+        </w:rPr>
+        <w:t>Exchange Report</w:t>
+      </w:r>
+    </w:p>
+    <w:p>
+      <w:pPr>
+        <w:pStyle w:val="Body"/>
+        <w:numPr>
+          <w:ilvl w:val="2"/>
+          <w:numId w:val="3"/>
+        </w:numPr>
+        <w:rPr>
+          <w:sz w:val="28"/>
+          <w:szCs w:val="28"/>
+          <w:lang w:val="pt-PT"/>
+        </w:rPr>
+      </w:pPr>
+      <w:r>
+        <w:rPr>
+          <w:sz w:val="28"/>
+          <w:szCs w:val="28"/>
+          <w:rtl w:val="0"/>
+          <w:lang w:val="pt-PT"/>
+        </w:rPr>
+        <w:t>O365 UAT</w:t>
+      </w:r>
+    </w:p>
+    <w:p>
+      <w:pPr>
+        <w:pStyle w:val="Body"/>
+        <w:numPr>
+          <w:ilvl w:val="2"/>
+          <w:numId w:val="3"/>
+        </w:numPr>
+        <w:rPr>
+          <w:sz w:val="28"/>
+          <w:szCs w:val="28"/>
+          <w:lang w:val="en-US"/>
+        </w:rPr>
+      </w:pPr>
+      <w:r>
+        <w:rPr>
+          <w:sz w:val="28"/>
+          <w:szCs w:val="28"/>
+          <w:rtl w:val="0"/>
+          <w:lang w:val="en-US"/>
+        </w:rPr>
+        <w:t>MSO Service</w:t>
+      </w:r>
+    </w:p>
+    <w:p>
+      <w:pPr>
+        <w:pStyle w:val="Body"/>
+        <w:numPr>
+          <w:ilvl w:val="2"/>
+          <w:numId w:val="3"/>
+        </w:numPr>
+        <w:rPr>
+          <w:sz w:val="28"/>
+          <w:szCs w:val="28"/>
+          <w:lang w:val="en-US"/>
+        </w:rPr>
+      </w:pPr>
+      <w:r>
+        <w:rPr>
+          <w:sz w:val="28"/>
+          <w:szCs w:val="28"/>
+          <w:rtl w:val="0"/>
+          <w:lang w:val="en-US"/>
+        </w:rPr>
+        <w:t>Others</w:t>
       </w:r>
     </w:p>
     <w:p>
@@ -4078,46 +6524,504 @@
         <w:pStyle w:val="Body"/>
         <w:numPr>
           <w:ilvl w:val="1"/>
-          <w:numId w:val="5"/>
-        </w:numPr>
-        <w:rPr>
-          <w:sz w:val="28"/>
-          <w:szCs w:val="28"/>
-          <w:lang w:val="en-US"/>
-        </w:rPr>
-      </w:pPr>
-      <w:r>
-        <w:rPr>
-          <w:sz w:val="28"/>
-          <w:szCs w:val="28"/>
-          <w:rtl w:val="0"/>
-          <w:lang w:val="en-US"/>
-        </w:rPr>
-        <w:t xml:space="preserve">Unmapped Device </w:t>
-      </w:r>
-    </w:p>
-    <w:p>
-      <w:pPr>
-        <w:pStyle w:val="Body"/>
-        <w:numPr>
-          <w:ilvl w:val="2"/>
-          <w:numId w:val="5"/>
-        </w:numPr>
-        <w:rPr>
-          <w:sz w:val="28"/>
-          <w:szCs w:val="28"/>
-          <w:lang w:val="en-US"/>
-        </w:rPr>
-      </w:pPr>
-      <w:r>
-        <w:rPr>
-          <w:sz w:val="28"/>
-          <w:szCs w:val="28"/>
-          <w:rtl w:val="0"/>
-          <w:lang w:val="en-US"/>
-        </w:rPr>
-        <w:t>(Printer, Scanner, Biometric, Mobile and Tablet)</w:t>
-      </w:r>
+          <w:numId w:val="3"/>
+        </w:numPr>
+        <w:rPr>
+          <w:sz w:val="28"/>
+          <w:szCs w:val="28"/>
+          <w:lang w:val="en-US"/>
+        </w:rPr>
+      </w:pPr>
+      <w:r>
+        <w:rPr>
+          <w:sz w:val="28"/>
+          <w:szCs w:val="28"/>
+          <w:rtl w:val="0"/>
+          <w:lang w:val="en-US"/>
+        </w:rPr>
+        <w:t>Business Web Applications</w:t>
+      </w:r>
+    </w:p>
+    <w:p>
+      <w:pPr>
+        <w:pStyle w:val="Body"/>
+        <w:numPr>
+          <w:ilvl w:val="2"/>
+          <w:numId w:val="3"/>
+        </w:numPr>
+        <w:rPr>
+          <w:sz w:val="28"/>
+          <w:szCs w:val="28"/>
+        </w:rPr>
+      </w:pPr>
+      <w:r>
+        <w:rPr>
+          <w:sz w:val="28"/>
+          <w:szCs w:val="28"/>
+          <w:rtl w:val="0"/>
+        </w:rPr>
+        <w:t xml:space="preserve">IPLS </w:t>
+      </w:r>
+      <w:r>
+        <w:rPr>
+          <w:sz w:val="28"/>
+          <w:szCs w:val="28"/>
+          <w:rtl w:val="0"/>
+        </w:rPr>
+        <w:t xml:space="preserve">– </w:t>
+      </w:r>
+      <w:r>
+        <w:rPr>
+          <w:sz w:val="28"/>
+          <w:szCs w:val="28"/>
+          <w:rtl w:val="0"/>
+        </w:rPr>
+        <w:t>Retail Loan Origination</w:t>
+      </w:r>
+    </w:p>
+    <w:p>
+      <w:pPr>
+        <w:pStyle w:val="Body"/>
+        <w:numPr>
+          <w:ilvl w:val="2"/>
+          <w:numId w:val="3"/>
+        </w:numPr>
+        <w:rPr>
+          <w:sz w:val="28"/>
+          <w:szCs w:val="28"/>
+          <w:lang w:val="fr-FR"/>
+        </w:rPr>
+      </w:pPr>
+      <w:r>
+        <w:rPr>
+          <w:sz w:val="28"/>
+          <w:szCs w:val="28"/>
+          <w:rtl w:val="0"/>
+          <w:lang w:val="fr-FR"/>
+        </w:rPr>
+        <w:t>Pances</w:t>
+      </w:r>
+    </w:p>
+    <w:p>
+      <w:pPr>
+        <w:pStyle w:val="Body"/>
+        <w:numPr>
+          <w:ilvl w:val="2"/>
+          <w:numId w:val="3"/>
+        </w:numPr>
+        <w:rPr>
+          <w:sz w:val="28"/>
+          <w:szCs w:val="28"/>
+          <w:lang w:val="es-ES_tradnl"/>
+        </w:rPr>
+      </w:pPr>
+      <w:r>
+        <w:rPr>
+          <w:sz w:val="28"/>
+          <w:szCs w:val="28"/>
+          <w:rtl w:val="0"/>
+          <w:lang w:val="es-ES_tradnl"/>
+        </w:rPr>
+        <w:t>Flexcube</w:t>
+      </w:r>
+    </w:p>
+    <w:p>
+      <w:pPr>
+        <w:pStyle w:val="Body"/>
+        <w:numPr>
+          <w:ilvl w:val="2"/>
+          <w:numId w:val="3"/>
+        </w:numPr>
+        <w:rPr>
+          <w:sz w:val="28"/>
+          <w:szCs w:val="28"/>
+          <w:lang w:val="en-US"/>
+        </w:rPr>
+      </w:pPr>
+      <w:r>
+        <w:rPr>
+          <w:sz w:val="28"/>
+          <w:szCs w:val="28"/>
+          <w:rtl w:val="0"/>
+          <w:lang w:val="en-US"/>
+        </w:rPr>
+        <w:t>MPower</w:t>
+      </w:r>
+    </w:p>
+    <w:p>
+      <w:pPr>
+        <w:pStyle w:val="Body"/>
+        <w:numPr>
+          <w:ilvl w:val="2"/>
+          <w:numId w:val="3"/>
+        </w:numPr>
+        <w:rPr>
+          <w:sz w:val="28"/>
+          <w:szCs w:val="28"/>
+        </w:rPr>
+      </w:pPr>
+      <w:r>
+        <w:rPr>
+          <w:sz w:val="28"/>
+          <w:szCs w:val="28"/>
+          <w:rtl w:val="0"/>
+        </w:rPr>
+        <w:t>MS Intune EMM</w:t>
+      </w:r>
+    </w:p>
+    <w:p>
+      <w:pPr>
+        <w:pStyle w:val="Body"/>
+        <w:numPr>
+          <w:ilvl w:val="2"/>
+          <w:numId w:val="3"/>
+        </w:numPr>
+        <w:rPr>
+          <w:sz w:val="28"/>
+          <w:szCs w:val="28"/>
+          <w:lang w:val="en-US"/>
+        </w:rPr>
+      </w:pPr>
+      <w:r>
+        <w:rPr>
+          <w:sz w:val="28"/>
+          <w:szCs w:val="28"/>
+          <w:rtl w:val="0"/>
+          <w:lang w:val="en-US"/>
+        </w:rPr>
+        <w:t>Mobile Banking Rewrite</w:t>
+      </w:r>
+    </w:p>
+    <w:p>
+      <w:pPr>
+        <w:pStyle w:val="Body"/>
+        <w:numPr>
+          <w:ilvl w:val="2"/>
+          <w:numId w:val="3"/>
+        </w:numPr>
+        <w:rPr>
+          <w:sz w:val="28"/>
+          <w:szCs w:val="28"/>
+          <w:lang w:val="en-US"/>
+        </w:rPr>
+      </w:pPr>
+      <w:r>
+        <w:rPr>
+          <w:sz w:val="28"/>
+          <w:szCs w:val="28"/>
+          <w:rtl w:val="0"/>
+          <w:lang w:val="en-US"/>
+        </w:rPr>
+        <w:t>Customer Portal</w:t>
+      </w:r>
+    </w:p>
+    <w:p>
+      <w:pPr>
+        <w:pStyle w:val="Body"/>
+        <w:numPr>
+          <w:ilvl w:val="2"/>
+          <w:numId w:val="3"/>
+        </w:numPr>
+        <w:rPr>
+          <w:sz w:val="28"/>
+          <w:szCs w:val="28"/>
+          <w:lang w:val="en-US"/>
+        </w:rPr>
+      </w:pPr>
+      <w:r>
+        <w:rPr>
+          <w:sz w:val="28"/>
+          <w:szCs w:val="28"/>
+          <w:rtl w:val="0"/>
+          <w:lang w:val="en-US"/>
+        </w:rPr>
+        <w:t>Enterprise DataWarehouse</w:t>
+      </w:r>
+    </w:p>
+    <w:p>
+      <w:pPr>
+        <w:pStyle w:val="Body"/>
+        <w:numPr>
+          <w:ilvl w:val="2"/>
+          <w:numId w:val="3"/>
+        </w:numPr>
+        <w:rPr>
+          <w:sz w:val="28"/>
+          <w:szCs w:val="28"/>
+        </w:rPr>
+      </w:pPr>
+      <w:r>
+        <w:rPr>
+          <w:sz w:val="28"/>
+          <w:szCs w:val="28"/>
+          <w:rtl w:val="0"/>
+        </w:rPr>
+        <w:t>HCM</w:t>
+      </w:r>
+    </w:p>
+    <w:p>
+      <w:pPr>
+        <w:pStyle w:val="Body"/>
+        <w:numPr>
+          <w:ilvl w:val="2"/>
+          <w:numId w:val="3"/>
+        </w:numPr>
+        <w:rPr>
+          <w:sz w:val="28"/>
+          <w:szCs w:val="28"/>
+          <w:lang w:val="en-US"/>
+        </w:rPr>
+      </w:pPr>
+      <w:r>
+        <w:rPr>
+          <w:sz w:val="28"/>
+          <w:szCs w:val="28"/>
+          <w:rtl w:val="0"/>
+          <w:lang w:val="en-US"/>
+        </w:rPr>
+        <w:t xml:space="preserve">HDFC &amp; You </w:t>
+      </w:r>
+      <w:r>
+        <w:rPr>
+          <w:sz w:val="28"/>
+          <w:szCs w:val="28"/>
+          <w:rtl w:val="0"/>
+        </w:rPr>
+        <w:t xml:space="preserve">– </w:t>
+      </w:r>
+      <w:r>
+        <w:rPr>
+          <w:sz w:val="28"/>
+          <w:szCs w:val="28"/>
+          <w:rtl w:val="0"/>
+          <w:lang w:val="en-US"/>
+        </w:rPr>
+        <w:t>Sales Mobile App</w:t>
+      </w:r>
+    </w:p>
+    <w:p>
+      <w:pPr>
+        <w:pStyle w:val="Body"/>
+        <w:numPr>
+          <w:ilvl w:val="2"/>
+          <w:numId w:val="3"/>
+        </w:numPr>
+        <w:rPr>
+          <w:sz w:val="28"/>
+          <w:szCs w:val="28"/>
+          <w:lang w:val="en-US"/>
+        </w:rPr>
+      </w:pPr>
+      <w:r>
+        <w:rPr>
+          <w:sz w:val="28"/>
+          <w:szCs w:val="28"/>
+          <w:rtl w:val="0"/>
+          <w:lang w:val="en-US"/>
+        </w:rPr>
+        <w:t>CRM Next</w:t>
+      </w:r>
+    </w:p>
+    <w:p>
+      <w:pPr>
+        <w:pStyle w:val="Body"/>
+        <w:numPr>
+          <w:ilvl w:val="2"/>
+          <w:numId w:val="3"/>
+        </w:numPr>
+        <w:rPr>
+          <w:sz w:val="28"/>
+          <w:szCs w:val="28"/>
+        </w:rPr>
+      </w:pPr>
+      <w:r>
+        <w:rPr>
+          <w:sz w:val="28"/>
+          <w:szCs w:val="28"/>
+          <w:rtl w:val="0"/>
+        </w:rPr>
+        <w:t>CBX</w:t>
+      </w:r>
+    </w:p>
+    <w:p>
+      <w:pPr>
+        <w:pStyle w:val="Body"/>
+        <w:numPr>
+          <w:ilvl w:val="2"/>
+          <w:numId w:val="3"/>
+        </w:numPr>
+        <w:rPr>
+          <w:sz w:val="28"/>
+          <w:szCs w:val="28"/>
+          <w:lang w:val="it-IT"/>
+        </w:rPr>
+      </w:pPr>
+      <w:r>
+        <w:rPr>
+          <w:sz w:val="28"/>
+          <w:szCs w:val="28"/>
+          <w:rtl w:val="0"/>
+          <w:lang w:val="it-IT"/>
+        </w:rPr>
+        <w:t>Veritas</w:t>
+      </w:r>
+    </w:p>
+    <w:p>
+      <w:pPr>
+        <w:pStyle w:val="Body"/>
+        <w:numPr>
+          <w:ilvl w:val="2"/>
+          <w:numId w:val="3"/>
+        </w:numPr>
+        <w:rPr>
+          <w:sz w:val="28"/>
+          <w:szCs w:val="28"/>
+          <w:lang w:val="en-US"/>
+        </w:rPr>
+      </w:pPr>
+      <w:r>
+        <w:rPr>
+          <w:sz w:val="28"/>
+          <w:szCs w:val="28"/>
+          <w:rtl w:val="0"/>
+          <w:lang w:val="en-US"/>
+        </w:rPr>
+        <w:t>Digital Customer Onboarding</w:t>
+      </w:r>
+    </w:p>
+    <w:p>
+      <w:pPr>
+        <w:pStyle w:val="Body"/>
+        <w:numPr>
+          <w:ilvl w:val="2"/>
+          <w:numId w:val="3"/>
+        </w:numPr>
+        <w:rPr>
+          <w:sz w:val="28"/>
+          <w:szCs w:val="28"/>
+          <w:lang w:val="en-US"/>
+        </w:rPr>
+      </w:pPr>
+      <w:r>
+        <w:rPr>
+          <w:sz w:val="28"/>
+          <w:szCs w:val="28"/>
+          <w:rtl w:val="0"/>
+          <w:lang w:val="en-US"/>
+        </w:rPr>
+        <w:t>ServiceNow</w:t>
+      </w:r>
+    </w:p>
+    <w:p>
+      <w:pPr>
+        <w:pStyle w:val="Body"/>
+        <w:numPr>
+          <w:ilvl w:val="2"/>
+          <w:numId w:val="3"/>
+        </w:numPr>
+        <w:rPr>
+          <w:sz w:val="28"/>
+          <w:szCs w:val="28"/>
+          <w:lang w:val="da-DK"/>
+        </w:rPr>
+      </w:pPr>
+      <w:r>
+        <w:rPr>
+          <w:sz w:val="28"/>
+          <w:szCs w:val="28"/>
+          <w:rtl w:val="0"/>
+          <w:lang w:val="da-DK"/>
+        </w:rPr>
+        <w:t xml:space="preserve">IDEA </w:t>
+      </w:r>
+      <w:r>
+        <w:rPr>
+          <w:sz w:val="28"/>
+          <w:szCs w:val="28"/>
+          <w:rtl w:val="0"/>
+        </w:rPr>
+        <w:t xml:space="preserve">– </w:t>
+      </w:r>
+      <w:r>
+        <w:rPr>
+          <w:sz w:val="28"/>
+          <w:szCs w:val="28"/>
+          <w:rtl w:val="0"/>
+        </w:rPr>
+        <w:t>RAS</w:t>
+      </w:r>
+    </w:p>
+    <w:p>
+      <w:pPr>
+        <w:pStyle w:val="Body"/>
+        <w:numPr>
+          <w:ilvl w:val="2"/>
+          <w:numId w:val="3"/>
+        </w:numPr>
+        <w:rPr>
+          <w:sz w:val="28"/>
+          <w:szCs w:val="28"/>
+          <w:lang w:val="de-DE"/>
+        </w:rPr>
+      </w:pPr>
+      <w:r>
+        <w:rPr>
+          <w:sz w:val="28"/>
+          <w:szCs w:val="28"/>
+          <w:rtl w:val="0"/>
+          <w:lang w:val="de-DE"/>
+        </w:rPr>
+        <w:t xml:space="preserve">Penn App </w:t>
+      </w:r>
+      <w:r>
+        <w:rPr>
+          <w:sz w:val="28"/>
+          <w:szCs w:val="28"/>
+          <w:rtl w:val="0"/>
+        </w:rPr>
+        <w:t xml:space="preserve">– </w:t>
+      </w:r>
+      <w:r>
+        <w:rPr>
+          <w:sz w:val="28"/>
+          <w:szCs w:val="28"/>
+          <w:rtl w:val="0"/>
+          <w:lang w:val="en-US"/>
+        </w:rPr>
+        <w:t>Pennants Lending Factory</w:t>
+      </w:r>
+    </w:p>
+    <w:p>
+      <w:pPr>
+        <w:pStyle w:val="Body"/>
+        <w:numPr>
+          <w:ilvl w:val="2"/>
+          <w:numId w:val="3"/>
+        </w:numPr>
+        <w:rPr>
+          <w:sz w:val="28"/>
+          <w:szCs w:val="28"/>
+          <w:lang w:val="en-US"/>
+        </w:rPr>
+      </w:pPr>
+      <w:r>
+        <w:rPr>
+          <w:sz w:val="28"/>
+          <w:szCs w:val="28"/>
+          <w:rtl w:val="0"/>
+          <w:lang w:val="en-US"/>
+        </w:rPr>
+        <w:t>Others</w:t>
+      </w:r>
+    </w:p>
+    <w:p>
+      <w:pPr>
+        <w:pStyle w:val="Body"/>
+        <w:rPr>
+          <w:sz w:val="28"/>
+          <w:szCs w:val="28"/>
+        </w:rPr>
+      </w:pPr>
     </w:p>
     <w:p>
       <w:pPr>
@@ -4133,22 +7037,241 @@
         <w:pStyle w:val="Body"/>
         <w:numPr>
           <w:ilvl w:val="1"/>
-          <w:numId w:val="5"/>
-        </w:numPr>
-        <w:rPr>
-          <w:sz w:val="28"/>
-          <w:szCs w:val="28"/>
-          <w:lang w:val="en-US"/>
-        </w:rPr>
-      </w:pPr>
-      <w:r>
-        <w:rPr>
-          <w:sz w:val="28"/>
-          <w:szCs w:val="28"/>
-          <w:rtl w:val="0"/>
-          <w:lang w:val="en-US"/>
-        </w:rPr>
-        <w:t xml:space="preserve">New Device </w:t>
+          <w:numId w:val="3"/>
+        </w:numPr>
+        <w:rPr>
+          <w:sz w:val="28"/>
+          <w:szCs w:val="28"/>
+          <w:lang w:val="en-US"/>
+        </w:rPr>
+      </w:pPr>
+      <w:r>
+        <w:rPr>
+          <w:sz w:val="28"/>
+          <w:szCs w:val="28"/>
+          <w:rtl w:val="0"/>
+          <w:lang w:val="en-US"/>
+        </w:rPr>
+        <w:t>Other Softwares</w:t>
+      </w:r>
+    </w:p>
+    <w:p>
+      <w:pPr>
+        <w:pStyle w:val="Body"/>
+        <w:numPr>
+          <w:ilvl w:val="2"/>
+          <w:numId w:val="3"/>
+        </w:numPr>
+        <w:rPr>
+          <w:sz w:val="28"/>
+          <w:szCs w:val="28"/>
+        </w:rPr>
+      </w:pPr>
+      <w:r>
+        <w:rPr>
+          <w:sz w:val="28"/>
+          <w:szCs w:val="28"/>
+          <w:rtl w:val="0"/>
+        </w:rPr>
+        <w:t>ZScaler</w:t>
+      </w:r>
+    </w:p>
+    <w:p>
+      <w:pPr>
+        <w:pStyle w:val="Body"/>
+        <w:numPr>
+          <w:ilvl w:val="2"/>
+          <w:numId w:val="3"/>
+        </w:numPr>
+        <w:rPr>
+          <w:sz w:val="28"/>
+          <w:szCs w:val="28"/>
+          <w:lang w:val="en-US"/>
+        </w:rPr>
+      </w:pPr>
+      <w:r>
+        <w:rPr>
+          <w:sz w:val="28"/>
+          <w:szCs w:val="28"/>
+          <w:rtl w:val="0"/>
+          <w:lang w:val="en-US"/>
+        </w:rPr>
+        <w:t>Cisco Anyconnect</w:t>
+      </w:r>
+    </w:p>
+    <w:p>
+      <w:pPr>
+        <w:pStyle w:val="Body"/>
+        <w:numPr>
+          <w:ilvl w:val="2"/>
+          <w:numId w:val="3"/>
+        </w:numPr>
+        <w:rPr>
+          <w:sz w:val="28"/>
+          <w:szCs w:val="28"/>
+          <w:lang w:val="de-DE"/>
+        </w:rPr>
+      </w:pPr>
+      <w:r>
+        <w:rPr>
+          <w:sz w:val="28"/>
+          <w:szCs w:val="28"/>
+          <w:rtl w:val="0"/>
+          <w:lang w:val="de-DE"/>
+        </w:rPr>
+        <w:t>Holmes EndPoint Solution</w:t>
+      </w:r>
+    </w:p>
+    <w:p>
+      <w:pPr>
+        <w:pStyle w:val="Body"/>
+        <w:numPr>
+          <w:ilvl w:val="2"/>
+          <w:numId w:val="3"/>
+        </w:numPr>
+        <w:rPr>
+          <w:sz w:val="28"/>
+          <w:szCs w:val="28"/>
+          <w:lang w:val="de-DE"/>
+        </w:rPr>
+      </w:pPr>
+      <w:r>
+        <w:rPr>
+          <w:sz w:val="28"/>
+          <w:szCs w:val="28"/>
+          <w:rtl w:val="0"/>
+          <w:lang w:val="de-DE"/>
+        </w:rPr>
+        <w:t>Google Chrome</w:t>
+      </w:r>
+    </w:p>
+    <w:p>
+      <w:pPr>
+        <w:pStyle w:val="Body"/>
+        <w:numPr>
+          <w:ilvl w:val="2"/>
+          <w:numId w:val="3"/>
+        </w:numPr>
+        <w:rPr>
+          <w:sz w:val="28"/>
+          <w:szCs w:val="28"/>
+          <w:lang w:val="nl-NL"/>
+        </w:rPr>
+      </w:pPr>
+      <w:r>
+        <w:rPr>
+          <w:sz w:val="28"/>
+          <w:szCs w:val="28"/>
+          <w:rtl w:val="0"/>
+          <w:lang w:val="nl-NL"/>
+        </w:rPr>
+        <w:t>Open O</w:t>
+      </w:r>
+      <w:r>
+        <w:rPr>
+          <w:sz w:val="28"/>
+          <w:szCs w:val="28"/>
+          <w:rtl w:val="0"/>
+        </w:rPr>
+        <w:t>ﬃ</w:t>
+      </w:r>
+      <w:r>
+        <w:rPr>
+          <w:sz w:val="28"/>
+          <w:szCs w:val="28"/>
+          <w:rtl w:val="0"/>
+        </w:rPr>
+        <w:t>ce</w:t>
+      </w:r>
+    </w:p>
+    <w:p>
+      <w:pPr>
+        <w:pStyle w:val="Body"/>
+        <w:numPr>
+          <w:ilvl w:val="2"/>
+          <w:numId w:val="3"/>
+        </w:numPr>
+        <w:rPr>
+          <w:sz w:val="28"/>
+          <w:szCs w:val="28"/>
+          <w:lang w:val="fr-FR"/>
+        </w:rPr>
+      </w:pPr>
+      <w:r>
+        <w:rPr>
+          <w:sz w:val="28"/>
+          <w:szCs w:val="28"/>
+          <w:rtl w:val="0"/>
+          <w:lang w:val="fr-FR"/>
+        </w:rPr>
+        <w:t>Citrix Client</w:t>
+      </w:r>
+    </w:p>
+    <w:p>
+      <w:pPr>
+        <w:pStyle w:val="Body"/>
+        <w:numPr>
+          <w:ilvl w:val="2"/>
+          <w:numId w:val="3"/>
+        </w:numPr>
+        <w:rPr>
+          <w:sz w:val="28"/>
+          <w:szCs w:val="28"/>
+        </w:rPr>
+      </w:pPr>
+      <w:r>
+        <w:rPr>
+          <w:sz w:val="28"/>
+          <w:szCs w:val="28"/>
+          <w:rtl w:val="0"/>
+        </w:rPr>
+        <w:t>DoPDF</w:t>
+      </w:r>
+    </w:p>
+    <w:p>
+      <w:pPr>
+        <w:pStyle w:val="Body"/>
+        <w:numPr>
+          <w:ilvl w:val="2"/>
+          <w:numId w:val="3"/>
+        </w:numPr>
+        <w:rPr>
+          <w:sz w:val="28"/>
+          <w:szCs w:val="28"/>
+          <w:lang w:val="fr-FR"/>
+        </w:rPr>
+      </w:pPr>
+      <w:r>
+        <w:rPr>
+          <w:sz w:val="28"/>
+          <w:szCs w:val="28"/>
+          <w:rtl w:val="0"/>
+          <w:lang w:val="fr-FR"/>
+        </w:rPr>
+        <w:t>Internet Explorer</w:t>
+      </w:r>
+    </w:p>
+    <w:p>
+      <w:pPr>
+        <w:pStyle w:val="Body"/>
+        <w:numPr>
+          <w:ilvl w:val="2"/>
+          <w:numId w:val="3"/>
+        </w:numPr>
+        <w:rPr>
+          <w:sz w:val="28"/>
+          <w:szCs w:val="28"/>
+          <w:lang w:val="en-US"/>
+        </w:rPr>
+      </w:pPr>
+      <w:r>
+        <w:rPr>
+          <w:sz w:val="28"/>
+          <w:szCs w:val="28"/>
+          <w:rtl w:val="0"/>
+          <w:lang w:val="en-US"/>
+        </w:rPr>
+        <w:t>Others</w:t>
       </w:r>
     </w:p>
     <w:p>
@@ -4189,39 +7312,93 @@
           <w:rtl w:val="0"/>
           <w:lang w:val="en-US"/>
         </w:rPr>
-        <w:t>Software &amp; Application</w:t>
-      </w:r>
-    </w:p>
-    <w:p>
-      <w:pPr>
-        <w:pStyle w:val="Body"/>
-        <w:rPr>
-          <w:sz w:val="28"/>
-          <w:szCs w:val="28"/>
-        </w:rPr>
-      </w:pPr>
+        <w:t>Bank Infrastructure &amp; Network</w:t>
+      </w:r>
     </w:p>
     <w:p>
       <w:pPr>
         <w:pStyle w:val="Body"/>
         <w:numPr>
           <w:ilvl w:val="1"/>
-          <w:numId w:val="5"/>
-        </w:numPr>
-        <w:rPr>
-          <w:sz w:val="28"/>
-          <w:szCs w:val="28"/>
-          <w:lang w:val="en-US"/>
-        </w:rPr>
-      </w:pPr>
-      <w:r>
-        <w:rPr>
-          <w:sz w:val="28"/>
-          <w:szCs w:val="28"/>
-          <w:rtl w:val="0"/>
-          <w:lang w:val="en-US"/>
-        </w:rPr>
-        <w:t>Microsoft Products</w:t>
+          <w:numId w:val="7"/>
+        </w:numPr>
+        <w:rPr>
+          <w:sz w:val="28"/>
+          <w:szCs w:val="28"/>
+          <w:lang w:val="en-US"/>
+        </w:rPr>
+      </w:pPr>
+      <w:r>
+        <w:rPr>
+          <w:sz w:val="28"/>
+          <w:szCs w:val="28"/>
+          <w:rtl w:val="0"/>
+          <w:lang w:val="en-US"/>
+        </w:rPr>
+        <w:t>Banking Equipment &amp; Devices</w:t>
+      </w:r>
+      <w:r>
+        <w:rPr>
+          <w:sz w:val="28"/>
+          <w:szCs w:val="28"/>
+          <w:rtl w:val="0"/>
+          <w:lang w:val="en-US"/>
+        </w:rPr>
+        <w:t xml:space="preserve"> (</w:t>
+      </w:r>
+      <w:r>
+        <w:rPr>
+          <w:sz w:val="28"/>
+          <w:szCs w:val="28"/>
+          <w:rtl w:val="0"/>
+          <w:lang w:val="en-US"/>
+        </w:rPr>
+        <w:t>ATM Devices</w:t>
+      </w:r>
+      <w:r>
+        <w:rPr>
+          <w:sz w:val="28"/>
+          <w:szCs w:val="28"/>
+          <w:rtl w:val="0"/>
+          <w:lang w:val="en-US"/>
+        </w:rPr>
+        <w:t xml:space="preserve">, </w:t>
+      </w:r>
+      <w:r>
+        <w:rPr>
+          <w:sz w:val="28"/>
+          <w:szCs w:val="28"/>
+          <w:rtl w:val="0"/>
+          <w:lang w:val="en-US"/>
+        </w:rPr>
+        <w:t>CDM (Cash Deposit Machine)</w:t>
+      </w:r>
+      <w:r>
+        <w:rPr>
+          <w:sz w:val="28"/>
+          <w:szCs w:val="28"/>
+          <w:rtl w:val="0"/>
+          <w:lang w:val="en-US"/>
+        </w:rPr>
+        <w:t xml:space="preserve">, </w:t>
+      </w:r>
+      <w:r>
+        <w:rPr>
+          <w:sz w:val="28"/>
+          <w:szCs w:val="28"/>
+          <w:rtl w:val="0"/>
+          <w:lang w:val="it-IT"/>
+        </w:rPr>
+        <w:t>POS Terminals</w:t>
+      </w:r>
+      <w:r>
+        <w:rPr>
+          <w:sz w:val="28"/>
+          <w:szCs w:val="28"/>
+          <w:rtl w:val="0"/>
+          <w:lang w:val="en-US"/>
+        </w:rPr>
+        <w:t>)</w:t>
       </w:r>
     </w:p>
     <w:p>
@@ -4229,20 +7406,85 @@
         <w:pStyle w:val="Body"/>
         <w:numPr>
           <w:ilvl w:val="1"/>
-          <w:numId w:val="5"/>
-        </w:numPr>
-        <w:rPr>
-          <w:sz w:val="28"/>
-          <w:szCs w:val="28"/>
-        </w:rPr>
-      </w:pPr>
-      <w:r>
-        <w:rPr>
-          <w:sz w:val="28"/>
-          <w:szCs w:val="28"/>
-          <w:rtl w:val="0"/>
-        </w:rPr>
-        <w:t>Web Browser</w:t>
+          <w:numId w:val="7"/>
+        </w:numPr>
+        <w:rPr>
+          <w:sz w:val="28"/>
+          <w:szCs w:val="28"/>
+          <w:lang w:val="en-US"/>
+        </w:rPr>
+      </w:pPr>
+      <w:r>
+        <w:rPr>
+          <w:sz w:val="28"/>
+          <w:szCs w:val="28"/>
+          <w:rtl w:val="0"/>
+          <w:lang w:val="en-US"/>
+        </w:rPr>
+        <w:t>Server &amp; Infrastructure</w:t>
+      </w:r>
+      <w:r>
+        <w:rPr>
+          <w:sz w:val="28"/>
+          <w:szCs w:val="28"/>
+          <w:rtl w:val="0"/>
+          <w:lang w:val="en-US"/>
+        </w:rPr>
+        <w:t xml:space="preserve"> (</w:t>
+      </w:r>
+      <w:r>
+        <w:rPr>
+          <w:sz w:val="28"/>
+          <w:szCs w:val="28"/>
+          <w:rtl w:val="0"/>
+          <w:lang w:val="de-DE"/>
+        </w:rPr>
+        <w:t>Branch Servers</w:t>
+      </w:r>
+      <w:r>
+        <w:rPr>
+          <w:sz w:val="28"/>
+          <w:szCs w:val="28"/>
+          <w:rtl w:val="0"/>
+          <w:lang w:val="en-US"/>
+        </w:rPr>
+        <w:t xml:space="preserve">, </w:t>
+      </w:r>
+      <w:r>
+        <w:rPr>
+          <w:sz w:val="28"/>
+          <w:szCs w:val="28"/>
+          <w:rtl w:val="0"/>
+          <w:lang w:val="en-US"/>
+        </w:rPr>
+        <w:t>Data Center Equipment</w:t>
+      </w:r>
+      <w:r>
+        <w:rPr>
+          <w:sz w:val="28"/>
+          <w:szCs w:val="28"/>
+          <w:rtl w:val="0"/>
+          <w:lang w:val="en-US"/>
+        </w:rPr>
+        <w:t xml:space="preserve">, </w:t>
+      </w:r>
+      <w:r>
+        <w:rPr>
+          <w:sz w:val="28"/>
+          <w:szCs w:val="28"/>
+          <w:rtl w:val="0"/>
+          <w:lang w:val="de-DE"/>
+        </w:rPr>
+        <w:t>All-In-One Racks</w:t>
+      </w:r>
+      <w:r>
+        <w:rPr>
+          <w:sz w:val="28"/>
+          <w:szCs w:val="28"/>
+          <w:rtl w:val="0"/>
+          <w:lang w:val="en-US"/>
+        </w:rPr>
+        <w:t>)</w:t>
       </w:r>
     </w:p>
     <w:p>
@@ -4250,22 +7492,189 @@
         <w:pStyle w:val="Body"/>
         <w:numPr>
           <w:ilvl w:val="1"/>
-          <w:numId w:val="5"/>
-        </w:numPr>
-        <w:rPr>
-          <w:sz w:val="28"/>
-          <w:szCs w:val="28"/>
+          <w:numId w:val="7"/>
+        </w:numPr>
+        <w:rPr>
+          <w:sz w:val="28"/>
+          <w:szCs w:val="28"/>
+          <w:lang w:val="en-US"/>
+        </w:rPr>
+      </w:pPr>
+      <w:r>
+        <w:rPr>
+          <w:sz w:val="28"/>
+          <w:szCs w:val="28"/>
+          <w:rtl w:val="0"/>
+          <w:lang w:val="en-US"/>
+        </w:rPr>
+        <w:t>Network Equipment</w:t>
+      </w:r>
+      <w:r>
+        <w:rPr>
+          <w:sz w:val="28"/>
+          <w:szCs w:val="28"/>
+          <w:rtl w:val="0"/>
+          <w:lang w:val="en-US"/>
+        </w:rPr>
+        <w:t xml:space="preserve"> (</w:t>
+      </w:r>
+      <w:r>
+        <w:rPr>
+          <w:sz w:val="28"/>
+          <w:szCs w:val="28"/>
+          <w:rtl w:val="0"/>
+          <w:lang w:val="en-US"/>
+        </w:rPr>
+        <w:t>Network Switches</w:t>
+      </w:r>
+      <w:r>
+        <w:rPr>
+          <w:sz w:val="28"/>
+          <w:szCs w:val="28"/>
+          <w:rtl w:val="0"/>
+          <w:lang w:val="en-US"/>
+        </w:rPr>
+        <w:t>,</w:t>
+      </w:r>
+      <w:r>
+        <w:rPr>
+          <w:sz w:val="28"/>
+          <w:szCs w:val="28"/>
+          <w:rtl w:val="0"/>
+          <w:lang w:val="en-US"/>
+        </w:rPr>
+        <w:t>WiFi Access Points</w:t>
+      </w:r>
+      <w:r>
+        <w:rPr>
+          <w:sz w:val="28"/>
+          <w:szCs w:val="28"/>
+          <w:rtl w:val="0"/>
+          <w:lang w:val="en-US"/>
+        </w:rPr>
+        <w:t xml:space="preserve">, </w:t>
+      </w:r>
+      <w:r>
+        <w:rPr>
+          <w:sz w:val="28"/>
+          <w:szCs w:val="28"/>
+          <w:rtl w:val="0"/>
+          <w:lang w:val="en-US"/>
+        </w:rPr>
+        <w:t>Routers</w:t>
+      </w:r>
+      <w:r>
+        <w:rPr>
+          <w:sz w:val="28"/>
+          <w:szCs w:val="28"/>
+          <w:rtl w:val="0"/>
+          <w:lang w:val="en-US"/>
+        </w:rPr>
+        <w:t xml:space="preserve">, </w:t>
+      </w:r>
+      <w:r>
+        <w:rPr>
+          <w:sz w:val="28"/>
+          <w:szCs w:val="28"/>
+          <w:rtl w:val="0"/>
+          <w:lang w:val="en-US"/>
+        </w:rPr>
+        <w:t>Network Cabling</w:t>
+      </w:r>
+      <w:r>
+        <w:rPr>
+          <w:sz w:val="28"/>
+          <w:szCs w:val="28"/>
+          <w:rtl w:val="0"/>
+          <w:lang w:val="en-US"/>
+        </w:rPr>
+        <w:t>)</w:t>
+      </w:r>
+    </w:p>
+    <w:p>
+      <w:pPr>
+        <w:pStyle w:val="Body"/>
+        <w:numPr>
+          <w:ilvl w:val="1"/>
+          <w:numId w:val="7"/>
+        </w:numPr>
+        <w:rPr>
+          <w:sz w:val="28"/>
+          <w:szCs w:val="28"/>
+          <w:lang w:val="en-US"/>
+        </w:rPr>
+      </w:pPr>
+      <w:r>
+        <w:rPr>
+          <w:sz w:val="28"/>
+          <w:szCs w:val="28"/>
+          <w:rtl w:val="0"/>
+          <w:lang w:val="en-US"/>
+        </w:rPr>
+        <w:t>Power Systems</w:t>
+      </w:r>
+      <w:r>
+        <w:rPr>
+          <w:sz w:val="28"/>
+          <w:szCs w:val="28"/>
+          <w:rtl w:val="0"/>
+          <w:lang w:val="en-US"/>
+        </w:rPr>
+        <w:t xml:space="preserve"> (</w:t>
+      </w:r>
+      <w:r>
+        <w:rPr>
+          <w:sz w:val="28"/>
+          <w:szCs w:val="28"/>
+          <w:rtl w:val="0"/>
           <w:lang w:val="fr-FR"/>
         </w:rPr>
-      </w:pPr>
-      <w:r>
-        <w:rPr>
-          <w:sz w:val="28"/>
-          <w:szCs w:val="28"/>
-          <w:rtl w:val="0"/>
-          <w:lang w:val="fr-FR"/>
-        </w:rPr>
-        <w:t>Collaboration &amp; Communication</w:t>
+        <w:t>UPS</w:t>
+      </w:r>
+      <w:r>
+        <w:rPr>
+          <w:sz w:val="28"/>
+          <w:szCs w:val="28"/>
+          <w:rtl w:val="0"/>
+          <w:lang w:val="en-US"/>
+        </w:rPr>
+        <w:t xml:space="preserve">, </w:t>
+      </w:r>
+      <w:r>
+        <w:rPr>
+          <w:sz w:val="28"/>
+          <w:szCs w:val="28"/>
+          <w:rtl w:val="0"/>
+          <w:lang w:val="de-DE"/>
+        </w:rPr>
+        <w:t>PDU</w:t>
+      </w:r>
+      <w:r>
+        <w:rPr>
+          <w:sz w:val="28"/>
+          <w:szCs w:val="28"/>
+          <w:rtl w:val="0"/>
+          <w:lang w:val="en-US"/>
+        </w:rPr>
+        <w:t xml:space="preserve">, </w:t>
+      </w:r>
+      <w:r>
+        <w:rPr>
+          <w:sz w:val="28"/>
+          <w:szCs w:val="28"/>
+          <w:rtl w:val="0"/>
+          <w:lang w:val="en-US"/>
+        </w:rPr>
+        <w:t>Backup Power</w:t>
+      </w:r>
+      <w:r>
+        <w:rPr>
+          <w:sz w:val="28"/>
+          <w:szCs w:val="28"/>
+          <w:rtl w:val="0"/>
+          <w:lang w:val="en-US"/>
+        </w:rPr>
+        <w:t>)</w:t>
       </w:r>
     </w:p>
     <w:p>
@@ -4273,22 +7682,85 @@
         <w:pStyle w:val="Body"/>
         <w:numPr>
           <w:ilvl w:val="1"/>
-          <w:numId w:val="5"/>
-        </w:numPr>
-        <w:rPr>
-          <w:sz w:val="28"/>
-          <w:szCs w:val="28"/>
-          <w:lang w:val="en-US"/>
-        </w:rPr>
-      </w:pPr>
-      <w:r>
-        <w:rPr>
-          <w:sz w:val="28"/>
-          <w:szCs w:val="28"/>
-          <w:rtl w:val="0"/>
-          <w:lang w:val="en-US"/>
-        </w:rPr>
-        <w:t>Development Tools</w:t>
+          <w:numId w:val="7"/>
+        </w:numPr>
+        <w:rPr>
+          <w:sz w:val="28"/>
+          <w:szCs w:val="28"/>
+          <w:lang w:val="en-US"/>
+        </w:rPr>
+      </w:pPr>
+      <w:r>
+        <w:rPr>
+          <w:sz w:val="28"/>
+          <w:szCs w:val="28"/>
+          <w:rtl w:val="0"/>
+          <w:lang w:val="en-US"/>
+        </w:rPr>
+        <w:t>Security Devices</w:t>
+      </w:r>
+      <w:r>
+        <w:rPr>
+          <w:sz w:val="28"/>
+          <w:szCs w:val="28"/>
+          <w:rtl w:val="0"/>
+          <w:lang w:val="en-US"/>
+        </w:rPr>
+        <w:t xml:space="preserve"> (</w:t>
+      </w:r>
+      <w:r>
+        <w:rPr>
+          <w:sz w:val="28"/>
+          <w:szCs w:val="28"/>
+          <w:rtl w:val="0"/>
+          <w:lang w:val="da-DK"/>
+        </w:rPr>
+        <w:t>CCTV</w:t>
+      </w:r>
+      <w:r>
+        <w:rPr>
+          <w:sz w:val="28"/>
+          <w:szCs w:val="28"/>
+          <w:rtl w:val="0"/>
+          <w:lang w:val="en-US"/>
+        </w:rPr>
+        <w:t xml:space="preserve">, </w:t>
+      </w:r>
+      <w:r>
+        <w:rPr>
+          <w:sz w:val="28"/>
+          <w:szCs w:val="28"/>
+          <w:rtl w:val="0"/>
+          <w:lang w:val="it-IT"/>
+        </w:rPr>
+        <w:t>Access</w:t>
+      </w:r>
+      <w:r>
+        <w:rPr>
+          <w:sz w:val="28"/>
+          <w:szCs w:val="28"/>
+          <w:rtl w:val="0"/>
+          <w:lang w:val="en-US"/>
+        </w:rPr>
+        <w:t xml:space="preserve">, </w:t>
+      </w:r>
+      <w:r>
+        <w:rPr>
+          <w:sz w:val="28"/>
+          <w:szCs w:val="28"/>
+          <w:rtl w:val="0"/>
+          <w:lang w:val="en-US"/>
+        </w:rPr>
+        <w:t>Security Gates</w:t>
+      </w:r>
+      <w:r>
+        <w:rPr>
+          <w:sz w:val="28"/>
+          <w:szCs w:val="28"/>
+          <w:rtl w:val="0"/>
+          <w:lang w:val="en-US"/>
+        </w:rPr>
+        <w:t>)</w:t>
       </w:r>
     </w:p>
     <w:p>
@@ -4296,54 +7768,83 @@
         <w:pStyle w:val="Body"/>
         <w:numPr>
           <w:ilvl w:val="1"/>
-          <w:numId w:val="5"/>
-        </w:numPr>
-        <w:rPr>
-          <w:sz w:val="28"/>
-          <w:szCs w:val="28"/>
-          <w:lang w:val="en-US"/>
-        </w:rPr>
-      </w:pPr>
-      <w:r>
-        <w:rPr>
-          <w:sz w:val="28"/>
-          <w:szCs w:val="28"/>
-          <w:rtl w:val="0"/>
-          <w:lang w:val="en-US"/>
-        </w:rPr>
-        <w:t>Media &amp; Utilities</w:t>
-      </w:r>
-    </w:p>
-    <w:p>
-      <w:pPr>
-        <w:pStyle w:val="Body"/>
-        <w:rPr>
-          <w:sz w:val="28"/>
-          <w:szCs w:val="28"/>
-        </w:rPr>
-      </w:pPr>
-    </w:p>
-    <w:p>
-      <w:pPr>
-        <w:pStyle w:val="Body"/>
-        <w:numPr>
-          <w:ilvl w:val="0"/>
-          <w:numId w:val="1"/>
-        </w:numPr>
-        <w:rPr>
-          <w:sz w:val="28"/>
-          <w:szCs w:val="28"/>
-          <w:lang w:val="en-US"/>
-        </w:rPr>
-      </w:pPr>
-      <w:r>
-        <w:rPr>
-          <w:sz w:val="28"/>
-          <w:szCs w:val="28"/>
-          <w:rtl w:val="0"/>
-          <w:lang w:val="en-US"/>
-        </w:rPr>
-        <w:t>Bank Infrastructure &amp; Network</w:t>
+          <w:numId w:val="7"/>
+        </w:numPr>
+        <w:rPr>
+          <w:sz w:val="28"/>
+          <w:szCs w:val="28"/>
+        </w:rPr>
+      </w:pPr>
+      <w:r>
+        <w:rPr>
+          <w:sz w:val="28"/>
+          <w:szCs w:val="28"/>
+          <w:rtl w:val="0"/>
+        </w:rPr>
+        <w:t>Telecom &amp; Collaboration</w:t>
+      </w:r>
+      <w:r>
+        <w:rPr>
+          <w:sz w:val="28"/>
+          <w:szCs w:val="28"/>
+          <w:rtl w:val="0"/>
+          <w:lang w:val="en-US"/>
+        </w:rPr>
+        <w:t xml:space="preserve"> (</w:t>
+      </w:r>
+      <w:r>
+        <w:rPr>
+          <w:sz w:val="28"/>
+          <w:szCs w:val="28"/>
+          <w:rtl w:val="0"/>
+          <w:lang w:val="pt-PT"/>
+        </w:rPr>
+        <w:t>Video Conference</w:t>
+      </w:r>
+      <w:r>
+        <w:rPr>
+          <w:sz w:val="28"/>
+          <w:szCs w:val="28"/>
+          <w:rtl w:val="0"/>
+          <w:lang w:val="en-US"/>
+        </w:rPr>
+        <w:t>,</w:t>
+      </w:r>
+      <w:r>
+        <w:rPr>
+          <w:sz w:val="28"/>
+          <w:szCs w:val="28"/>
+          <w:rtl w:val="0"/>
+          <w:lang w:val="it-IT"/>
+        </w:rPr>
+        <w:t>VoIP</w:t>
+      </w:r>
+      <w:r>
+        <w:rPr>
+          <w:sz w:val="28"/>
+          <w:szCs w:val="28"/>
+          <w:rtl w:val="0"/>
+          <w:lang w:val="en-US"/>
+        </w:rPr>
+        <w:t>,</w:t>
+      </w:r>
+      <w:r>
+        <w:rPr>
+          <w:sz w:val="28"/>
+          <w:szCs w:val="28"/>
+          <w:rtl w:val="0"/>
+          <w:lang w:val="en-US"/>
+        </w:rPr>
+        <w:t>Phones</w:t>
+      </w:r>
+      <w:r>
+        <w:rPr>
+          <w:sz w:val="28"/>
+          <w:szCs w:val="28"/>
+          <w:rtl w:val="0"/>
+          <w:lang w:val="en-US"/>
+        </w:rPr>
+        <w:t>)</w:t>
       </w:r>
     </w:p>
     <w:p>
@@ -4351,539 +7852,7 @@
         <w:pStyle w:val="Body"/>
         <w:numPr>
           <w:ilvl w:val="1"/>
-          <w:numId w:val="5"/>
-        </w:numPr>
-        <w:rPr>
-          <w:sz w:val="28"/>
-          <w:szCs w:val="28"/>
-          <w:lang w:val="en-US"/>
-        </w:rPr>
-      </w:pPr>
-      <w:r>
-        <w:rPr>
-          <w:sz w:val="28"/>
-          <w:szCs w:val="28"/>
-          <w:rtl w:val="0"/>
-          <w:lang w:val="en-US"/>
-        </w:rPr>
-        <w:t>Banking Equipment &amp; Devices</w:t>
-      </w:r>
-      <w:r>
-        <w:rPr>
-          <w:sz w:val="28"/>
-          <w:szCs w:val="28"/>
-          <w:rtl w:val="0"/>
-          <w:lang w:val="en-US"/>
-        </w:rPr>
-        <w:t xml:space="preserve"> (</w:t>
-      </w:r>
-      <w:r>
-        <w:rPr>
-          <w:sz w:val="28"/>
-          <w:szCs w:val="28"/>
-          <w:rtl w:val="0"/>
-          <w:lang w:val="en-US"/>
-        </w:rPr>
-        <w:t>ATM Devices</w:t>
-      </w:r>
-      <w:r>
-        <w:rPr>
-          <w:sz w:val="28"/>
-          <w:szCs w:val="28"/>
-          <w:rtl w:val="0"/>
-          <w:lang w:val="en-US"/>
-        </w:rPr>
-        <w:t xml:space="preserve">, </w:t>
-      </w:r>
-      <w:r>
-        <w:rPr>
-          <w:sz w:val="28"/>
-          <w:szCs w:val="28"/>
-          <w:rtl w:val="0"/>
-          <w:lang w:val="en-US"/>
-        </w:rPr>
-        <w:t>CDM (Cash Deposit Machine)</w:t>
-      </w:r>
-      <w:r>
-        <w:rPr>
-          <w:sz w:val="28"/>
-          <w:szCs w:val="28"/>
-          <w:rtl w:val="0"/>
-          <w:lang w:val="en-US"/>
-        </w:rPr>
-        <w:t xml:space="preserve">, </w:t>
-      </w:r>
-      <w:r>
-        <w:rPr>
-          <w:sz w:val="28"/>
-          <w:szCs w:val="28"/>
-          <w:rtl w:val="0"/>
-          <w:lang w:val="it-IT"/>
-        </w:rPr>
-        <w:t>POS Terminals</w:t>
-      </w:r>
-      <w:r>
-        <w:rPr>
-          <w:sz w:val="28"/>
-          <w:szCs w:val="28"/>
-          <w:rtl w:val="0"/>
-          <w:lang w:val="en-US"/>
-        </w:rPr>
-        <w:t>)</w:t>
-      </w:r>
-    </w:p>
-    <w:p>
-      <w:pPr>
-        <w:pStyle w:val="Body"/>
-        <w:numPr>
-          <w:ilvl w:val="1"/>
-          <w:numId w:val="5"/>
-        </w:numPr>
-        <w:rPr>
-          <w:sz w:val="28"/>
-          <w:szCs w:val="28"/>
-          <w:lang w:val="en-US"/>
-        </w:rPr>
-      </w:pPr>
-      <w:r>
-        <w:rPr>
-          <w:sz w:val="28"/>
-          <w:szCs w:val="28"/>
-          <w:rtl w:val="0"/>
-          <w:lang w:val="en-US"/>
-        </w:rPr>
-        <w:t>Server &amp; Infrastructure</w:t>
-      </w:r>
-      <w:r>
-        <w:rPr>
-          <w:sz w:val="28"/>
-          <w:szCs w:val="28"/>
-          <w:rtl w:val="0"/>
-          <w:lang w:val="en-US"/>
-        </w:rPr>
-        <w:t xml:space="preserve"> (</w:t>
-      </w:r>
-      <w:r>
-        <w:rPr>
-          <w:sz w:val="28"/>
-          <w:szCs w:val="28"/>
-          <w:rtl w:val="0"/>
-          <w:lang w:val="de-DE"/>
-        </w:rPr>
-        <w:t>Branch Servers</w:t>
-      </w:r>
-      <w:r>
-        <w:rPr>
-          <w:sz w:val="28"/>
-          <w:szCs w:val="28"/>
-          <w:rtl w:val="0"/>
-          <w:lang w:val="en-US"/>
-        </w:rPr>
-        <w:t xml:space="preserve">, </w:t>
-      </w:r>
-      <w:r>
-        <w:rPr>
-          <w:sz w:val="28"/>
-          <w:szCs w:val="28"/>
-          <w:rtl w:val="0"/>
-          <w:lang w:val="en-US"/>
-        </w:rPr>
-        <w:t>Data Center Equipment</w:t>
-      </w:r>
-      <w:r>
-        <w:rPr>
-          <w:sz w:val="28"/>
-          <w:szCs w:val="28"/>
-          <w:rtl w:val="0"/>
-          <w:lang w:val="en-US"/>
-        </w:rPr>
-        <w:t xml:space="preserve">, </w:t>
-      </w:r>
-      <w:r>
-        <w:rPr>
-          <w:sz w:val="28"/>
-          <w:szCs w:val="28"/>
-          <w:rtl w:val="0"/>
-          <w:lang w:val="de-DE"/>
-        </w:rPr>
-        <w:t>All-In-One Racks</w:t>
-      </w:r>
-      <w:r>
-        <w:rPr>
-          <w:sz w:val="28"/>
-          <w:szCs w:val="28"/>
-          <w:rtl w:val="0"/>
-          <w:lang w:val="en-US"/>
-        </w:rPr>
-        <w:t>)</w:t>
-      </w:r>
-    </w:p>
-    <w:p>
-      <w:pPr>
-        <w:pStyle w:val="Body"/>
-        <w:numPr>
-          <w:ilvl w:val="1"/>
-          <w:numId w:val="5"/>
-        </w:numPr>
-        <w:rPr>
-          <w:sz w:val="28"/>
-          <w:szCs w:val="28"/>
-          <w:lang w:val="en-US"/>
-        </w:rPr>
-      </w:pPr>
-      <w:r>
-        <w:rPr>
-          <w:sz w:val="28"/>
-          <w:szCs w:val="28"/>
-          <w:rtl w:val="0"/>
-          <w:lang w:val="en-US"/>
-        </w:rPr>
-        <w:t>Network Equipment</w:t>
-      </w:r>
-      <w:r>
-        <w:rPr>
-          <w:sz w:val="28"/>
-          <w:szCs w:val="28"/>
-          <w:rtl w:val="0"/>
-          <w:lang w:val="en-US"/>
-        </w:rPr>
-        <w:t xml:space="preserve"> (</w:t>
-      </w:r>
-      <w:r>
-        <w:rPr>
-          <w:sz w:val="28"/>
-          <w:szCs w:val="28"/>
-          <w:rtl w:val="0"/>
-          <w:lang w:val="en-US"/>
-        </w:rPr>
-        <w:t>Network Switches</w:t>
-      </w:r>
-      <w:r>
-        <w:rPr>
-          <w:sz w:val="28"/>
-          <w:szCs w:val="28"/>
-          <w:rtl w:val="0"/>
-          <w:lang w:val="en-US"/>
-        </w:rPr>
-        <w:t>,</w:t>
-      </w:r>
-      <w:r>
-        <w:rPr>
-          <w:sz w:val="28"/>
-          <w:szCs w:val="28"/>
-          <w:rtl w:val="0"/>
-          <w:lang w:val="en-US"/>
-        </w:rPr>
-        <w:t>WiFi Access Points</w:t>
-      </w:r>
-      <w:r>
-        <w:rPr>
-          <w:sz w:val="28"/>
-          <w:szCs w:val="28"/>
-          <w:rtl w:val="0"/>
-          <w:lang w:val="en-US"/>
-        </w:rPr>
-        <w:t xml:space="preserve">, </w:t>
-      </w:r>
-      <w:r>
-        <w:rPr>
-          <w:sz w:val="28"/>
-          <w:szCs w:val="28"/>
-          <w:rtl w:val="0"/>
-          <w:lang w:val="en-US"/>
-        </w:rPr>
-        <w:t>Routers</w:t>
-      </w:r>
-      <w:r>
-        <w:rPr>
-          <w:sz w:val="28"/>
-          <w:szCs w:val="28"/>
-          <w:rtl w:val="0"/>
-          <w:lang w:val="en-US"/>
-        </w:rPr>
-        <w:t xml:space="preserve">, </w:t>
-      </w:r>
-      <w:r>
-        <w:rPr>
-          <w:sz w:val="28"/>
-          <w:szCs w:val="28"/>
-          <w:rtl w:val="0"/>
-          <w:lang w:val="en-US"/>
-        </w:rPr>
-        <w:t>Network Cabling</w:t>
-      </w:r>
-      <w:r>
-        <w:rPr>
-          <w:sz w:val="28"/>
-          <w:szCs w:val="28"/>
-          <w:rtl w:val="0"/>
-          <w:lang w:val="en-US"/>
-        </w:rPr>
-        <w:t>)</w:t>
-      </w:r>
-    </w:p>
-    <w:p>
-      <w:pPr>
-        <w:pStyle w:val="Body"/>
-        <w:numPr>
-          <w:ilvl w:val="1"/>
-          <w:numId w:val="5"/>
-        </w:numPr>
-        <w:rPr>
-          <w:sz w:val="28"/>
-          <w:szCs w:val="28"/>
-          <w:lang w:val="en-US"/>
-        </w:rPr>
-      </w:pPr>
-      <w:r>
-        <w:rPr>
-          <w:sz w:val="28"/>
-          <w:szCs w:val="28"/>
-          <w:rtl w:val="0"/>
-          <w:lang w:val="en-US"/>
-        </w:rPr>
-        <w:t>Power Systems</w:t>
-      </w:r>
-      <w:r>
-        <w:rPr>
-          <w:sz w:val="28"/>
-          <w:szCs w:val="28"/>
-          <w:rtl w:val="0"/>
-          <w:lang w:val="en-US"/>
-        </w:rPr>
-        <w:t xml:space="preserve"> (</w:t>
-      </w:r>
-      <w:r>
-        <w:rPr>
-          <w:sz w:val="28"/>
-          <w:szCs w:val="28"/>
-          <w:rtl w:val="0"/>
-          <w:lang w:val="fr-FR"/>
-        </w:rPr>
-        <w:t>UPS</w:t>
-      </w:r>
-      <w:r>
-        <w:rPr>
-          <w:sz w:val="28"/>
-          <w:szCs w:val="28"/>
-          <w:rtl w:val="0"/>
-          <w:lang w:val="en-US"/>
-        </w:rPr>
-        <w:t xml:space="preserve">, </w:t>
-      </w:r>
-      <w:r>
-        <w:rPr>
-          <w:sz w:val="28"/>
-          <w:szCs w:val="28"/>
-          <w:rtl w:val="0"/>
-          <w:lang w:val="de-DE"/>
-        </w:rPr>
-        <w:t>PDU</w:t>
-      </w:r>
-      <w:r>
-        <w:rPr>
-          <w:sz w:val="28"/>
-          <w:szCs w:val="28"/>
-          <w:rtl w:val="0"/>
-          <w:lang w:val="en-US"/>
-        </w:rPr>
-        <w:t xml:space="preserve">, </w:t>
-      </w:r>
-      <w:r>
-        <w:rPr>
-          <w:sz w:val="28"/>
-          <w:szCs w:val="28"/>
-          <w:rtl w:val="0"/>
-          <w:lang w:val="en-US"/>
-        </w:rPr>
-        <w:t>Backup Power</w:t>
-      </w:r>
-      <w:r>
-        <w:rPr>
-          <w:sz w:val="28"/>
-          <w:szCs w:val="28"/>
-          <w:rtl w:val="0"/>
-          <w:lang w:val="en-US"/>
-        </w:rPr>
-        <w:t>)</w:t>
-      </w:r>
-    </w:p>
-    <w:p>
-      <w:pPr>
-        <w:pStyle w:val="Body"/>
-        <w:numPr>
-          <w:ilvl w:val="1"/>
-          <w:numId w:val="5"/>
-        </w:numPr>
-        <w:rPr>
-          <w:sz w:val="28"/>
-          <w:szCs w:val="28"/>
-          <w:lang w:val="en-US"/>
-        </w:rPr>
-      </w:pPr>
-      <w:r>
-        <w:rPr>
-          <w:sz w:val="28"/>
-          <w:szCs w:val="28"/>
-          <w:rtl w:val="0"/>
-          <w:lang w:val="en-US"/>
-        </w:rPr>
-        <w:t>Security Devices</w:t>
-      </w:r>
-      <w:r>
-        <w:rPr>
-          <w:sz w:val="28"/>
-          <w:szCs w:val="28"/>
-          <w:rtl w:val="0"/>
-          <w:lang w:val="en-US"/>
-        </w:rPr>
-        <w:t xml:space="preserve"> (</w:t>
-      </w:r>
-      <w:r>
-        <w:rPr>
-          <w:sz w:val="28"/>
-          <w:szCs w:val="28"/>
-          <w:rtl w:val="0"/>
-          <w:lang w:val="da-DK"/>
-        </w:rPr>
-        <w:t>CCTV</w:t>
-      </w:r>
-      <w:r>
-        <w:rPr>
-          <w:sz w:val="28"/>
-          <w:szCs w:val="28"/>
-          <w:rtl w:val="0"/>
-          <w:lang w:val="en-US"/>
-        </w:rPr>
-        <w:t xml:space="preserve">, </w:t>
-      </w:r>
-      <w:r>
-        <w:rPr>
-          <w:sz w:val="28"/>
-          <w:szCs w:val="28"/>
-          <w:rtl w:val="0"/>
-          <w:lang w:val="it-IT"/>
-        </w:rPr>
-        <w:t>Access</w:t>
-      </w:r>
-      <w:r>
-        <w:rPr>
-          <w:sz w:val="28"/>
-          <w:szCs w:val="28"/>
-          <w:rtl w:val="0"/>
-          <w:lang w:val="en-US"/>
-        </w:rPr>
-        <w:t xml:space="preserve">, </w:t>
-      </w:r>
-      <w:r>
-        <w:rPr>
-          <w:sz w:val="28"/>
-          <w:szCs w:val="28"/>
-          <w:rtl w:val="0"/>
-          <w:lang w:val="en-US"/>
-        </w:rPr>
-        <w:t>Security Gates</w:t>
-      </w:r>
-      <w:r>
-        <w:rPr>
-          <w:sz w:val="28"/>
-          <w:szCs w:val="28"/>
-          <w:rtl w:val="0"/>
-          <w:lang w:val="en-US"/>
-        </w:rPr>
-        <w:t>)</w:t>
-      </w:r>
-    </w:p>
-    <w:p>
-      <w:pPr>
-        <w:pStyle w:val="Body"/>
-        <w:numPr>
-          <w:ilvl w:val="1"/>
-          <w:numId w:val="5"/>
-        </w:numPr>
-        <w:rPr>
-          <w:sz w:val="28"/>
-          <w:szCs w:val="28"/>
-        </w:rPr>
-      </w:pPr>
-      <w:r>
-        <w:rPr>
-          <w:sz w:val="28"/>
-          <w:szCs w:val="28"/>
-          <w:rtl w:val="0"/>
-        </w:rPr>
-        <w:t>Telecom &amp; Collaboration</w:t>
-      </w:r>
-      <w:r>
-        <w:rPr>
-          <w:sz w:val="28"/>
-          <w:szCs w:val="28"/>
-          <w:rtl w:val="0"/>
-          <w:lang w:val="en-US"/>
-        </w:rPr>
-        <w:t xml:space="preserve"> (</w:t>
-      </w:r>
-      <w:r>
-        <w:rPr>
-          <w:sz w:val="28"/>
-          <w:szCs w:val="28"/>
-          <w:rtl w:val="0"/>
-          <w:lang w:val="pt-PT"/>
-        </w:rPr>
-        <w:t>Video Conference</w:t>
-      </w:r>
-      <w:r>
-        <w:rPr>
-          <w:sz w:val="28"/>
-          <w:szCs w:val="28"/>
-          <w:rtl w:val="0"/>
-          <w:lang w:val="en-US"/>
-        </w:rPr>
-        <w:t>,</w:t>
-      </w:r>
-      <w:r>
-        <w:rPr>
-          <w:sz w:val="28"/>
-          <w:szCs w:val="28"/>
-          <w:rtl w:val="0"/>
-          <w:lang w:val="it-IT"/>
-        </w:rPr>
-        <w:t>VoIP</w:t>
-      </w:r>
-      <w:r>
-        <w:rPr>
-          <w:sz w:val="28"/>
-          <w:szCs w:val="28"/>
-          <w:rtl w:val="0"/>
-          <w:lang w:val="en-US"/>
-        </w:rPr>
-        <w:t>,</w:t>
-      </w:r>
-      <w:r>
-        <w:rPr>
-          <w:sz w:val="28"/>
-          <w:szCs w:val="28"/>
-          <w:rtl w:val="0"/>
-          <w:lang w:val="en-US"/>
-        </w:rPr>
-        <w:t>Phones</w:t>
-      </w:r>
-      <w:r>
-        <w:rPr>
-          <w:sz w:val="28"/>
-          <w:szCs w:val="28"/>
-          <w:rtl w:val="0"/>
-          <w:lang w:val="en-US"/>
-        </w:rPr>
-        <w:t>)</w:t>
-      </w:r>
-    </w:p>
-    <w:p>
-      <w:pPr>
-        <w:pStyle w:val="Body"/>
-        <w:numPr>
-          <w:ilvl w:val="1"/>
-          <w:numId w:val="5"/>
+          <w:numId w:val="7"/>
         </w:numPr>
         <w:rPr>
           <w:sz w:val="28"/>
@@ -5059,6 +8028,68 @@
     <w:p>
       <w:pPr>
         <w:pStyle w:val="Body"/>
+        <w:numPr>
+          <w:ilvl w:val="0"/>
+          <w:numId w:val="1"/>
+        </w:numPr>
+        <w:rPr>
+          <w:sz w:val="28"/>
+          <w:szCs w:val="28"/>
+          <w:lang w:val="en-US"/>
+        </w:rPr>
+      </w:pPr>
+      <w:r>
+        <w:rPr>
+          <w:sz w:val="28"/>
+          <w:szCs w:val="28"/>
+          <w:rtl w:val="0"/>
+          <w:lang w:val="en-US"/>
+        </w:rPr>
+        <w:t>Device &amp; Hardware</w:t>
+      </w:r>
+    </w:p>
+    <w:p>
+      <w:pPr>
+        <w:pStyle w:val="Body"/>
+        <w:numPr>
+          <w:ilvl w:val="1"/>
+          <w:numId w:val="1"/>
+        </w:numPr>
+        <w:rPr>
+          <w:sz w:val="28"/>
+          <w:szCs w:val="28"/>
+        </w:rPr>
+      </w:pPr>
+      <w:r>
+        <w:rPr>
+          <w:sz w:val="28"/>
+          <w:szCs w:val="28"/>
+          <w:rtl w:val="0"/>
+        </w:rPr>
+        <w:t>Laptop</w:t>
+      </w:r>
+      <w:r>
+        <w:rPr>
+          <w:sz w:val="28"/>
+          <w:szCs w:val="28"/>
+          <w:rtl w:val="0"/>
+          <w:lang w:val="en-US"/>
+        </w:rPr>
+        <w:t xml:space="preserve"> (MacBook, Windows, Surface) and </w:t>
+      </w:r>
+      <w:r>
+        <w:rPr>
+          <w:sz w:val="28"/>
+          <w:szCs w:val="28"/>
+          <w:rtl w:val="0"/>
+          <w:lang w:val="sv-SE"/>
+        </w:rPr>
+        <w:t>Desktop</w:t>
+      </w:r>
+    </w:p>
+    <w:p>
+      <w:pPr>
+        <w:pStyle w:val="Body"/>
         <w:rPr>
           <w:i w:val="1"/>
           <w:iCs w:val="1"/>
@@ -5066,24 +8097,218 @@
           <w:szCs w:val="28"/>
         </w:rPr>
       </w:pPr>
-      <w:r>
-        <w:rPr>
-          <w:i w:val="1"/>
-          <w:iCs w:val="1"/>
-          <w:sz w:val="28"/>
-          <w:szCs w:val="28"/>
-          <w:rtl w:val="0"/>
-          <w:lang w:val="en-US"/>
-        </w:rPr>
-        <w:t>For LAPTOP/DEKTOP</w:t>
-      </w:r>
-    </w:p>
-    <w:p>
-      <w:pPr>
-        <w:pStyle w:val="Body"/>
-        <w:rPr>
-          <w:i w:val="1"/>
-          <w:iCs w:val="1"/>
+    </w:p>
+    <w:p>
+      <w:pPr>
+        <w:pStyle w:val="Body"/>
+        <w:numPr>
+          <w:ilvl w:val="2"/>
+          <w:numId w:val="8"/>
+        </w:numPr>
+        <w:rPr>
+          <w:sz w:val="28"/>
+          <w:szCs w:val="28"/>
+          <w:lang w:val="en-US"/>
+        </w:rPr>
+      </w:pPr>
+      <w:r>
+        <w:rPr>
+          <w:sz w:val="28"/>
+          <w:szCs w:val="28"/>
+          <w:rtl w:val="0"/>
+          <w:lang w:val="en-US"/>
+        </w:rPr>
+        <w:t>Configuration / Setup</w:t>
+      </w:r>
+    </w:p>
+    <w:p>
+      <w:pPr>
+        <w:pStyle w:val="Body"/>
+        <w:numPr>
+          <w:ilvl w:val="2"/>
+          <w:numId w:val="8"/>
+        </w:numPr>
+        <w:rPr>
+          <w:sz w:val="28"/>
+          <w:szCs w:val="28"/>
+          <w:lang w:val="en-US"/>
+        </w:rPr>
+      </w:pPr>
+      <w:r>
+        <w:rPr>
+          <w:sz w:val="28"/>
+          <w:szCs w:val="28"/>
+          <w:rtl w:val="0"/>
+          <w:lang w:val="en-US"/>
+        </w:rPr>
+        <w:t>Access / Permissions</w:t>
+      </w:r>
+    </w:p>
+    <w:p>
+      <w:pPr>
+        <w:pStyle w:val="Body"/>
+        <w:numPr>
+          <w:ilvl w:val="2"/>
+          <w:numId w:val="8"/>
+        </w:numPr>
+        <w:rPr>
+          <w:sz w:val="28"/>
+          <w:szCs w:val="28"/>
+          <w:lang w:val="en-US"/>
+        </w:rPr>
+      </w:pPr>
+      <w:r>
+        <w:rPr>
+          <w:sz w:val="28"/>
+          <w:szCs w:val="28"/>
+          <w:rtl w:val="0"/>
+          <w:lang w:val="en-US"/>
+        </w:rPr>
+        <w:t>Lost Device</w:t>
+      </w:r>
+    </w:p>
+    <w:p>
+      <w:pPr>
+        <w:pStyle w:val="Body"/>
+        <w:numPr>
+          <w:ilvl w:val="2"/>
+          <w:numId w:val="8"/>
+        </w:numPr>
+        <w:rPr>
+          <w:sz w:val="28"/>
+          <w:szCs w:val="28"/>
+          <w:lang w:val="en-US"/>
+        </w:rPr>
+      </w:pPr>
+      <w:r>
+        <w:rPr>
+          <w:sz w:val="28"/>
+          <w:szCs w:val="28"/>
+          <w:rtl w:val="0"/>
+          <w:lang w:val="en-US"/>
+        </w:rPr>
+        <w:t>Device Information / Specifications</w:t>
+      </w:r>
+    </w:p>
+    <w:p>
+      <w:pPr>
+        <w:pStyle w:val="Body"/>
+        <w:numPr>
+          <w:ilvl w:val="2"/>
+          <w:numId w:val="8"/>
+        </w:numPr>
+        <w:rPr>
+          <w:sz w:val="28"/>
+          <w:szCs w:val="28"/>
+          <w:lang w:val="en-US"/>
+        </w:rPr>
+      </w:pPr>
+      <w:r>
+        <w:rPr>
+          <w:sz w:val="28"/>
+          <w:szCs w:val="28"/>
+          <w:rtl w:val="0"/>
+          <w:lang w:val="en-US"/>
+        </w:rPr>
+        <w:t>Upgrade &amp; Optimise</w:t>
+      </w:r>
+    </w:p>
+    <w:p>
+      <w:pPr>
+        <w:pStyle w:val="Body"/>
+        <w:numPr>
+          <w:ilvl w:val="2"/>
+          <w:numId w:val="8"/>
+        </w:numPr>
+        <w:rPr>
+          <w:sz w:val="28"/>
+          <w:szCs w:val="28"/>
+          <w:lang w:val="fr-FR"/>
+        </w:rPr>
+      </w:pPr>
+      <w:r>
+        <w:rPr>
+          <w:sz w:val="28"/>
+          <w:szCs w:val="28"/>
+          <w:rtl w:val="0"/>
+          <w:lang w:val="fr-FR"/>
+        </w:rPr>
+        <w:t>Asset Management</w:t>
+      </w:r>
+    </w:p>
+    <w:p>
+      <w:pPr>
+        <w:pStyle w:val="Body"/>
+        <w:numPr>
+          <w:ilvl w:val="2"/>
+          <w:numId w:val="8"/>
+        </w:numPr>
+        <w:rPr>
+          <w:sz w:val="28"/>
+          <w:szCs w:val="28"/>
+          <w:lang w:val="en-US"/>
+        </w:rPr>
+      </w:pPr>
+      <w:r>
+        <w:rPr>
+          <w:sz w:val="28"/>
+          <w:szCs w:val="28"/>
+          <w:rtl w:val="0"/>
+          <w:lang w:val="en-US"/>
+        </w:rPr>
+        <w:t>Replacement</w:t>
+      </w:r>
+    </w:p>
+    <w:p>
+      <w:pPr>
+        <w:pStyle w:val="Body"/>
+        <w:numPr>
+          <w:ilvl w:val="2"/>
+          <w:numId w:val="8"/>
+        </w:numPr>
+        <w:rPr>
+          <w:sz w:val="28"/>
+          <w:szCs w:val="28"/>
+          <w:lang w:val="en-US"/>
+        </w:rPr>
+      </w:pPr>
+      <w:r>
+        <w:rPr>
+          <w:sz w:val="28"/>
+          <w:szCs w:val="28"/>
+          <w:rtl w:val="0"/>
+          <w:lang w:val="en-US"/>
+        </w:rPr>
+        <w:t>Hardware Repair / Replacement</w:t>
+      </w:r>
+    </w:p>
+    <w:p>
+      <w:pPr>
+        <w:pStyle w:val="Body"/>
+        <w:numPr>
+          <w:ilvl w:val="2"/>
+          <w:numId w:val="8"/>
+        </w:numPr>
+        <w:rPr>
+          <w:sz w:val="28"/>
+          <w:szCs w:val="28"/>
+          <w:lang w:val="en-US"/>
+        </w:rPr>
+      </w:pPr>
+      <w:r>
+        <w:rPr>
+          <w:sz w:val="28"/>
+          <w:szCs w:val="28"/>
+          <w:rtl w:val="0"/>
+          <w:lang w:val="en-US"/>
+        </w:rPr>
+        <w:t>Discard Device</w:t>
+      </w:r>
+    </w:p>
+    <w:p>
+      <w:pPr>
+        <w:pStyle w:val="Body"/>
+        <w:rPr>
           <w:sz w:val="28"/>
           <w:szCs w:val="28"/>
         </w:rPr>
@@ -5094,7 +8319,347 @@
         <w:pStyle w:val="Body"/>
         <w:numPr>
           <w:ilvl w:val="1"/>
-          <w:numId w:val="5"/>
+          <w:numId w:val="1"/>
+        </w:numPr>
+        <w:rPr>
+          <w:sz w:val="28"/>
+          <w:szCs w:val="28"/>
+        </w:rPr>
+      </w:pPr>
+      <w:r>
+        <w:rPr>
+          <w:sz w:val="28"/>
+          <w:szCs w:val="28"/>
+          <w:rtl w:val="0"/>
+        </w:rPr>
+        <w:t>Printer</w:t>
+      </w:r>
+      <w:r>
+        <w:rPr>
+          <w:sz w:val="28"/>
+          <w:szCs w:val="28"/>
+          <w:rtl w:val="0"/>
+          <w:lang w:val="en-US"/>
+        </w:rPr>
+        <w:t xml:space="preserve"> (</w:t>
+      </w:r>
+      <w:r>
+        <w:rPr>
+          <w:sz w:val="28"/>
+          <w:szCs w:val="28"/>
+          <w:rtl w:val="0"/>
+        </w:rPr>
+        <w:t>Laserjet Printer</w:t>
+      </w:r>
+      <w:r>
+        <w:rPr>
+          <w:sz w:val="28"/>
+          <w:szCs w:val="28"/>
+          <w:rtl w:val="0"/>
+          <w:lang w:val="en-US"/>
+        </w:rPr>
+        <w:t>…</w:t>
+      </w:r>
+      <w:r>
+        <w:rPr>
+          <w:sz w:val="28"/>
+          <w:szCs w:val="28"/>
+          <w:rtl w:val="0"/>
+          <w:lang w:val="en-US"/>
+        </w:rPr>
+        <w:t>.)</w:t>
+      </w:r>
+    </w:p>
+    <w:p>
+      <w:pPr>
+        <w:pStyle w:val="Body"/>
+        <w:numPr>
+          <w:ilvl w:val="2"/>
+          <w:numId w:val="8"/>
+        </w:numPr>
+        <w:rPr>
+          <w:sz w:val="28"/>
+          <w:szCs w:val="28"/>
+          <w:lang w:val="en-US"/>
+        </w:rPr>
+      </w:pPr>
+      <w:r>
+        <w:rPr>
+          <w:sz w:val="28"/>
+          <w:szCs w:val="28"/>
+          <w:rtl w:val="0"/>
+          <w:lang w:val="en-US"/>
+        </w:rPr>
+        <w:t>Printer Configuration / Setup</w:t>
+      </w:r>
+    </w:p>
+    <w:p>
+      <w:pPr>
+        <w:pStyle w:val="Body"/>
+        <w:numPr>
+          <w:ilvl w:val="2"/>
+          <w:numId w:val="8"/>
+        </w:numPr>
+        <w:rPr>
+          <w:sz w:val="28"/>
+          <w:szCs w:val="28"/>
+          <w:lang w:val="en-US"/>
+        </w:rPr>
+      </w:pPr>
+      <w:r>
+        <w:rPr>
+          <w:sz w:val="28"/>
+          <w:szCs w:val="28"/>
+          <w:rtl w:val="0"/>
+          <w:lang w:val="en-US"/>
+        </w:rPr>
+        <w:t>Replacement</w:t>
+      </w:r>
+    </w:p>
+    <w:p>
+      <w:pPr>
+        <w:pStyle w:val="Body"/>
+        <w:numPr>
+          <w:ilvl w:val="2"/>
+          <w:numId w:val="8"/>
+        </w:numPr>
+        <w:rPr>
+          <w:sz w:val="28"/>
+          <w:szCs w:val="28"/>
+          <w:lang w:val="fr-FR"/>
+        </w:rPr>
+      </w:pPr>
+      <w:r>
+        <w:rPr>
+          <w:sz w:val="28"/>
+          <w:szCs w:val="28"/>
+          <w:rtl w:val="0"/>
+          <w:lang w:val="fr-FR"/>
+        </w:rPr>
+        <w:t>Printer Maintenance</w:t>
+      </w:r>
+    </w:p>
+    <w:p>
+      <w:pPr>
+        <w:pStyle w:val="Body"/>
+        <w:numPr>
+          <w:ilvl w:val="2"/>
+          <w:numId w:val="8"/>
+        </w:numPr>
+        <w:rPr>
+          <w:sz w:val="28"/>
+          <w:szCs w:val="28"/>
+        </w:rPr>
+      </w:pPr>
+      <w:r>
+        <w:rPr>
+          <w:sz w:val="28"/>
+          <w:szCs w:val="28"/>
+          <w:rtl w:val="0"/>
+        </w:rPr>
+        <w:t>Removal</w:t>
+      </w:r>
+    </w:p>
+    <w:p>
+      <w:pPr>
+        <w:pStyle w:val="Body"/>
+        <w:rPr>
+          <w:sz w:val="28"/>
+          <w:szCs w:val="28"/>
+        </w:rPr>
+      </w:pPr>
+      <w:r>
+        <w:rPr>
+          <w:sz w:val="28"/>
+          <w:szCs w:val="28"/>
+          <w:rtl w:val="0"/>
+          <w:lang w:val="en-US"/>
+        </w:rPr>
+        <w:t>……</w:t>
+      </w:r>
+      <w:r>
+        <w:rPr>
+          <w:sz w:val="28"/>
+          <w:szCs w:val="28"/>
+          <w:rtl w:val="0"/>
+          <w:lang w:val="en-US"/>
+        </w:rPr>
+        <w:t>.</w:t>
+      </w:r>
+    </w:p>
+    <w:p>
+      <w:pPr>
+        <w:pStyle w:val="Body"/>
+        <w:rPr>
+          <w:sz w:val="28"/>
+          <w:szCs w:val="28"/>
+        </w:rPr>
+      </w:pPr>
+    </w:p>
+    <w:p>
+      <w:pPr>
+        <w:pStyle w:val="Body"/>
+        <w:rPr>
+          <w:sz w:val="28"/>
+          <w:szCs w:val="28"/>
+        </w:rPr>
+      </w:pPr>
+    </w:p>
+    <w:p>
+      <w:pPr>
+        <w:pStyle w:val="Body"/>
+        <w:rPr>
+          <w:sz w:val="28"/>
+          <w:szCs w:val="28"/>
+        </w:rPr>
+      </w:pPr>
+      <w:r>
+        <w:rPr>
+          <w:sz w:val="28"/>
+          <w:szCs w:val="28"/>
+          <w:rtl w:val="0"/>
+          <w:lang w:val="en-US"/>
+        </w:rPr>
+        <w:t>……</w:t>
+      </w:r>
+      <w:r>
+        <w:rPr>
+          <w:sz w:val="28"/>
+          <w:szCs w:val="28"/>
+          <w:rtl w:val="0"/>
+          <w:lang w:val="en-US"/>
+        </w:rPr>
+        <w:t>.</w:t>
+      </w:r>
+    </w:p>
+    <w:p>
+      <w:pPr>
+        <w:pStyle w:val="Body"/>
+        <w:numPr>
+          <w:ilvl w:val="0"/>
+          <w:numId w:val="1"/>
+        </w:numPr>
+        <w:rPr>
+          <w:sz w:val="28"/>
+          <w:szCs w:val="28"/>
+          <w:lang w:val="en-US"/>
+        </w:rPr>
+      </w:pPr>
+      <w:r>
+        <w:rPr>
+          <w:sz w:val="28"/>
+          <w:szCs w:val="28"/>
+          <w:rtl w:val="0"/>
+          <w:lang w:val="en-US"/>
+        </w:rPr>
+        <w:t>Software &amp; Application</w:t>
+      </w:r>
+    </w:p>
+    <w:p>
+      <w:pPr>
+        <w:pStyle w:val="Body"/>
+        <w:numPr>
+          <w:ilvl w:val="1"/>
+          <w:numId w:val="9"/>
+        </w:numPr>
+        <w:rPr>
+          <w:sz w:val="28"/>
+          <w:szCs w:val="28"/>
+          <w:lang w:val="it-IT"/>
+        </w:rPr>
+      </w:pPr>
+      <w:r>
+        <w:rPr>
+          <w:sz w:val="28"/>
+          <w:szCs w:val="28"/>
+          <w:rtl w:val="0"/>
+          <w:lang w:val="it-IT"/>
+        </w:rPr>
+        <w:t>Microsoft/O</w:t>
+      </w:r>
+      <w:r>
+        <w:rPr>
+          <w:sz w:val="28"/>
+          <w:szCs w:val="28"/>
+          <w:rtl w:val="0"/>
+        </w:rPr>
+        <w:t>ﬃ</w:t>
+      </w:r>
+      <w:r>
+        <w:rPr>
+          <w:sz w:val="28"/>
+          <w:szCs w:val="28"/>
+          <w:rtl w:val="0"/>
+          <w:lang w:val="en-US"/>
+        </w:rPr>
+        <w:t>ce 365 Softwares</w:t>
+      </w:r>
+      <w:r>
+        <w:rPr>
+          <w:sz w:val="28"/>
+          <w:szCs w:val="28"/>
+          <w:rtl w:val="0"/>
+          <w:lang w:val="en-US"/>
+        </w:rPr>
+        <w:t xml:space="preserve"> ( </w:t>
+      </w:r>
+      <w:r>
+        <w:rPr>
+          <w:sz w:val="28"/>
+          <w:szCs w:val="28"/>
+          <w:rtl w:val="0"/>
+          <w:lang w:val="it-IT"/>
+        </w:rPr>
+        <w:t>Microsoft Edge</w:t>
+      </w:r>
+      <w:r>
+        <w:rPr>
+          <w:sz w:val="28"/>
+          <w:szCs w:val="28"/>
+          <w:rtl w:val="0"/>
+          <w:lang w:val="en-US"/>
+        </w:rPr>
+        <w:t>…</w:t>
+      </w:r>
+      <w:r>
+        <w:rPr>
+          <w:sz w:val="28"/>
+          <w:szCs w:val="28"/>
+          <w:rtl w:val="0"/>
+          <w:lang w:val="en-US"/>
+        </w:rPr>
+        <w:t>..)</w:t>
+      </w:r>
+    </w:p>
+    <w:p>
+      <w:pPr>
+        <w:pStyle w:val="Body"/>
+        <w:numPr>
+          <w:ilvl w:val="2"/>
+          <w:numId w:val="9"/>
+        </w:numPr>
+        <w:rPr>
+          <w:sz w:val="28"/>
+          <w:szCs w:val="28"/>
+          <w:lang w:val="en-US"/>
+        </w:rPr>
+      </w:pPr>
+      <w:r>
+        <w:rPr>
+          <w:sz w:val="28"/>
+          <w:szCs w:val="28"/>
+          <w:rtl w:val="0"/>
+          <w:lang w:val="en-US"/>
+        </w:rPr>
+        <w:t>New Microsoft Product Activation</w:t>
+      </w:r>
+    </w:p>
+    <w:p>
+      <w:pPr>
+        <w:pStyle w:val="Body"/>
+        <w:numPr>
+          <w:ilvl w:val="2"/>
+          <w:numId w:val="9"/>
         </w:numPr>
         <w:rPr>
           <w:sz w:val="28"/>
@@ -5116,8 +8681,190 @@
       <w:pPr>
         <w:pStyle w:val="Body"/>
         <w:numPr>
+          <w:ilvl w:val="2"/>
+          <w:numId w:val="9"/>
+        </w:numPr>
+        <w:rPr>
+          <w:sz w:val="28"/>
+          <w:szCs w:val="28"/>
+          <w:lang w:val="en-US"/>
+        </w:rPr>
+      </w:pPr>
+      <w:r>
+        <w:rPr>
+          <w:sz w:val="28"/>
+          <w:szCs w:val="28"/>
+          <w:rtl w:val="0"/>
+          <w:lang w:val="en-US"/>
+        </w:rPr>
+        <w:t>Access / Permissions</w:t>
+      </w:r>
+    </w:p>
+    <w:p>
+      <w:pPr>
+        <w:pStyle w:val="Body"/>
+        <w:numPr>
+          <w:ilvl w:val="2"/>
+          <w:numId w:val="9"/>
+        </w:numPr>
+        <w:rPr>
+          <w:sz w:val="28"/>
+          <w:szCs w:val="28"/>
+          <w:lang w:val="en-US"/>
+        </w:rPr>
+      </w:pPr>
+      <w:r>
+        <w:rPr>
+          <w:sz w:val="28"/>
+          <w:szCs w:val="28"/>
+          <w:rtl w:val="0"/>
+          <w:lang w:val="en-US"/>
+        </w:rPr>
+        <w:t>Upgrade / Replacement</w:t>
+      </w:r>
+    </w:p>
+    <w:p>
+      <w:pPr>
+        <w:pStyle w:val="Body"/>
+        <w:numPr>
+          <w:ilvl w:val="2"/>
+          <w:numId w:val="9"/>
+        </w:numPr>
+        <w:rPr>
+          <w:sz w:val="28"/>
+          <w:szCs w:val="28"/>
+          <w:lang w:val="en-US"/>
+        </w:rPr>
+      </w:pPr>
+      <w:r>
+        <w:rPr>
+          <w:sz w:val="28"/>
+          <w:szCs w:val="28"/>
+          <w:rtl w:val="0"/>
+          <w:lang w:val="en-US"/>
+        </w:rPr>
+        <w:t>Product Information / Specifications</w:t>
+      </w:r>
+    </w:p>
+    <w:p>
+      <w:pPr>
+        <w:pStyle w:val="Body"/>
+        <w:rPr>
+          <w:sz w:val="28"/>
+          <w:szCs w:val="28"/>
+        </w:rPr>
+      </w:pPr>
+    </w:p>
+    <w:p>
+      <w:pPr>
+        <w:pStyle w:val="Body"/>
+        <w:numPr>
           <w:ilvl w:val="1"/>
-          <w:numId w:val="5"/>
+          <w:numId w:val="9"/>
+        </w:numPr>
+        <w:rPr>
+          <w:sz w:val="28"/>
+          <w:szCs w:val="28"/>
+          <w:lang w:val="en-US"/>
+        </w:rPr>
+      </w:pPr>
+      <w:r>
+        <w:rPr>
+          <w:sz w:val="28"/>
+          <w:szCs w:val="28"/>
+          <w:rtl w:val="0"/>
+          <w:lang w:val="en-US"/>
+        </w:rPr>
+        <w:t>Business Web Applications</w:t>
+      </w:r>
+      <w:r>
+        <w:rPr>
+          <w:sz w:val="28"/>
+          <w:szCs w:val="28"/>
+          <w:rtl w:val="0"/>
+          <w:lang w:val="en-US"/>
+        </w:rPr>
+        <w:t xml:space="preserve"> ( </w:t>
+      </w:r>
+      <w:r>
+        <w:rPr>
+          <w:sz w:val="28"/>
+          <w:szCs w:val="28"/>
+          <w:rtl w:val="0"/>
+        </w:rPr>
+        <w:t>IPLS - Retail Loan Origination</w:t>
+      </w:r>
+      <w:r>
+        <w:rPr>
+          <w:sz w:val="28"/>
+          <w:szCs w:val="28"/>
+          <w:rtl w:val="0"/>
+          <w:lang w:val="en-US"/>
+        </w:rPr>
+        <w:t>…</w:t>
+      </w:r>
+      <w:r>
+        <w:rPr>
+          <w:sz w:val="28"/>
+          <w:szCs w:val="28"/>
+          <w:rtl w:val="0"/>
+          <w:lang w:val="en-US"/>
+        </w:rPr>
+        <w:t>..)</w:t>
+      </w:r>
+    </w:p>
+    <w:p>
+      <w:pPr>
+        <w:pStyle w:val="Body"/>
+        <w:numPr>
+          <w:ilvl w:val="2"/>
+          <w:numId w:val="9"/>
+        </w:numPr>
+        <w:rPr>
+          <w:sz w:val="28"/>
+          <w:szCs w:val="28"/>
+          <w:lang w:val="en-US"/>
+        </w:rPr>
+      </w:pPr>
+      <w:r>
+        <w:rPr>
+          <w:sz w:val="28"/>
+          <w:szCs w:val="28"/>
+          <w:rtl w:val="0"/>
+          <w:lang w:val="en-US"/>
+        </w:rPr>
+        <w:t>New Product Activation</w:t>
+      </w:r>
+    </w:p>
+    <w:p>
+      <w:pPr>
+        <w:pStyle w:val="Body"/>
+        <w:numPr>
+          <w:ilvl w:val="2"/>
+          <w:numId w:val="9"/>
+        </w:numPr>
+        <w:rPr>
+          <w:sz w:val="28"/>
+          <w:szCs w:val="28"/>
+          <w:lang w:val="en-US"/>
+        </w:rPr>
+      </w:pPr>
+      <w:r>
+        <w:rPr>
+          <w:sz w:val="28"/>
+          <w:szCs w:val="28"/>
+          <w:rtl w:val="0"/>
+          <w:lang w:val="en-US"/>
+        </w:rPr>
+        <w:t>Configuration / Setup</w:t>
+      </w:r>
+    </w:p>
+    <w:p>
+      <w:pPr>
+        <w:pStyle w:val="Body"/>
+        <w:numPr>
+          <w:ilvl w:val="2"/>
+          <w:numId w:val="9"/>
         </w:numPr>
         <w:rPr>
           <w:sz w:val="28"/>
@@ -5139,176 +8886,238 @@
       <w:pPr>
         <w:pStyle w:val="Body"/>
         <w:numPr>
+          <w:ilvl w:val="2"/>
+          <w:numId w:val="9"/>
+        </w:numPr>
+        <w:rPr>
+          <w:sz w:val="28"/>
+          <w:szCs w:val="28"/>
+          <w:lang w:val="en-US"/>
+        </w:rPr>
+      </w:pPr>
+      <w:r>
+        <w:rPr>
+          <w:sz w:val="28"/>
+          <w:szCs w:val="28"/>
+          <w:rtl w:val="0"/>
+          <w:lang w:val="en-US"/>
+        </w:rPr>
+        <w:t>Upgrade / Replacement</w:t>
+      </w:r>
+    </w:p>
+    <w:p>
+      <w:pPr>
+        <w:pStyle w:val="Body"/>
+        <w:numPr>
+          <w:ilvl w:val="2"/>
+          <w:numId w:val="9"/>
+        </w:numPr>
+        <w:rPr>
+          <w:sz w:val="28"/>
+          <w:szCs w:val="28"/>
+          <w:lang w:val="en-US"/>
+        </w:rPr>
+      </w:pPr>
+      <w:r>
+        <w:rPr>
+          <w:sz w:val="28"/>
+          <w:szCs w:val="28"/>
+          <w:rtl w:val="0"/>
+          <w:lang w:val="en-US"/>
+        </w:rPr>
+        <w:t>Product Information / Specifications</w:t>
+      </w:r>
+    </w:p>
+    <w:p>
+      <w:pPr>
+        <w:pStyle w:val="Body"/>
+        <w:rPr>
+          <w:sz w:val="28"/>
+          <w:szCs w:val="28"/>
+        </w:rPr>
+      </w:pPr>
+    </w:p>
+    <w:p>
+      <w:pPr>
+        <w:pStyle w:val="Body"/>
+        <w:numPr>
           <w:ilvl w:val="1"/>
-          <w:numId w:val="5"/>
-        </w:numPr>
-        <w:rPr>
-          <w:sz w:val="28"/>
-          <w:szCs w:val="28"/>
-          <w:lang w:val="en-US"/>
-        </w:rPr>
-      </w:pPr>
-      <w:r>
-        <w:rPr>
-          <w:sz w:val="28"/>
-          <w:szCs w:val="28"/>
-          <w:rtl w:val="0"/>
-          <w:lang w:val="en-US"/>
-        </w:rPr>
-        <w:t>Lost Device</w:t>
-      </w:r>
-    </w:p>
-    <w:p>
-      <w:pPr>
-        <w:pStyle w:val="Body"/>
-        <w:numPr>
-          <w:ilvl w:val="1"/>
-          <w:numId w:val="5"/>
-        </w:numPr>
-        <w:rPr>
-          <w:sz w:val="28"/>
-          <w:szCs w:val="28"/>
-          <w:lang w:val="en-US"/>
-        </w:rPr>
-      </w:pPr>
-      <w:r>
-        <w:rPr>
-          <w:sz w:val="28"/>
-          <w:szCs w:val="28"/>
-          <w:rtl w:val="0"/>
-          <w:lang w:val="en-US"/>
-        </w:rPr>
-        <w:t>Device Information / Specifications</w:t>
-      </w:r>
-    </w:p>
-    <w:p>
-      <w:pPr>
-        <w:pStyle w:val="Body"/>
-        <w:numPr>
-          <w:ilvl w:val="1"/>
-          <w:numId w:val="5"/>
-        </w:numPr>
-        <w:rPr>
-          <w:sz w:val="28"/>
-          <w:szCs w:val="28"/>
-          <w:lang w:val="en-US"/>
-        </w:rPr>
-      </w:pPr>
-      <w:r>
-        <w:rPr>
-          <w:sz w:val="28"/>
-          <w:szCs w:val="28"/>
-          <w:rtl w:val="0"/>
-          <w:lang w:val="en-US"/>
-        </w:rPr>
-        <w:t>Upgrade &amp; Optimise</w:t>
-      </w:r>
-    </w:p>
-    <w:p>
-      <w:pPr>
-        <w:pStyle w:val="Body"/>
-        <w:numPr>
-          <w:ilvl w:val="1"/>
-          <w:numId w:val="5"/>
-        </w:numPr>
-        <w:rPr>
-          <w:sz w:val="28"/>
-          <w:szCs w:val="28"/>
+          <w:numId w:val="9"/>
+        </w:numPr>
+        <w:rPr>
+          <w:sz w:val="28"/>
+          <w:szCs w:val="28"/>
+          <w:lang w:val="en-US"/>
+        </w:rPr>
+      </w:pPr>
+      <w:r>
+        <w:rPr>
+          <w:sz w:val="28"/>
+          <w:szCs w:val="28"/>
+          <w:rtl w:val="0"/>
+          <w:lang w:val="en-US"/>
+        </w:rPr>
+        <w:t>Other</w:t>
+      </w:r>
+      <w:r>
+        <w:rPr>
+          <w:sz w:val="28"/>
+          <w:szCs w:val="28"/>
+          <w:rtl w:val="0"/>
           <w:lang w:val="fr-FR"/>
         </w:rPr>
-      </w:pPr>
-      <w:r>
-        <w:rPr>
-          <w:sz w:val="28"/>
-          <w:szCs w:val="28"/>
-          <w:rtl w:val="0"/>
-          <w:lang w:val="fr-FR"/>
-        </w:rPr>
-        <w:t>Asset Management</w:t>
-      </w:r>
-    </w:p>
-    <w:p>
-      <w:pPr>
-        <w:pStyle w:val="Body"/>
-        <w:numPr>
-          <w:ilvl w:val="1"/>
-          <w:numId w:val="5"/>
-        </w:numPr>
-        <w:rPr>
-          <w:sz w:val="28"/>
-          <w:szCs w:val="28"/>
-          <w:lang w:val="en-US"/>
-        </w:rPr>
-      </w:pPr>
-      <w:r>
-        <w:rPr>
-          <w:sz w:val="28"/>
-          <w:szCs w:val="28"/>
-          <w:rtl w:val="0"/>
-          <w:lang w:val="en-US"/>
-        </w:rPr>
-        <w:t>Replacement</w:t>
-      </w:r>
-    </w:p>
-    <w:p>
-      <w:pPr>
-        <w:pStyle w:val="Body"/>
-        <w:numPr>
-          <w:ilvl w:val="1"/>
-          <w:numId w:val="5"/>
-        </w:numPr>
-        <w:rPr>
-          <w:sz w:val="28"/>
-          <w:szCs w:val="28"/>
-          <w:lang w:val="en-US"/>
-        </w:rPr>
-      </w:pPr>
-      <w:r>
-        <w:rPr>
-          <w:sz w:val="28"/>
-          <w:szCs w:val="28"/>
-          <w:rtl w:val="0"/>
-          <w:lang w:val="en-US"/>
-        </w:rPr>
-        <w:t>Hardware Repair / Replacement</w:t>
-      </w:r>
-    </w:p>
-    <w:p>
-      <w:pPr>
-        <w:pStyle w:val="Body"/>
-        <w:numPr>
-          <w:ilvl w:val="1"/>
-          <w:numId w:val="5"/>
-        </w:numPr>
-        <w:rPr>
-          <w:sz w:val="28"/>
-          <w:szCs w:val="28"/>
-          <w:lang w:val="en-US"/>
-        </w:rPr>
-      </w:pPr>
-      <w:r>
-        <w:rPr>
-          <w:sz w:val="28"/>
-          <w:szCs w:val="28"/>
-          <w:rtl w:val="0"/>
-          <w:lang w:val="en-US"/>
-        </w:rPr>
-        <w:t>Discard Device</w:t>
-      </w:r>
-    </w:p>
-    <w:p>
-      <w:pPr>
-        <w:pStyle w:val="Body"/>
-        <w:rPr>
-          <w:sz w:val="24"/>
-          <w:szCs w:val="24"/>
-        </w:rPr>
-      </w:pPr>
-    </w:p>
-    <w:p>
-      <w:pPr>
-        <w:pStyle w:val="Body"/>
-      </w:pPr>
+        <w:t xml:space="preserve"> Applications</w:t>
+      </w:r>
+      <w:r>
+        <w:rPr>
+          <w:sz w:val="28"/>
+          <w:szCs w:val="28"/>
+          <w:rtl w:val="0"/>
+          <w:lang w:val="en-US"/>
+        </w:rPr>
+        <w:t xml:space="preserve"> ( </w:t>
+      </w:r>
+      <w:r>
+        <w:rPr>
+          <w:sz w:val="28"/>
+          <w:szCs w:val="28"/>
+          <w:rtl w:val="0"/>
+        </w:rPr>
+        <w:t>ZScaler</w:t>
+      </w:r>
+      <w:r>
+        <w:rPr>
+          <w:sz w:val="28"/>
+          <w:szCs w:val="28"/>
+          <w:rtl w:val="0"/>
+          <w:lang w:val="en-US"/>
+        </w:rPr>
+        <w:t>…</w:t>
+      </w:r>
+      <w:r>
+        <w:rPr>
+          <w:sz w:val="28"/>
+          <w:szCs w:val="28"/>
+          <w:rtl w:val="0"/>
+          <w:lang w:val="en-US"/>
+        </w:rPr>
+        <w:t>..)</w:t>
+      </w:r>
+    </w:p>
+    <w:p>
+      <w:pPr>
+        <w:pStyle w:val="Body"/>
+        <w:numPr>
+          <w:ilvl w:val="2"/>
+          <w:numId w:val="9"/>
+        </w:numPr>
+        <w:rPr>
+          <w:sz w:val="28"/>
+          <w:szCs w:val="28"/>
+          <w:lang w:val="en-US"/>
+        </w:rPr>
+      </w:pPr>
+      <w:r>
+        <w:rPr>
+          <w:sz w:val="28"/>
+          <w:szCs w:val="28"/>
+          <w:rtl w:val="0"/>
+          <w:lang w:val="en-US"/>
+        </w:rPr>
+        <w:t>New Product Activation</w:t>
+      </w:r>
+    </w:p>
+    <w:p>
+      <w:pPr>
+        <w:pStyle w:val="Body"/>
+        <w:numPr>
+          <w:ilvl w:val="2"/>
+          <w:numId w:val="9"/>
+        </w:numPr>
+        <w:rPr>
+          <w:sz w:val="28"/>
+          <w:szCs w:val="28"/>
+          <w:lang w:val="en-US"/>
+        </w:rPr>
+      </w:pPr>
+      <w:r>
+        <w:rPr>
+          <w:sz w:val="28"/>
+          <w:szCs w:val="28"/>
+          <w:rtl w:val="0"/>
+          <w:lang w:val="en-US"/>
+        </w:rPr>
+        <w:t>Configuration / Setup</w:t>
+      </w:r>
+    </w:p>
+    <w:p>
+      <w:pPr>
+        <w:pStyle w:val="Body"/>
+        <w:numPr>
+          <w:ilvl w:val="2"/>
+          <w:numId w:val="9"/>
+        </w:numPr>
+        <w:rPr>
+          <w:sz w:val="28"/>
+          <w:szCs w:val="28"/>
+          <w:lang w:val="en-US"/>
+        </w:rPr>
+      </w:pPr>
+      <w:r>
+        <w:rPr>
+          <w:sz w:val="28"/>
+          <w:szCs w:val="28"/>
+          <w:rtl w:val="0"/>
+          <w:lang w:val="en-US"/>
+        </w:rPr>
+        <w:t>Access / Permissions</w:t>
+      </w:r>
+    </w:p>
+    <w:p>
+      <w:pPr>
+        <w:pStyle w:val="Body"/>
+        <w:numPr>
+          <w:ilvl w:val="2"/>
+          <w:numId w:val="9"/>
+        </w:numPr>
+        <w:rPr>
+          <w:sz w:val="28"/>
+          <w:szCs w:val="28"/>
+          <w:lang w:val="en-US"/>
+        </w:rPr>
+      </w:pPr>
+      <w:r>
+        <w:rPr>
+          <w:sz w:val="28"/>
+          <w:szCs w:val="28"/>
+          <w:rtl w:val="0"/>
+          <w:lang w:val="en-US"/>
+        </w:rPr>
+        <w:t>Upgrade / Replacement</w:t>
+      </w:r>
+    </w:p>
+    <w:p>
+      <w:pPr>
+        <w:pStyle w:val="Body"/>
+        <w:numPr>
+          <w:ilvl w:val="2"/>
+          <w:numId w:val="9"/>
+        </w:numPr>
+        <w:rPr>
+          <w:sz w:val="28"/>
+          <w:szCs w:val="28"/>
+          <w:lang w:val="en-US"/>
+        </w:rPr>
+      </w:pPr>
+      <w:r>
+        <w:rPr>
+          <w:sz w:val="28"/>
+          <w:szCs w:val="28"/>
+          <w:rtl w:val="0"/>
+          <w:lang w:val="en-US"/>
+        </w:rPr>
+        <w:t>Product Information / Specifications</w:t>
+      </w:r>
       <w:r>
         <w:rPr>
           <w:sz w:val="28"/>
@@ -6357,6 +10166,1030 @@
     </w:lvlOverride>
   </w:num>
   <w:num w:numId="5">
+    <w:abstractNumId w:val="0"/>
+    <w:lvlOverride w:ilvl="0">
+      <w:lvl w:ilvl="0">
+        <w:start w:val="1"/>
+        <w:numFmt w:val="bullet"/>
+        <w:suff w:val="tab"/>
+        <w:lvlText w:val="•"/>
+        <w:lvlJc w:val="left"/>
+        <w:pPr>
+          <w:ind w:left="360" w:hanging="360"/>
+        </w:pPr>
+        <w:rPr>
+          <w:rFonts w:hAnsi="Arial Unicode MS"/>
+          <w:caps w:val="0"/>
+          <w:smallCaps w:val="0"/>
+          <w:strike w:val="0"/>
+          <w:dstrike w:val="0"/>
+          <w:outline w:val="0"/>
+          <w:emboss w:val="0"/>
+          <w:imprint w:val="0"/>
+          <w:spacing w:val="0"/>
+          <w:w w:val="100"/>
+          <w:kern w:val="0"/>
+          <w:position w:val="0"/>
+          <w:highlight w:val="none"/>
+          <w:vertAlign w:val="baseline"/>
+        </w:rPr>
+      </w:lvl>
+    </w:lvlOverride>
+    <w:lvlOverride w:ilvl="1">
+      <w:lvl w:ilvl="1">
+        <w:start w:val="1"/>
+        <w:numFmt w:val="bullet"/>
+        <w:suff w:val="tab"/>
+        <w:lvlText w:val="•"/>
+        <w:lvlJc w:val="left"/>
+        <w:pPr>
+          <w:ind w:left="1080" w:hanging="360"/>
+        </w:pPr>
+        <w:rPr>
+          <w:rFonts w:hAnsi="Arial Unicode MS"/>
+          <w:caps w:val="0"/>
+          <w:smallCaps w:val="0"/>
+          <w:strike w:val="0"/>
+          <w:dstrike w:val="0"/>
+          <w:outline w:val="0"/>
+          <w:emboss w:val="0"/>
+          <w:imprint w:val="0"/>
+          <w:spacing w:val="0"/>
+          <w:w w:val="100"/>
+          <w:kern w:val="0"/>
+          <w:position w:val="0"/>
+          <w:highlight w:val="none"/>
+          <w:vertAlign w:val="baseline"/>
+        </w:rPr>
+      </w:lvl>
+    </w:lvlOverride>
+    <w:lvlOverride w:ilvl="2">
+      <w:lvl w:ilvl="2">
+        <w:start w:val="1"/>
+        <w:numFmt w:val="bullet"/>
+        <w:suff w:val="tab"/>
+        <w:lvlText w:val="•"/>
+        <w:lvlJc w:val="left"/>
+        <w:pPr>
+          <w:ind w:left="1800" w:hanging="360"/>
+        </w:pPr>
+        <w:rPr>
+          <w:rFonts w:hAnsi="Arial Unicode MS"/>
+          <w:caps w:val="0"/>
+          <w:smallCaps w:val="0"/>
+          <w:strike w:val="0"/>
+          <w:dstrike w:val="0"/>
+          <w:outline w:val="0"/>
+          <w:emboss w:val="0"/>
+          <w:imprint w:val="0"/>
+          <w:spacing w:val="0"/>
+          <w:w w:val="100"/>
+          <w:kern w:val="0"/>
+          <w:position w:val="0"/>
+          <w:highlight w:val="none"/>
+          <w:vertAlign w:val="baseline"/>
+        </w:rPr>
+      </w:lvl>
+    </w:lvlOverride>
+    <w:lvlOverride w:ilvl="3">
+      <w:lvl w:ilvl="3">
+        <w:start w:val="1"/>
+        <w:numFmt w:val="bullet"/>
+        <w:suff w:val="tab"/>
+        <w:lvlText w:val="•"/>
+        <w:lvlJc w:val="left"/>
+        <w:pPr>
+          <w:ind w:left="2469" w:hanging="309"/>
+        </w:pPr>
+        <w:rPr>
+          <w:rFonts w:hAnsi="Arial Unicode MS"/>
+          <w:caps w:val="0"/>
+          <w:smallCaps w:val="0"/>
+          <w:strike w:val="0"/>
+          <w:dstrike w:val="0"/>
+          <w:outline w:val="0"/>
+          <w:emboss w:val="0"/>
+          <w:imprint w:val="0"/>
+          <w:spacing w:val="0"/>
+          <w:w w:val="100"/>
+          <w:kern w:val="0"/>
+          <w:position w:val="0"/>
+          <w:highlight w:val="none"/>
+          <w:vertAlign w:val="baseline"/>
+        </w:rPr>
+      </w:lvl>
+    </w:lvlOverride>
+    <w:lvlOverride w:ilvl="4">
+      <w:lvl w:ilvl="4">
+        <w:start w:val="1"/>
+        <w:numFmt w:val="bullet"/>
+        <w:suff w:val="tab"/>
+        <w:lvlText w:val="•"/>
+        <w:lvlJc w:val="left"/>
+        <w:pPr>
+          <w:ind w:left="3189" w:hanging="309"/>
+        </w:pPr>
+        <w:rPr>
+          <w:rFonts w:hAnsi="Arial Unicode MS"/>
+          <w:caps w:val="0"/>
+          <w:smallCaps w:val="0"/>
+          <w:strike w:val="0"/>
+          <w:dstrike w:val="0"/>
+          <w:outline w:val="0"/>
+          <w:emboss w:val="0"/>
+          <w:imprint w:val="0"/>
+          <w:spacing w:val="0"/>
+          <w:w w:val="100"/>
+          <w:kern w:val="0"/>
+          <w:position w:val="0"/>
+          <w:highlight w:val="none"/>
+          <w:vertAlign w:val="baseline"/>
+        </w:rPr>
+      </w:lvl>
+    </w:lvlOverride>
+    <w:lvlOverride w:ilvl="5">
+      <w:lvl w:ilvl="5">
+        <w:start w:val="1"/>
+        <w:numFmt w:val="bullet"/>
+        <w:suff w:val="tab"/>
+        <w:lvlText w:val="•"/>
+        <w:lvlJc w:val="left"/>
+        <w:pPr>
+          <w:ind w:left="3909" w:hanging="309"/>
+        </w:pPr>
+        <w:rPr>
+          <w:rFonts w:hAnsi="Arial Unicode MS"/>
+          <w:caps w:val="0"/>
+          <w:smallCaps w:val="0"/>
+          <w:strike w:val="0"/>
+          <w:dstrike w:val="0"/>
+          <w:outline w:val="0"/>
+          <w:emboss w:val="0"/>
+          <w:imprint w:val="0"/>
+          <w:spacing w:val="0"/>
+          <w:w w:val="100"/>
+          <w:kern w:val="0"/>
+          <w:position w:val="0"/>
+          <w:highlight w:val="none"/>
+          <w:vertAlign w:val="baseline"/>
+        </w:rPr>
+      </w:lvl>
+    </w:lvlOverride>
+    <w:lvlOverride w:ilvl="6">
+      <w:lvl w:ilvl="6">
+        <w:start w:val="1"/>
+        <w:numFmt w:val="bullet"/>
+        <w:suff w:val="tab"/>
+        <w:lvlText w:val="•"/>
+        <w:lvlJc w:val="left"/>
+        <w:pPr>
+          <w:ind w:left="4629" w:hanging="309"/>
+        </w:pPr>
+        <w:rPr>
+          <w:rFonts w:hAnsi="Arial Unicode MS"/>
+          <w:caps w:val="0"/>
+          <w:smallCaps w:val="0"/>
+          <w:strike w:val="0"/>
+          <w:dstrike w:val="0"/>
+          <w:outline w:val="0"/>
+          <w:emboss w:val="0"/>
+          <w:imprint w:val="0"/>
+          <w:spacing w:val="0"/>
+          <w:w w:val="100"/>
+          <w:kern w:val="0"/>
+          <w:position w:val="0"/>
+          <w:highlight w:val="none"/>
+          <w:vertAlign w:val="baseline"/>
+        </w:rPr>
+      </w:lvl>
+    </w:lvlOverride>
+    <w:lvlOverride w:ilvl="7">
+      <w:lvl w:ilvl="7">
+        <w:start w:val="1"/>
+        <w:numFmt w:val="bullet"/>
+        <w:suff w:val="tab"/>
+        <w:lvlText w:val="•"/>
+        <w:lvlJc w:val="left"/>
+        <w:pPr>
+          <w:ind w:left="5349" w:hanging="309"/>
+        </w:pPr>
+        <w:rPr>
+          <w:rFonts w:hAnsi="Arial Unicode MS"/>
+          <w:caps w:val="0"/>
+          <w:smallCaps w:val="0"/>
+          <w:strike w:val="0"/>
+          <w:dstrike w:val="0"/>
+          <w:outline w:val="0"/>
+          <w:emboss w:val="0"/>
+          <w:imprint w:val="0"/>
+          <w:spacing w:val="0"/>
+          <w:w w:val="100"/>
+          <w:kern w:val="0"/>
+          <w:position w:val="0"/>
+          <w:highlight w:val="none"/>
+          <w:vertAlign w:val="baseline"/>
+        </w:rPr>
+      </w:lvl>
+    </w:lvlOverride>
+    <w:lvlOverride w:ilvl="8">
+      <w:lvl w:ilvl="8">
+        <w:start w:val="1"/>
+        <w:numFmt w:val="bullet"/>
+        <w:suff w:val="tab"/>
+        <w:lvlText w:val="•"/>
+        <w:lvlJc w:val="left"/>
+        <w:pPr>
+          <w:ind w:left="6069" w:hanging="309"/>
+        </w:pPr>
+        <w:rPr>
+          <w:rFonts w:hAnsi="Arial Unicode MS"/>
+          <w:caps w:val="0"/>
+          <w:smallCaps w:val="0"/>
+          <w:strike w:val="0"/>
+          <w:dstrike w:val="0"/>
+          <w:outline w:val="0"/>
+          <w:emboss w:val="0"/>
+          <w:imprint w:val="0"/>
+          <w:spacing w:val="0"/>
+          <w:w w:val="100"/>
+          <w:kern w:val="0"/>
+          <w:position w:val="0"/>
+          <w:highlight w:val="none"/>
+          <w:vertAlign w:val="baseline"/>
+        </w:rPr>
+      </w:lvl>
+    </w:lvlOverride>
+  </w:num>
+  <w:num w:numId="6">
+    <w:abstractNumId w:val="0"/>
+    <w:lvlOverride w:ilvl="0">
+      <w:lvl w:ilvl="0">
+        <w:start w:val="1"/>
+        <w:numFmt w:val="bullet"/>
+        <w:suff w:val="tab"/>
+        <w:lvlText w:val="•"/>
+        <w:lvlJc w:val="left"/>
+        <w:pPr>
+          <w:ind w:left="360" w:hanging="360"/>
+        </w:pPr>
+        <w:rPr>
+          <w:rFonts w:hAnsi="Arial Unicode MS"/>
+          <w:b w:val="1"/>
+          <w:bCs w:val="1"/>
+          <w:caps w:val="0"/>
+          <w:smallCaps w:val="0"/>
+          <w:strike w:val="0"/>
+          <w:dstrike w:val="0"/>
+          <w:outline w:val="0"/>
+          <w:emboss w:val="0"/>
+          <w:imprint w:val="0"/>
+          <w:spacing w:val="0"/>
+          <w:w w:val="100"/>
+          <w:kern w:val="0"/>
+          <w:position w:val="0"/>
+          <w:highlight w:val="none"/>
+          <w:vertAlign w:val="baseline"/>
+        </w:rPr>
+      </w:lvl>
+    </w:lvlOverride>
+    <w:lvlOverride w:ilvl="1">
+      <w:lvl w:ilvl="1">
+        <w:start w:val="1"/>
+        <w:numFmt w:val="bullet"/>
+        <w:suff w:val="tab"/>
+        <w:lvlText w:val="•"/>
+        <w:lvlJc w:val="left"/>
+        <w:pPr>
+          <w:ind w:left="1080" w:hanging="360"/>
+        </w:pPr>
+        <w:rPr>
+          <w:rFonts w:hAnsi="Arial Unicode MS"/>
+          <w:b w:val="1"/>
+          <w:bCs w:val="1"/>
+          <w:caps w:val="0"/>
+          <w:smallCaps w:val="0"/>
+          <w:strike w:val="0"/>
+          <w:dstrike w:val="0"/>
+          <w:outline w:val="0"/>
+          <w:emboss w:val="0"/>
+          <w:imprint w:val="0"/>
+          <w:spacing w:val="0"/>
+          <w:w w:val="100"/>
+          <w:kern w:val="0"/>
+          <w:position w:val="0"/>
+          <w:highlight w:val="none"/>
+          <w:vertAlign w:val="baseline"/>
+        </w:rPr>
+      </w:lvl>
+    </w:lvlOverride>
+    <w:lvlOverride w:ilvl="2">
+      <w:lvl w:ilvl="2">
+        <w:start w:val="1"/>
+        <w:numFmt w:val="bullet"/>
+        <w:suff w:val="tab"/>
+        <w:lvlText w:val="•"/>
+        <w:lvlJc w:val="left"/>
+        <w:pPr>
+          <w:ind w:left="1800" w:hanging="360"/>
+        </w:pPr>
+        <w:rPr>
+          <w:rFonts w:hAnsi="Arial Unicode MS"/>
+          <w:caps w:val="0"/>
+          <w:smallCaps w:val="0"/>
+          <w:strike w:val="0"/>
+          <w:dstrike w:val="0"/>
+          <w:outline w:val="0"/>
+          <w:emboss w:val="0"/>
+          <w:imprint w:val="0"/>
+          <w:spacing w:val="0"/>
+          <w:w w:val="100"/>
+          <w:kern w:val="0"/>
+          <w:position w:val="0"/>
+          <w:highlight w:val="none"/>
+          <w:vertAlign w:val="baseline"/>
+        </w:rPr>
+      </w:lvl>
+    </w:lvlOverride>
+    <w:lvlOverride w:ilvl="3">
+      <w:lvl w:ilvl="3">
+        <w:start w:val="1"/>
+        <w:numFmt w:val="bullet"/>
+        <w:suff w:val="tab"/>
+        <w:lvlText w:val="•"/>
+        <w:lvlJc w:val="left"/>
+        <w:pPr>
+          <w:ind w:left="2520" w:hanging="360"/>
+        </w:pPr>
+        <w:rPr>
+          <w:rFonts w:hAnsi="Arial Unicode MS"/>
+          <w:caps w:val="0"/>
+          <w:smallCaps w:val="0"/>
+          <w:strike w:val="0"/>
+          <w:dstrike w:val="0"/>
+          <w:outline w:val="0"/>
+          <w:emboss w:val="0"/>
+          <w:imprint w:val="0"/>
+          <w:spacing w:val="0"/>
+          <w:w w:val="100"/>
+          <w:kern w:val="0"/>
+          <w:position w:val="0"/>
+          <w:highlight w:val="none"/>
+          <w:vertAlign w:val="baseline"/>
+        </w:rPr>
+      </w:lvl>
+    </w:lvlOverride>
+    <w:lvlOverride w:ilvl="4">
+      <w:lvl w:ilvl="4">
+        <w:start w:val="1"/>
+        <w:numFmt w:val="bullet"/>
+        <w:suff w:val="tab"/>
+        <w:lvlText w:val="•"/>
+        <w:lvlJc w:val="left"/>
+        <w:pPr>
+          <w:ind w:left="3240" w:hanging="360"/>
+        </w:pPr>
+        <w:rPr>
+          <w:rFonts w:hAnsi="Arial Unicode MS"/>
+          <w:caps w:val="0"/>
+          <w:smallCaps w:val="0"/>
+          <w:strike w:val="0"/>
+          <w:dstrike w:val="0"/>
+          <w:outline w:val="0"/>
+          <w:emboss w:val="0"/>
+          <w:imprint w:val="0"/>
+          <w:spacing w:val="0"/>
+          <w:w w:val="100"/>
+          <w:kern w:val="0"/>
+          <w:position w:val="0"/>
+          <w:highlight w:val="none"/>
+          <w:vertAlign w:val="baseline"/>
+        </w:rPr>
+      </w:lvl>
+    </w:lvlOverride>
+    <w:lvlOverride w:ilvl="5">
+      <w:lvl w:ilvl="5">
+        <w:start w:val="1"/>
+        <w:numFmt w:val="bullet"/>
+        <w:suff w:val="tab"/>
+        <w:lvlText w:val="•"/>
+        <w:lvlJc w:val="left"/>
+        <w:pPr>
+          <w:ind w:left="3960" w:hanging="360"/>
+        </w:pPr>
+        <w:rPr>
+          <w:rFonts w:hAnsi="Arial Unicode MS"/>
+          <w:caps w:val="0"/>
+          <w:smallCaps w:val="0"/>
+          <w:strike w:val="0"/>
+          <w:dstrike w:val="0"/>
+          <w:outline w:val="0"/>
+          <w:emboss w:val="0"/>
+          <w:imprint w:val="0"/>
+          <w:spacing w:val="0"/>
+          <w:w w:val="100"/>
+          <w:kern w:val="0"/>
+          <w:position w:val="0"/>
+          <w:highlight w:val="none"/>
+          <w:vertAlign w:val="baseline"/>
+        </w:rPr>
+      </w:lvl>
+    </w:lvlOverride>
+    <w:lvlOverride w:ilvl="6">
+      <w:lvl w:ilvl="6">
+        <w:start w:val="1"/>
+        <w:numFmt w:val="bullet"/>
+        <w:suff w:val="tab"/>
+        <w:lvlText w:val="•"/>
+        <w:lvlJc w:val="left"/>
+        <w:pPr>
+          <w:ind w:left="4680" w:hanging="360"/>
+        </w:pPr>
+        <w:rPr>
+          <w:rFonts w:hAnsi="Arial Unicode MS"/>
+          <w:caps w:val="0"/>
+          <w:smallCaps w:val="0"/>
+          <w:strike w:val="0"/>
+          <w:dstrike w:val="0"/>
+          <w:outline w:val="0"/>
+          <w:emboss w:val="0"/>
+          <w:imprint w:val="0"/>
+          <w:spacing w:val="0"/>
+          <w:w w:val="100"/>
+          <w:kern w:val="0"/>
+          <w:position w:val="0"/>
+          <w:highlight w:val="none"/>
+          <w:vertAlign w:val="baseline"/>
+        </w:rPr>
+      </w:lvl>
+    </w:lvlOverride>
+    <w:lvlOverride w:ilvl="7">
+      <w:lvl w:ilvl="7">
+        <w:start w:val="1"/>
+        <w:numFmt w:val="bullet"/>
+        <w:suff w:val="tab"/>
+        <w:lvlText w:val="•"/>
+        <w:lvlJc w:val="left"/>
+        <w:pPr>
+          <w:ind w:left="5400" w:hanging="360"/>
+        </w:pPr>
+        <w:rPr>
+          <w:rFonts w:hAnsi="Arial Unicode MS"/>
+          <w:caps w:val="0"/>
+          <w:smallCaps w:val="0"/>
+          <w:strike w:val="0"/>
+          <w:dstrike w:val="0"/>
+          <w:outline w:val="0"/>
+          <w:emboss w:val="0"/>
+          <w:imprint w:val="0"/>
+          <w:spacing w:val="0"/>
+          <w:w w:val="100"/>
+          <w:kern w:val="0"/>
+          <w:position w:val="0"/>
+          <w:highlight w:val="none"/>
+          <w:vertAlign w:val="baseline"/>
+        </w:rPr>
+      </w:lvl>
+    </w:lvlOverride>
+    <w:lvlOverride w:ilvl="8">
+      <w:lvl w:ilvl="8">
+        <w:start w:val="1"/>
+        <w:numFmt w:val="bullet"/>
+        <w:suff w:val="tab"/>
+        <w:lvlText w:val="•"/>
+        <w:lvlJc w:val="left"/>
+        <w:pPr>
+          <w:ind w:left="6120" w:hanging="360"/>
+        </w:pPr>
+        <w:rPr>
+          <w:rFonts w:hAnsi="Arial Unicode MS"/>
+          <w:caps w:val="0"/>
+          <w:smallCaps w:val="0"/>
+          <w:strike w:val="0"/>
+          <w:dstrike w:val="0"/>
+          <w:outline w:val="0"/>
+          <w:emboss w:val="0"/>
+          <w:imprint w:val="0"/>
+          <w:spacing w:val="0"/>
+          <w:w w:val="100"/>
+          <w:kern w:val="0"/>
+          <w:position w:val="0"/>
+          <w:highlight w:val="none"/>
+          <w:vertAlign w:val="baseline"/>
+        </w:rPr>
+      </w:lvl>
+    </w:lvlOverride>
+  </w:num>
+  <w:num w:numId="7">
+    <w:abstractNumId w:val="0"/>
+    <w:lvlOverride w:ilvl="0">
+      <w:lvl w:ilvl="0">
+        <w:start w:val="1"/>
+        <w:numFmt w:val="bullet"/>
+        <w:suff w:val="tab"/>
+        <w:lvlText w:val="•"/>
+        <w:lvlJc w:val="left"/>
+        <w:pPr>
+          <w:ind w:left="360" w:hanging="360"/>
+        </w:pPr>
+        <w:rPr>
+          <w:rFonts w:hAnsi="Arial Unicode MS"/>
+          <w:caps w:val="0"/>
+          <w:smallCaps w:val="0"/>
+          <w:strike w:val="0"/>
+          <w:dstrike w:val="0"/>
+          <w:outline w:val="0"/>
+          <w:emboss w:val="0"/>
+          <w:imprint w:val="0"/>
+          <w:spacing w:val="0"/>
+          <w:w w:val="100"/>
+          <w:kern w:val="0"/>
+          <w:position w:val="0"/>
+          <w:highlight w:val="none"/>
+          <w:vertAlign w:val="baseline"/>
+        </w:rPr>
+      </w:lvl>
+    </w:lvlOverride>
+    <w:lvlOverride w:ilvl="1">
+      <w:lvl w:ilvl="1">
+        <w:start w:val="1"/>
+        <w:numFmt w:val="bullet"/>
+        <w:suff w:val="tab"/>
+        <w:lvlText w:val="•"/>
+        <w:lvlJc w:val="left"/>
+        <w:pPr>
+          <w:ind w:left="1080" w:hanging="360"/>
+        </w:pPr>
+        <w:rPr>
+          <w:rFonts w:hAnsi="Arial Unicode MS"/>
+          <w:caps w:val="0"/>
+          <w:smallCaps w:val="0"/>
+          <w:strike w:val="0"/>
+          <w:dstrike w:val="0"/>
+          <w:outline w:val="0"/>
+          <w:emboss w:val="0"/>
+          <w:imprint w:val="0"/>
+          <w:spacing w:val="0"/>
+          <w:w w:val="100"/>
+          <w:kern w:val="0"/>
+          <w:position w:val="0"/>
+          <w:highlight w:val="none"/>
+          <w:vertAlign w:val="baseline"/>
+        </w:rPr>
+      </w:lvl>
+    </w:lvlOverride>
+    <w:lvlOverride w:ilvl="2">
+      <w:lvl w:ilvl="2">
+        <w:start w:val="1"/>
+        <w:numFmt w:val="bullet"/>
+        <w:suff w:val="tab"/>
+        <w:lvlText w:val="•"/>
+        <w:lvlJc w:val="left"/>
+        <w:pPr>
+          <w:ind w:left="1800" w:hanging="360"/>
+        </w:pPr>
+        <w:rPr>
+          <w:rFonts w:hAnsi="Arial Unicode MS"/>
+          <w:caps w:val="0"/>
+          <w:smallCaps w:val="0"/>
+          <w:strike w:val="0"/>
+          <w:dstrike w:val="0"/>
+          <w:outline w:val="0"/>
+          <w:emboss w:val="0"/>
+          <w:imprint w:val="0"/>
+          <w:spacing w:val="0"/>
+          <w:w w:val="100"/>
+          <w:kern w:val="0"/>
+          <w:position w:val="0"/>
+          <w:highlight w:val="none"/>
+          <w:vertAlign w:val="baseline"/>
+        </w:rPr>
+      </w:lvl>
+    </w:lvlOverride>
+    <w:lvlOverride w:ilvl="3">
+      <w:lvl w:ilvl="3">
+        <w:start w:val="1"/>
+        <w:numFmt w:val="bullet"/>
+        <w:suff w:val="tab"/>
+        <w:lvlText w:val="•"/>
+        <w:lvlJc w:val="left"/>
+        <w:pPr>
+          <w:ind w:left="2520" w:hanging="360"/>
+        </w:pPr>
+        <w:rPr>
+          <w:rFonts w:hAnsi="Arial Unicode MS"/>
+          <w:caps w:val="0"/>
+          <w:smallCaps w:val="0"/>
+          <w:strike w:val="0"/>
+          <w:dstrike w:val="0"/>
+          <w:outline w:val="0"/>
+          <w:emboss w:val="0"/>
+          <w:imprint w:val="0"/>
+          <w:spacing w:val="0"/>
+          <w:w w:val="100"/>
+          <w:kern w:val="0"/>
+          <w:position w:val="0"/>
+          <w:highlight w:val="none"/>
+          <w:vertAlign w:val="baseline"/>
+        </w:rPr>
+      </w:lvl>
+    </w:lvlOverride>
+    <w:lvlOverride w:ilvl="4">
+      <w:lvl w:ilvl="4">
+        <w:start w:val="1"/>
+        <w:numFmt w:val="bullet"/>
+        <w:suff w:val="tab"/>
+        <w:lvlText w:val="•"/>
+        <w:lvlJc w:val="left"/>
+        <w:pPr>
+          <w:ind w:left="3240" w:hanging="360"/>
+        </w:pPr>
+        <w:rPr>
+          <w:rFonts w:hAnsi="Arial Unicode MS"/>
+          <w:caps w:val="0"/>
+          <w:smallCaps w:val="0"/>
+          <w:strike w:val="0"/>
+          <w:dstrike w:val="0"/>
+          <w:outline w:val="0"/>
+          <w:emboss w:val="0"/>
+          <w:imprint w:val="0"/>
+          <w:spacing w:val="0"/>
+          <w:w w:val="100"/>
+          <w:kern w:val="0"/>
+          <w:position w:val="0"/>
+          <w:highlight w:val="none"/>
+          <w:vertAlign w:val="baseline"/>
+        </w:rPr>
+      </w:lvl>
+    </w:lvlOverride>
+    <w:lvlOverride w:ilvl="5">
+      <w:lvl w:ilvl="5">
+        <w:start w:val="1"/>
+        <w:numFmt w:val="bullet"/>
+        <w:suff w:val="tab"/>
+        <w:lvlText w:val="•"/>
+        <w:lvlJc w:val="left"/>
+        <w:pPr>
+          <w:ind w:left="3960" w:hanging="360"/>
+        </w:pPr>
+        <w:rPr>
+          <w:rFonts w:hAnsi="Arial Unicode MS"/>
+          <w:caps w:val="0"/>
+          <w:smallCaps w:val="0"/>
+          <w:strike w:val="0"/>
+          <w:dstrike w:val="0"/>
+          <w:outline w:val="0"/>
+          <w:emboss w:val="0"/>
+          <w:imprint w:val="0"/>
+          <w:spacing w:val="0"/>
+          <w:w w:val="100"/>
+          <w:kern w:val="0"/>
+          <w:position w:val="0"/>
+          <w:highlight w:val="none"/>
+          <w:vertAlign w:val="baseline"/>
+        </w:rPr>
+      </w:lvl>
+    </w:lvlOverride>
+    <w:lvlOverride w:ilvl="6">
+      <w:lvl w:ilvl="6">
+        <w:start w:val="1"/>
+        <w:numFmt w:val="bullet"/>
+        <w:suff w:val="tab"/>
+        <w:lvlText w:val="•"/>
+        <w:lvlJc w:val="left"/>
+        <w:pPr>
+          <w:ind w:left="4680" w:hanging="360"/>
+        </w:pPr>
+        <w:rPr>
+          <w:rFonts w:hAnsi="Arial Unicode MS"/>
+          <w:caps w:val="0"/>
+          <w:smallCaps w:val="0"/>
+          <w:strike w:val="0"/>
+          <w:dstrike w:val="0"/>
+          <w:outline w:val="0"/>
+          <w:emboss w:val="0"/>
+          <w:imprint w:val="0"/>
+          <w:spacing w:val="0"/>
+          <w:w w:val="100"/>
+          <w:kern w:val="0"/>
+          <w:position w:val="0"/>
+          <w:highlight w:val="none"/>
+          <w:vertAlign w:val="baseline"/>
+        </w:rPr>
+      </w:lvl>
+    </w:lvlOverride>
+    <w:lvlOverride w:ilvl="7">
+      <w:lvl w:ilvl="7">
+        <w:start w:val="1"/>
+        <w:numFmt w:val="bullet"/>
+        <w:suff w:val="tab"/>
+        <w:lvlText w:val="•"/>
+        <w:lvlJc w:val="left"/>
+        <w:pPr>
+          <w:ind w:left="5400" w:hanging="360"/>
+        </w:pPr>
+        <w:rPr>
+          <w:rFonts w:hAnsi="Arial Unicode MS"/>
+          <w:caps w:val="0"/>
+          <w:smallCaps w:val="0"/>
+          <w:strike w:val="0"/>
+          <w:dstrike w:val="0"/>
+          <w:outline w:val="0"/>
+          <w:emboss w:val="0"/>
+          <w:imprint w:val="0"/>
+          <w:spacing w:val="0"/>
+          <w:w w:val="100"/>
+          <w:kern w:val="0"/>
+          <w:position w:val="0"/>
+          <w:highlight w:val="none"/>
+          <w:vertAlign w:val="baseline"/>
+        </w:rPr>
+      </w:lvl>
+    </w:lvlOverride>
+    <w:lvlOverride w:ilvl="8">
+      <w:lvl w:ilvl="8">
+        <w:start w:val="1"/>
+        <w:numFmt w:val="bullet"/>
+        <w:suff w:val="tab"/>
+        <w:lvlText w:val="•"/>
+        <w:lvlJc w:val="left"/>
+        <w:pPr>
+          <w:ind w:left="6120" w:hanging="360"/>
+        </w:pPr>
+        <w:rPr>
+          <w:rFonts w:hAnsi="Arial Unicode MS"/>
+          <w:caps w:val="0"/>
+          <w:smallCaps w:val="0"/>
+          <w:strike w:val="0"/>
+          <w:dstrike w:val="0"/>
+          <w:outline w:val="0"/>
+          <w:emboss w:val="0"/>
+          <w:imprint w:val="0"/>
+          <w:spacing w:val="0"/>
+          <w:w w:val="100"/>
+          <w:kern w:val="0"/>
+          <w:position w:val="0"/>
+          <w:highlight w:val="none"/>
+          <w:vertAlign w:val="baseline"/>
+        </w:rPr>
+      </w:lvl>
+    </w:lvlOverride>
+  </w:num>
+  <w:num w:numId="8">
+    <w:abstractNumId w:val="0"/>
+    <w:lvlOverride w:ilvl="0">
+      <w:lvl w:ilvl="0">
+        <w:start w:val="1"/>
+        <w:numFmt w:val="bullet"/>
+        <w:suff w:val="tab"/>
+        <w:lvlText w:val="•"/>
+        <w:lvlJc w:val="left"/>
+        <w:pPr>
+          <w:ind w:left="360" w:hanging="360"/>
+        </w:pPr>
+        <w:rPr>
+          <w:rFonts w:hAnsi="Arial Unicode MS"/>
+          <w:caps w:val="0"/>
+          <w:smallCaps w:val="0"/>
+          <w:strike w:val="0"/>
+          <w:dstrike w:val="0"/>
+          <w:outline w:val="0"/>
+          <w:emboss w:val="0"/>
+          <w:imprint w:val="0"/>
+          <w:spacing w:val="0"/>
+          <w:w w:val="100"/>
+          <w:kern w:val="0"/>
+          <w:position w:val="0"/>
+          <w:highlight w:val="none"/>
+          <w:vertAlign w:val="baseline"/>
+        </w:rPr>
+      </w:lvl>
+    </w:lvlOverride>
+    <w:lvlOverride w:ilvl="1">
+      <w:lvl w:ilvl="1">
+        <w:start w:val="1"/>
+        <w:numFmt w:val="bullet"/>
+        <w:suff w:val="tab"/>
+        <w:lvlText w:val="•"/>
+        <w:lvlJc w:val="left"/>
+        <w:pPr>
+          <w:ind w:left="1080" w:hanging="360"/>
+        </w:pPr>
+        <w:rPr>
+          <w:rFonts w:hAnsi="Arial Unicode MS"/>
+          <w:caps w:val="0"/>
+          <w:smallCaps w:val="0"/>
+          <w:strike w:val="0"/>
+          <w:dstrike w:val="0"/>
+          <w:outline w:val="0"/>
+          <w:emboss w:val="0"/>
+          <w:imprint w:val="0"/>
+          <w:spacing w:val="0"/>
+          <w:w w:val="100"/>
+          <w:kern w:val="0"/>
+          <w:position w:val="0"/>
+          <w:highlight w:val="none"/>
+          <w:vertAlign w:val="baseline"/>
+        </w:rPr>
+      </w:lvl>
+    </w:lvlOverride>
+    <w:lvlOverride w:ilvl="2">
+      <w:lvl w:ilvl="2">
+        <w:start w:val="1"/>
+        <w:numFmt w:val="bullet"/>
+        <w:suff w:val="tab"/>
+        <w:lvlText w:val="•"/>
+        <w:lvlJc w:val="left"/>
+        <w:pPr>
+          <w:ind w:left="1800" w:hanging="360"/>
+        </w:pPr>
+        <w:rPr>
+          <w:rFonts w:hAnsi="Arial Unicode MS"/>
+          <w:caps w:val="0"/>
+          <w:smallCaps w:val="0"/>
+          <w:strike w:val="0"/>
+          <w:dstrike w:val="0"/>
+          <w:outline w:val="0"/>
+          <w:emboss w:val="0"/>
+          <w:imprint w:val="0"/>
+          <w:spacing w:val="0"/>
+          <w:w w:val="100"/>
+          <w:kern w:val="0"/>
+          <w:position w:val="0"/>
+          <w:highlight w:val="none"/>
+          <w:vertAlign w:val="baseline"/>
+        </w:rPr>
+      </w:lvl>
+    </w:lvlOverride>
+    <w:lvlOverride w:ilvl="3">
+      <w:lvl w:ilvl="3">
+        <w:start w:val="1"/>
+        <w:numFmt w:val="bullet"/>
+        <w:suff w:val="tab"/>
+        <w:lvlText w:val="•"/>
+        <w:lvlJc w:val="left"/>
+        <w:pPr>
+          <w:ind w:left="2520" w:hanging="360"/>
+        </w:pPr>
+        <w:rPr>
+          <w:rFonts w:hAnsi="Arial Unicode MS"/>
+          <w:caps w:val="0"/>
+          <w:smallCaps w:val="0"/>
+          <w:strike w:val="0"/>
+          <w:dstrike w:val="0"/>
+          <w:outline w:val="0"/>
+          <w:emboss w:val="0"/>
+          <w:imprint w:val="0"/>
+          <w:spacing w:val="0"/>
+          <w:w w:val="100"/>
+          <w:kern w:val="0"/>
+          <w:position w:val="0"/>
+          <w:highlight w:val="none"/>
+          <w:vertAlign w:val="baseline"/>
+        </w:rPr>
+      </w:lvl>
+    </w:lvlOverride>
+    <w:lvlOverride w:ilvl="4">
+      <w:lvl w:ilvl="4">
+        <w:start w:val="1"/>
+        <w:numFmt w:val="bullet"/>
+        <w:suff w:val="tab"/>
+        <w:lvlText w:val="•"/>
+        <w:lvlJc w:val="left"/>
+        <w:pPr>
+          <w:ind w:left="3240" w:hanging="360"/>
+        </w:pPr>
+        <w:rPr>
+          <w:rFonts w:hAnsi="Arial Unicode MS"/>
+          <w:caps w:val="0"/>
+          <w:smallCaps w:val="0"/>
+          <w:strike w:val="0"/>
+          <w:dstrike w:val="0"/>
+          <w:outline w:val="0"/>
+          <w:emboss w:val="0"/>
+          <w:imprint w:val="0"/>
+          <w:spacing w:val="0"/>
+          <w:w w:val="100"/>
+          <w:kern w:val="0"/>
+          <w:position w:val="0"/>
+          <w:highlight w:val="none"/>
+          <w:vertAlign w:val="baseline"/>
+        </w:rPr>
+      </w:lvl>
+    </w:lvlOverride>
+    <w:lvlOverride w:ilvl="5">
+      <w:lvl w:ilvl="5">
+        <w:start w:val="1"/>
+        <w:numFmt w:val="bullet"/>
+        <w:suff w:val="tab"/>
+        <w:lvlText w:val="•"/>
+        <w:lvlJc w:val="left"/>
+        <w:pPr>
+          <w:ind w:left="3960" w:hanging="360"/>
+        </w:pPr>
+        <w:rPr>
+          <w:rFonts w:hAnsi="Arial Unicode MS"/>
+          <w:caps w:val="0"/>
+          <w:smallCaps w:val="0"/>
+          <w:strike w:val="0"/>
+          <w:dstrike w:val="0"/>
+          <w:outline w:val="0"/>
+          <w:emboss w:val="0"/>
+          <w:imprint w:val="0"/>
+          <w:spacing w:val="0"/>
+          <w:w w:val="100"/>
+          <w:kern w:val="0"/>
+          <w:position w:val="0"/>
+          <w:highlight w:val="none"/>
+          <w:vertAlign w:val="baseline"/>
+        </w:rPr>
+      </w:lvl>
+    </w:lvlOverride>
+    <w:lvlOverride w:ilvl="6">
+      <w:lvl w:ilvl="6">
+        <w:start w:val="1"/>
+        <w:numFmt w:val="bullet"/>
+        <w:suff w:val="tab"/>
+        <w:lvlText w:val="•"/>
+        <w:lvlJc w:val="left"/>
+        <w:pPr>
+          <w:ind w:left="4680" w:hanging="360"/>
+        </w:pPr>
+        <w:rPr>
+          <w:rFonts w:hAnsi="Arial Unicode MS"/>
+          <w:caps w:val="0"/>
+          <w:smallCaps w:val="0"/>
+          <w:strike w:val="0"/>
+          <w:dstrike w:val="0"/>
+          <w:outline w:val="0"/>
+          <w:emboss w:val="0"/>
+          <w:imprint w:val="0"/>
+          <w:spacing w:val="0"/>
+          <w:w w:val="100"/>
+          <w:kern w:val="0"/>
+          <w:position w:val="0"/>
+          <w:highlight w:val="none"/>
+          <w:vertAlign w:val="baseline"/>
+        </w:rPr>
+      </w:lvl>
+    </w:lvlOverride>
+    <w:lvlOverride w:ilvl="7">
+      <w:lvl w:ilvl="7">
+        <w:start w:val="1"/>
+        <w:numFmt w:val="bullet"/>
+        <w:suff w:val="tab"/>
+        <w:lvlText w:val="•"/>
+        <w:lvlJc w:val="left"/>
+        <w:pPr>
+          <w:ind w:left="5400" w:hanging="360"/>
+        </w:pPr>
+        <w:rPr>
+          <w:rFonts w:hAnsi="Arial Unicode MS"/>
+          <w:caps w:val="0"/>
+          <w:smallCaps w:val="0"/>
+          <w:strike w:val="0"/>
+          <w:dstrike w:val="0"/>
+          <w:outline w:val="0"/>
+          <w:emboss w:val="0"/>
+          <w:imprint w:val="0"/>
+          <w:spacing w:val="0"/>
+          <w:w w:val="100"/>
+          <w:kern w:val="0"/>
+          <w:position w:val="0"/>
+          <w:highlight w:val="none"/>
+          <w:vertAlign w:val="baseline"/>
+        </w:rPr>
+      </w:lvl>
+    </w:lvlOverride>
+    <w:lvlOverride w:ilvl="8">
+      <w:lvl w:ilvl="8">
+        <w:start w:val="1"/>
+        <w:numFmt w:val="bullet"/>
+        <w:suff w:val="tab"/>
+        <w:lvlText w:val="•"/>
+        <w:lvlJc w:val="left"/>
+        <w:pPr>
+          <w:ind w:left="6120" w:hanging="360"/>
+        </w:pPr>
+        <w:rPr>
+          <w:rFonts w:hAnsi="Arial Unicode MS"/>
+          <w:caps w:val="0"/>
+          <w:smallCaps w:val="0"/>
+          <w:strike w:val="0"/>
+          <w:dstrike w:val="0"/>
+          <w:outline w:val="0"/>
+          <w:emboss w:val="0"/>
+          <w:imprint w:val="0"/>
+          <w:spacing w:val="0"/>
+          <w:w w:val="100"/>
+          <w:kern w:val="0"/>
+          <w:position w:val="0"/>
+          <w:highlight w:val="none"/>
+          <w:vertAlign w:val="baseline"/>
+        </w:rPr>
+      </w:lvl>
+    </w:lvlOverride>
+  </w:num>
+  <w:num w:numId="9">
     <w:abstractNumId w:val="0"/>
     <w:lvlOverride w:ilvl="0">
       <w:lvl w:ilvl="0">
